--- a/sefer-edition/book-rewrites/2024-09-02 — אֱמוּנָה בְּבִיאַת הַמָּשִׁיחַ — Sefer Edition — styled.docx
+++ b/sefer-edition/book-rewrites/2024-09-02 — אֱמוּנָה בְּבִיאַת הַמָּשִׁיחַ — Sefer Edition — styled.docx
@@ -61,7 +61,27 @@
           <w:color w:val="1A1A1A"/>
           <w:sz w:val="22"/>
         </w:rPr>
-        <w:t xml:space="preserve"> the mother of Rav Feige. Delivered the morning after the murder of six </w:t>
+        <w:t xml:space="preserve"> (</w:t>
+      </w:r>
+      <w:r>
+        <w:rPr>
+          <w:rFonts w:ascii="SBL Hebrew" w:hAnsi="SBL Hebrew" w:cs="SBL Hebrew" w:eastAsia="SBL Hebrew"/>
+          <w:b w:val="0"/>
+          <w:i w:val="0"/>
+          <w:color w:val="1A1A1A"/>
+          <w:sz w:val="22"/>
+        </w:rPr>
+        <w:t>לְעִלּוּי נִשְׁמַת</w:t>
+      </w:r>
+      <w:r>
+        <w:rPr>
+          <w:rFonts w:ascii="Georgia" w:hAnsi="Georgia" w:cs="SBL Hebrew" w:eastAsia="Georgia"/>
+          <w:b w:val="0"/>
+          <w:i w:val="0"/>
+          <w:color w:val="1A1A1A"/>
+          <w:sz w:val="22"/>
+        </w:rPr>
+        <w:t xml:space="preserve">) the mother of Rav Feige. Delivered the morning after the murder of six </w:t>
       </w:r>
       <w:r>
         <w:rPr>
@@ -81,7 +101,27 @@
           <w:color w:val="1A1A1A"/>
           <w:sz w:val="22"/>
         </w:rPr>
-        <w:t xml:space="preserve"> in captivity — at roughly day 330 of the war. </w:t>
+        <w:t xml:space="preserve"> (</w:t>
+      </w:r>
+      <w:r>
+        <w:rPr>
+          <w:rFonts w:ascii="SBL Hebrew" w:hAnsi="SBL Hebrew" w:cs="SBL Hebrew" w:eastAsia="SBL Hebrew"/>
+          <w:b w:val="0"/>
+          <w:i w:val="0"/>
+          <w:color w:val="1A1A1A"/>
+          <w:sz w:val="22"/>
+        </w:rPr>
+        <w:t>חֲטוּפִים</w:t>
+      </w:r>
+      <w:r>
+        <w:rPr>
+          <w:rFonts w:ascii="Georgia" w:hAnsi="Georgia" w:cs="SBL Hebrew" w:eastAsia="Georgia"/>
+          <w:b w:val="0"/>
+          <w:i w:val="0"/>
+          <w:color w:val="1A1A1A"/>
+          <w:sz w:val="22"/>
+        </w:rPr>
+        <w:t xml:space="preserve">) in captivity — at roughly day 330 of the war. </w:t>
       </w:r>
       <w:r>
         <w:rPr>
@@ -101,7 +141,27 @@
           <w:color w:val="1A1A1A"/>
           <w:sz w:val="22"/>
         </w:rPr>
-        <w:t>.</w:t>
+        <w:t xml:space="preserve"> (</w:t>
+      </w:r>
+      <w:r>
+        <w:rPr>
+          <w:rFonts w:ascii="SBL Hebrew" w:hAnsi="SBL Hebrew" w:cs="SBL Hebrew" w:eastAsia="SBL Hebrew"/>
+          <w:b w:val="0"/>
+          <w:i w:val="0"/>
+          <w:color w:val="1A1A1A"/>
+          <w:sz w:val="22"/>
+        </w:rPr>
+        <w:t>ה’ יְרַחֵם</w:t>
+      </w:r>
+      <w:r>
+        <w:rPr>
+          <w:rFonts w:ascii="Georgia" w:hAnsi="Georgia" w:cs="SBL Hebrew" w:eastAsia="Georgia"/>
+          <w:b w:val="0"/>
+          <w:i w:val="0"/>
+          <w:color w:val="1A1A1A"/>
+          <w:sz w:val="22"/>
+        </w:rPr>
+        <w:t>).</w:t>
       </w:r>
     </w:p>
     <w:p>
@@ -155,7 +215,27 @@
           <w:color w:val="1A1A1A"/>
           <w:sz w:val="22"/>
         </w:rPr>
-        <w:t xml:space="preserve"> in many </w:t>
+        <w:t xml:space="preserve"> (</w:t>
+      </w:r>
+      <w:r>
+        <w:rPr>
+          <w:rFonts w:ascii="SBL Hebrew" w:hAnsi="SBL Hebrew" w:cs="SBL Hebrew" w:eastAsia="SBL Hebrew"/>
+          <w:b w:val="0"/>
+          <w:i w:val="0"/>
+          <w:color w:val="1A1A1A"/>
+          <w:sz w:val="22"/>
+        </w:rPr>
+        <w:t>שַׁחֲרִית</w:t>
+      </w:r>
+      <w:r>
+        <w:rPr>
+          <w:rFonts w:ascii="Georgia" w:hAnsi="Georgia" w:cs="SBL Hebrew" w:eastAsia="Georgia"/>
+          <w:b w:val="0"/>
+          <w:i w:val="0"/>
+          <w:color w:val="1A1A1A"/>
+          <w:sz w:val="22"/>
+        </w:rPr>
+        <w:t xml:space="preserve">) in many </w:t>
       </w:r>
       <w:r>
         <w:rPr>
@@ -175,7 +255,27 @@
           <w:color w:val="1A1A1A"/>
           <w:sz w:val="22"/>
         </w:rPr>
-        <w:t xml:space="preserve"> stands the recitation of </w:t>
+        <w:t xml:space="preserve"> (</w:t>
+      </w:r>
+      <w:r>
+        <w:rPr>
+          <w:rFonts w:ascii="SBL Hebrew" w:hAnsi="SBL Hebrew" w:cs="SBL Hebrew" w:eastAsia="SBL Hebrew"/>
+          <w:b w:val="0"/>
+          <w:i w:val="0"/>
+          <w:color w:val="1A1A1A"/>
+          <w:sz w:val="22"/>
+        </w:rPr>
+        <w:t>סִדּוּרִים</w:t>
+      </w:r>
+      <w:r>
+        <w:rPr>
+          <w:rFonts w:ascii="Georgia" w:hAnsi="Georgia" w:cs="SBL Hebrew" w:eastAsia="Georgia"/>
+          <w:b w:val="0"/>
+          <w:i w:val="0"/>
+          <w:color w:val="1A1A1A"/>
+          <w:sz w:val="22"/>
+        </w:rPr>
+        <w:t xml:space="preserve">) stands the recitation of </w:t>
       </w:r>
       <w:r>
         <w:rPr>
@@ -195,7 +295,27 @@
           <w:color w:val="1A1A1A"/>
           <w:sz w:val="22"/>
         </w:rPr>
-        <w:t xml:space="preserve">, the thirteen </w:t>
+        <w:t xml:space="preserve"> (</w:t>
+      </w:r>
+      <w:r>
+        <w:rPr>
+          <w:rFonts w:ascii="SBL Hebrew" w:hAnsi="SBL Hebrew" w:cs="SBL Hebrew" w:eastAsia="SBL Hebrew"/>
+          <w:b w:val="0"/>
+          <w:i w:val="0"/>
+          <w:color w:val="1A1A1A"/>
+          <w:sz w:val="22"/>
+        </w:rPr>
+        <w:t>אֲנִי מַאֲמִין בֶּאֱמוּנָה שְׁלֵמָה</w:t>
+      </w:r>
+      <w:r>
+        <w:rPr>
+          <w:rFonts w:ascii="Georgia" w:hAnsi="Georgia" w:cs="SBL Hebrew" w:eastAsia="Georgia"/>
+          <w:b w:val="0"/>
+          <w:i w:val="0"/>
+          <w:color w:val="1A1A1A"/>
+          <w:sz w:val="22"/>
+        </w:rPr>
+        <w:t xml:space="preserve">), the thirteen </w:t>
       </w:r>
       <w:r>
         <w:rPr>
@@ -215,7 +335,27 @@
           <w:color w:val="1A1A1A"/>
           <w:sz w:val="22"/>
         </w:rPr>
-        <w:t xml:space="preserve">. Yet neither </w:t>
+        <w:t xml:space="preserve"> (</w:t>
+      </w:r>
+      <w:r>
+        <w:rPr>
+          <w:rFonts w:ascii="SBL Hebrew" w:hAnsi="SBL Hebrew" w:cs="SBL Hebrew" w:eastAsia="SBL Hebrew"/>
+          <w:b w:val="0"/>
+          <w:i w:val="0"/>
+          <w:color w:val="1A1A1A"/>
+          <w:sz w:val="22"/>
+        </w:rPr>
+        <w:t>עִקְּרֵי אֱמוּנָה</w:t>
+      </w:r>
+      <w:r>
+        <w:rPr>
+          <w:rFonts w:ascii="Georgia" w:hAnsi="Georgia" w:cs="SBL Hebrew" w:eastAsia="Georgia"/>
+          <w:b w:val="0"/>
+          <w:i w:val="0"/>
+          <w:color w:val="1A1A1A"/>
+          <w:sz w:val="22"/>
+        </w:rPr>
+        <w:t xml:space="preserve">). Yet neither </w:t>
       </w:r>
       <w:r>
         <w:rPr>
@@ -235,7 +375,27 @@
           <w:color w:val="1A1A1A"/>
           <w:sz w:val="22"/>
         </w:rPr>
-        <w:t xml:space="preserve"> nor </w:t>
+        <w:t xml:space="preserve"> (</w:t>
+      </w:r>
+      <w:r>
+        <w:rPr>
+          <w:rFonts w:ascii="SBL Hebrew" w:hAnsi="SBL Hebrew" w:cs="SBL Hebrew" w:eastAsia="SBL Hebrew"/>
+          <w:b w:val="0"/>
+          <w:i w:val="0"/>
+          <w:color w:val="1A1A1A"/>
+          <w:sz w:val="22"/>
+        </w:rPr>
+        <w:t>תּוֹרָה שֶׁבִּכְתָב</w:t>
+      </w:r>
+      <w:r>
+        <w:rPr>
+          <w:rFonts w:ascii="Georgia" w:hAnsi="Georgia" w:cs="SBL Hebrew" w:eastAsia="Georgia"/>
+          <w:b w:val="0"/>
+          <w:i w:val="0"/>
+          <w:color w:val="1A1A1A"/>
+          <w:sz w:val="22"/>
+        </w:rPr>
+        <w:t xml:space="preserve">) nor </w:t>
       </w:r>
       <w:r>
         <w:rPr>
@@ -255,7 +415,27 @@
           <w:color w:val="1A1A1A"/>
           <w:sz w:val="22"/>
         </w:rPr>
-        <w:t xml:space="preserve"> contains a formal enumeration of thirteen. The formulation derives from the Rambam’s </w:t>
+        <w:t xml:space="preserve"> (</w:t>
+      </w:r>
+      <w:r>
+        <w:rPr>
+          <w:rFonts w:ascii="SBL Hebrew" w:hAnsi="SBL Hebrew" w:cs="SBL Hebrew" w:eastAsia="SBL Hebrew"/>
+          <w:b w:val="0"/>
+          <w:i w:val="0"/>
+          <w:color w:val="1A1A1A"/>
+          <w:sz w:val="22"/>
+        </w:rPr>
+        <w:t>תּוֹרָה שֶׁבְּעַל פֶּה</w:t>
+      </w:r>
+      <w:r>
+        <w:rPr>
+          <w:rFonts w:ascii="Georgia" w:hAnsi="Georgia" w:cs="SBL Hebrew" w:eastAsia="Georgia"/>
+          <w:b w:val="0"/>
+          <w:i w:val="0"/>
+          <w:color w:val="1A1A1A"/>
+          <w:sz w:val="22"/>
+        </w:rPr>
+        <w:t xml:space="preserve">) contains a formal enumeration of thirteen. The formulation derives from the Rambam’s </w:t>
       </w:r>
       <w:r>
         <w:rPr>
@@ -275,7 +455,27 @@
           <w:color w:val="1A1A1A"/>
           <w:sz w:val="22"/>
         </w:rPr>
-        <w:t xml:space="preserve"> to the tenth </w:t>
+        <w:t xml:space="preserve"> (</w:t>
+      </w:r>
+      <w:r>
+        <w:rPr>
+          <w:rFonts w:ascii="SBL Hebrew" w:hAnsi="SBL Hebrew" w:cs="SBL Hebrew" w:eastAsia="SBL Hebrew"/>
+          <w:b w:val="0"/>
+          <w:i w:val="0"/>
+          <w:color w:val="1A1A1A"/>
+          <w:sz w:val="22"/>
+        </w:rPr>
+        <w:t>הַקְדָּמָה</w:t>
+      </w:r>
+      <w:r>
+        <w:rPr>
+          <w:rFonts w:ascii="Georgia" w:hAnsi="Georgia" w:cs="SBL Hebrew" w:eastAsia="Georgia"/>
+          <w:b w:val="0"/>
+          <w:i w:val="0"/>
+          <w:color w:val="1A1A1A"/>
+          <w:sz w:val="22"/>
+        </w:rPr>
+        <w:t xml:space="preserve">) to the tenth </w:t>
       </w:r>
       <w:r>
         <w:rPr>
@@ -295,7 +495,27 @@
           <w:color w:val="1A1A1A"/>
           <w:sz w:val="22"/>
         </w:rPr>
-        <w:t xml:space="preserve"> of </w:t>
+        <w:t xml:space="preserve"> (</w:t>
+      </w:r>
+      <w:r>
+        <w:rPr>
+          <w:rFonts w:ascii="SBL Hebrew" w:hAnsi="SBL Hebrew" w:cs="SBL Hebrew" w:eastAsia="SBL Hebrew"/>
+          <w:b w:val="0"/>
+          <w:i w:val="0"/>
+          <w:color w:val="1A1A1A"/>
+          <w:sz w:val="22"/>
+        </w:rPr>
+        <w:t>פֶּרֶק</w:t>
+      </w:r>
+      <w:r>
+        <w:rPr>
+          <w:rFonts w:ascii="Georgia" w:hAnsi="Georgia" w:cs="SBL Hebrew" w:eastAsia="Georgia"/>
+          <w:b w:val="0"/>
+          <w:i w:val="0"/>
+          <w:color w:val="1A1A1A"/>
+          <w:sz w:val="22"/>
+        </w:rPr>
+        <w:t xml:space="preserve">) of </w:t>
       </w:r>
       <w:r>
         <w:rPr>
@@ -315,7 +535,27 @@
           <w:color w:val="1A1A1A"/>
           <w:sz w:val="22"/>
         </w:rPr>
-        <w:t xml:space="preserve">, known as </w:t>
+        <w:t xml:space="preserve"> (</w:t>
+      </w:r>
+      <w:r>
+        <w:rPr>
+          <w:rFonts w:ascii="SBL Hebrew" w:hAnsi="SBL Hebrew" w:cs="SBL Hebrew" w:eastAsia="SBL Hebrew"/>
+          <w:b w:val="0"/>
+          <w:i w:val="0"/>
+          <w:color w:val="1A1A1A"/>
+          <w:sz w:val="22"/>
+        </w:rPr>
+        <w:t>סַנְהֶדְרִין</w:t>
+      </w:r>
+      <w:r>
+        <w:rPr>
+          <w:rFonts w:ascii="Georgia" w:hAnsi="Georgia" w:cs="SBL Hebrew" w:eastAsia="Georgia"/>
+          <w:b w:val="0"/>
+          <w:i w:val="0"/>
+          <w:color w:val="1A1A1A"/>
+          <w:sz w:val="22"/>
+        </w:rPr>
+        <w:t xml:space="preserve">), known as </w:t>
       </w:r>
       <w:r>
         <w:rPr>
@@ -335,7 +575,27 @@
           <w:color w:val="1A1A1A"/>
           <w:sz w:val="22"/>
         </w:rPr>
-        <w:t xml:space="preserve">, in his </w:t>
+        <w:t xml:space="preserve"> (</w:t>
+      </w:r>
+      <w:r>
+        <w:rPr>
+          <w:rFonts w:ascii="SBL Hebrew" w:hAnsi="SBL Hebrew" w:cs="SBL Hebrew" w:eastAsia="SBL Hebrew"/>
+          <w:b w:val="0"/>
+          <w:i w:val="0"/>
+          <w:color w:val="1A1A1A"/>
+          <w:sz w:val="22"/>
+        </w:rPr>
+        <w:t>פֶּרֶק חֵלֶק</w:t>
+      </w:r>
+      <w:r>
+        <w:rPr>
+          <w:rFonts w:ascii="Georgia" w:hAnsi="Georgia" w:cs="SBL Hebrew" w:eastAsia="Georgia"/>
+          <w:b w:val="0"/>
+          <w:i w:val="0"/>
+          <w:color w:val="1A1A1A"/>
+          <w:sz w:val="22"/>
+        </w:rPr>
+        <w:t xml:space="preserve">), in his </w:t>
       </w:r>
       <w:r>
         <w:rPr>
@@ -355,7 +615,27 @@
           <w:color w:val="1A1A1A"/>
           <w:sz w:val="22"/>
         </w:rPr>
-        <w:t xml:space="preserve">—the </w:t>
+        <w:t xml:space="preserve"> (</w:t>
+      </w:r>
+      <w:r>
+        <w:rPr>
+          <w:rFonts w:ascii="SBL Hebrew" w:hAnsi="SBL Hebrew" w:cs="SBL Hebrew" w:eastAsia="SBL Hebrew"/>
+          <w:b w:val="0"/>
+          <w:i w:val="0"/>
+          <w:color w:val="1A1A1A"/>
+          <w:sz w:val="22"/>
+        </w:rPr>
+        <w:t>פֵּירוּשׁ הַמִּשְׁנָיוֹת</w:t>
+      </w:r>
+      <w:r>
+        <w:rPr>
+          <w:rFonts w:ascii="Georgia" w:hAnsi="Georgia" w:cs="SBL Hebrew" w:eastAsia="Georgia"/>
+          <w:b w:val="0"/>
+          <w:i w:val="0"/>
+          <w:color w:val="1A1A1A"/>
+          <w:sz w:val="22"/>
+        </w:rPr>
+        <w:t xml:space="preserve">)—the </w:t>
       </w:r>
       <w:r>
         <w:rPr>
@@ -395,7 +675,27 @@
           <w:color w:val="1A1A1A"/>
           <w:sz w:val="22"/>
         </w:rPr>
-        <w:t xml:space="preserve">, </w:t>
+        <w:t xml:space="preserve"> (</w:t>
+      </w:r>
+      <w:r>
+        <w:rPr>
+          <w:rFonts w:ascii="SBL Hebrew" w:hAnsi="SBL Hebrew" w:cs="SBL Hebrew" w:eastAsia="SBL Hebrew"/>
+          <w:b w:val="0"/>
+          <w:i w:val="0"/>
+          <w:color w:val="1A1A1A"/>
+          <w:sz w:val="22"/>
+        </w:rPr>
+        <w:t>מָשִׁיחַ</w:t>
+      </w:r>
+      <w:r>
+        <w:rPr>
+          <w:rFonts w:ascii="Georgia" w:hAnsi="Georgia" w:cs="SBL Hebrew" w:eastAsia="Georgia"/>
+          <w:b w:val="0"/>
+          <w:i w:val="0"/>
+          <w:color w:val="1A1A1A"/>
+          <w:sz w:val="22"/>
+        </w:rPr>
+        <w:t xml:space="preserve">), </w:t>
       </w:r>
       <w:r>
         <w:rPr>
@@ -415,7 +715,27 @@
           <w:color w:val="1A1A1A"/>
           <w:sz w:val="22"/>
         </w:rPr>
-        <w:t xml:space="preserve">, and </w:t>
+        <w:t xml:space="preserve"> (</w:t>
+      </w:r>
+      <w:r>
+        <w:rPr>
+          <w:rFonts w:ascii="SBL Hebrew" w:hAnsi="SBL Hebrew" w:cs="SBL Hebrew" w:eastAsia="SBL Hebrew"/>
+          <w:b w:val="0"/>
+          <w:i w:val="0"/>
+          <w:color w:val="1A1A1A"/>
+          <w:sz w:val="22"/>
+        </w:rPr>
+        <w:t>עוֹלָם הַבָּא</w:t>
+      </w:r>
+      <w:r>
+        <w:rPr>
+          <w:rFonts w:ascii="Georgia" w:hAnsi="Georgia" w:cs="SBL Hebrew" w:eastAsia="Georgia"/>
+          <w:b w:val="0"/>
+          <w:i w:val="0"/>
+          <w:color w:val="1A1A1A"/>
+          <w:sz w:val="22"/>
+        </w:rPr>
+        <w:t xml:space="preserve">), and </w:t>
       </w:r>
       <w:r>
         <w:rPr>
@@ -435,7 +755,27 @@
           <w:color w:val="1A1A1A"/>
           <w:sz w:val="22"/>
         </w:rPr>
-        <w:t>.</w:t>
+        <w:t xml:space="preserve"> (</w:t>
+      </w:r>
+      <w:r>
+        <w:rPr>
+          <w:rFonts w:ascii="SBL Hebrew" w:hAnsi="SBL Hebrew" w:cs="SBL Hebrew" w:eastAsia="SBL Hebrew"/>
+          <w:b w:val="0"/>
+          <w:i w:val="0"/>
+          <w:color w:val="1A1A1A"/>
+          <w:sz w:val="22"/>
+        </w:rPr>
+        <w:t>תְּחִיַּת הַמֵּתִים</w:t>
+      </w:r>
+      <w:r>
+        <w:rPr>
+          <w:rFonts w:ascii="Georgia" w:hAnsi="Georgia" w:cs="SBL Hebrew" w:eastAsia="Georgia"/>
+          <w:b w:val="0"/>
+          <w:i w:val="0"/>
+          <w:color w:val="1A1A1A"/>
+          <w:sz w:val="22"/>
+        </w:rPr>
+        <w:t>).</w:t>
       </w:r>
       <w:r>
         <w:rPr>
@@ -474,7 +814,27 @@
           <w:color w:val="1A1A1A"/>
           <w:sz w:val="22"/>
         </w:rPr>
-        <w:t xml:space="preserve"> into thirteen principles, insisting that he did not do so casually—he was not </w:t>
+        <w:t xml:space="preserve"> (</w:t>
+      </w:r>
+      <w:r>
+        <w:rPr>
+          <w:rFonts w:ascii="SBL Hebrew" w:hAnsi="SBL Hebrew" w:cs="SBL Hebrew" w:eastAsia="SBL Hebrew"/>
+          <w:b w:val="0"/>
+          <w:i w:val="0"/>
+          <w:color w:val="1A1A1A"/>
+          <w:sz w:val="22"/>
+        </w:rPr>
+        <w:t>אֱמוּנָה</w:t>
+      </w:r>
+      <w:r>
+        <w:rPr>
+          <w:rFonts w:ascii="Georgia" w:hAnsi="Georgia" w:cs="SBL Hebrew" w:eastAsia="Georgia"/>
+          <w:b w:val="0"/>
+          <w:i w:val="0"/>
+          <w:color w:val="1A1A1A"/>
+          <w:sz w:val="22"/>
+        </w:rPr>
+        <w:t xml:space="preserve">) into thirteen principles, insisting that he did not do so casually—he was not </w:t>
       </w:r>
       <w:r>
         <w:rPr>
@@ -494,7 +854,27 @@
           <w:color w:val="1A1A1A"/>
           <w:sz w:val="22"/>
         </w:rPr>
-        <w:t xml:space="preserve">—but arrived at the count after prolonged investigation of the </w:t>
+        <w:t xml:space="preserve"> (</w:t>
+      </w:r>
+      <w:r>
+        <w:rPr>
+          <w:rFonts w:ascii="SBL Hebrew" w:hAnsi="SBL Hebrew" w:cs="SBL Hebrew" w:eastAsia="SBL Hebrew"/>
+          <w:b w:val="0"/>
+          <w:i w:val="0"/>
+          <w:color w:val="1A1A1A"/>
+          <w:sz w:val="22"/>
+        </w:rPr>
+        <w:t>בּוֹדֶה מִלִּבּוֹ</w:t>
+      </w:r>
+      <w:r>
+        <w:rPr>
+          <w:rFonts w:ascii="Georgia" w:hAnsi="Georgia" w:cs="SBL Hebrew" w:eastAsia="Georgia"/>
+          <w:b w:val="0"/>
+          <w:i w:val="0"/>
+          <w:color w:val="1A1A1A"/>
+          <w:sz w:val="22"/>
+        </w:rPr>
+        <w:t xml:space="preserve">)—but arrived at the count after prolonged investigation of the </w:t>
       </w:r>
       <w:r>
         <w:rPr>
@@ -514,7 +894,27 @@
           <w:color w:val="1A1A1A"/>
           <w:sz w:val="22"/>
         </w:rPr>
-        <w:t xml:space="preserve"> and the </w:t>
+        <w:t xml:space="preserve"> (</w:t>
+      </w:r>
+      <w:r>
+        <w:rPr>
+          <w:rFonts w:ascii="SBL Hebrew" w:hAnsi="SBL Hebrew" w:cs="SBL Hebrew" w:eastAsia="SBL Hebrew"/>
+          <w:b w:val="0"/>
+          <w:i w:val="0"/>
+          <w:color w:val="1A1A1A"/>
+          <w:sz w:val="22"/>
+        </w:rPr>
+        <w:t>פְּסוּקִים</w:t>
+      </w:r>
+      <w:r>
+        <w:rPr>
+          <w:rFonts w:ascii="Georgia" w:hAnsi="Georgia" w:cs="SBL Hebrew" w:eastAsia="Georgia"/>
+          <w:b w:val="0"/>
+          <w:i w:val="0"/>
+          <w:color w:val="1A1A1A"/>
+          <w:sz w:val="22"/>
+        </w:rPr>
+        <w:t xml:space="preserve">) and the </w:t>
       </w:r>
       <w:r>
         <w:rPr>
@@ -534,7 +934,27 @@
           <w:color w:val="1A1A1A"/>
           <w:sz w:val="22"/>
         </w:rPr>
-        <w:t xml:space="preserve">. The twelfth of these </w:t>
+        <w:t xml:space="preserve"> (</w:t>
+      </w:r>
+      <w:r>
+        <w:rPr>
+          <w:rFonts w:ascii="SBL Hebrew" w:hAnsi="SBL Hebrew" w:cs="SBL Hebrew" w:eastAsia="SBL Hebrew"/>
+          <w:b w:val="0"/>
+          <w:i w:val="0"/>
+          <w:color w:val="1A1A1A"/>
+          <w:sz w:val="22"/>
+        </w:rPr>
+        <w:t>מַאַמְרֵי חַזַ"ל</w:t>
+      </w:r>
+      <w:r>
+        <w:rPr>
+          <w:rFonts w:ascii="Georgia" w:hAnsi="Georgia" w:cs="SBL Hebrew" w:eastAsia="Georgia"/>
+          <w:b w:val="0"/>
+          <w:i w:val="0"/>
+          <w:color w:val="1A1A1A"/>
+          <w:sz w:val="22"/>
+        </w:rPr>
+        <w:t xml:space="preserve">). The twelfth of these </w:t>
       </w:r>
       <w:r>
         <w:rPr>
@@ -554,7 +974,27 @@
           <w:color w:val="1A1A1A"/>
           <w:sz w:val="22"/>
         </w:rPr>
-        <w:t xml:space="preserve"> is </w:t>
+        <w:t xml:space="preserve"> (</w:t>
+      </w:r>
+      <w:r>
+        <w:rPr>
+          <w:rFonts w:ascii="SBL Hebrew" w:hAnsi="SBL Hebrew" w:cs="SBL Hebrew" w:eastAsia="SBL Hebrew"/>
+          <w:b w:val="0"/>
+          <w:i w:val="0"/>
+          <w:color w:val="1A1A1A"/>
+          <w:sz w:val="22"/>
+        </w:rPr>
+        <w:t>עִקָּרִים</w:t>
+      </w:r>
+      <w:r>
+        <w:rPr>
+          <w:rFonts w:ascii="Georgia" w:hAnsi="Georgia" w:cs="SBL Hebrew" w:eastAsia="Georgia"/>
+          <w:b w:val="0"/>
+          <w:i w:val="0"/>
+          <w:color w:val="1A1A1A"/>
+          <w:sz w:val="22"/>
+        </w:rPr>
+        <w:t xml:space="preserve">) is </w:t>
       </w:r>
       <w:r>
         <w:rPr>
@@ -574,7 +1014,27 @@
           <w:color w:val="1A1A1A"/>
           <w:sz w:val="22"/>
         </w:rPr>
-        <w:t>.</w:t>
+        <w:t xml:space="preserve"> (</w:t>
+      </w:r>
+      <w:r>
+        <w:rPr>
+          <w:rFonts w:ascii="SBL Hebrew" w:hAnsi="SBL Hebrew" w:cs="SBL Hebrew" w:eastAsia="SBL Hebrew"/>
+          <w:b w:val="0"/>
+          <w:i w:val="0"/>
+          <w:color w:val="1A1A1A"/>
+          <w:sz w:val="22"/>
+        </w:rPr>
+        <w:t>אֱמוּנָה בְּבִיאַת הַמָּשִׁיחַ</w:t>
+      </w:r>
+      <w:r>
+        <w:rPr>
+          <w:rFonts w:ascii="Georgia" w:hAnsi="Georgia" w:cs="SBL Hebrew" w:eastAsia="Georgia"/>
+          <w:b w:val="0"/>
+          <w:i w:val="0"/>
+          <w:color w:val="1A1A1A"/>
+          <w:sz w:val="22"/>
+        </w:rPr>
+        <w:t>).</w:t>
       </w:r>
     </w:p>
     <w:p>
@@ -703,7 +1163,27 @@
           <w:color w:val="1A1A1A"/>
           <w:sz w:val="22"/>
         </w:rPr>
-        <w:t xml:space="preserve"> reached for a fixed formulaic </w:t>
+        <w:t xml:space="preserve"> (</w:t>
+      </w:r>
+      <w:r>
+        <w:rPr>
+          <w:rFonts w:ascii="SBL Hebrew" w:hAnsi="SBL Hebrew" w:cs="SBL Hebrew" w:eastAsia="SBL Hebrew"/>
+          <w:b w:val="0"/>
+          <w:i w:val="0"/>
+          <w:color w:val="1A1A1A"/>
+          <w:sz w:val="22"/>
+        </w:rPr>
+        <w:t>כְּלַל יִשְׂרָאֵל</w:t>
+      </w:r>
+      <w:r>
+        <w:rPr>
+          <w:rFonts w:ascii="Georgia" w:hAnsi="Georgia" w:cs="SBL Hebrew" w:eastAsia="Georgia"/>
+          <w:b w:val="0"/>
+          <w:i w:val="0"/>
+          <w:color w:val="1A1A1A"/>
+          <w:sz w:val="22"/>
+        </w:rPr>
+        <w:t xml:space="preserve">) reached for a fixed formulaic </w:t>
       </w:r>
       <w:r>
         <w:rPr>
@@ -763,7 +1243,27 @@
           <w:color w:val="1A1A1A"/>
           <w:sz w:val="22"/>
         </w:rPr>
-        <w:t xml:space="preserve">. The same emunah that answered the Expulsion is the emunah that answers every subsequent </w:t>
+        <w:t xml:space="preserve"> (</w:t>
+      </w:r>
+      <w:r>
+        <w:rPr>
+          <w:rFonts w:ascii="SBL Hebrew" w:hAnsi="SBL Hebrew" w:cs="SBL Hebrew" w:eastAsia="SBL Hebrew"/>
+          <w:b w:val="0"/>
+          <w:i w:val="0"/>
+          <w:color w:val="1A1A1A"/>
+          <w:sz w:val="22"/>
+        </w:rPr>
+        <w:t>גְּאוּלָּה</w:t>
+      </w:r>
+      <w:r>
+        <w:rPr>
+          <w:rFonts w:ascii="Georgia" w:hAnsi="Georgia" w:cs="SBL Hebrew" w:eastAsia="Georgia"/>
+          <w:b w:val="0"/>
+          <w:i w:val="0"/>
+          <w:color w:val="1A1A1A"/>
+          <w:sz w:val="22"/>
+        </w:rPr>
+        <w:t xml:space="preserve">). The same emunah that answered the Expulsion is the emunah that answers every subsequent </w:t>
       </w:r>
       <w:r>
         <w:rPr>
@@ -783,7 +1283,27 @@
           <w:color w:val="1A1A1A"/>
           <w:sz w:val="22"/>
         </w:rPr>
-        <w:t>.</w:t>
+        <w:t xml:space="preserve"> (</w:t>
+      </w:r>
+      <w:r>
+        <w:rPr>
+          <w:rFonts w:ascii="SBL Hebrew" w:hAnsi="SBL Hebrew" w:cs="SBL Hebrew" w:eastAsia="SBL Hebrew"/>
+          <w:b w:val="0"/>
+          <w:i w:val="0"/>
+          <w:color w:val="1A1A1A"/>
+          <w:sz w:val="22"/>
+        </w:rPr>
+        <w:t>צָרָה</w:t>
+      </w:r>
+      <w:r>
+        <w:rPr>
+          <w:rFonts w:ascii="Georgia" w:hAnsi="Georgia" w:cs="SBL Hebrew" w:eastAsia="Georgia"/>
+          <w:b w:val="0"/>
+          <w:i w:val="0"/>
+          <w:color w:val="1A1A1A"/>
+          <w:sz w:val="22"/>
+        </w:rPr>
+        <w:t>).</w:t>
       </w:r>
     </w:p>
     <w:p>
@@ -833,7 +1353,27 @@
           <w:color w:val="1A1A1A"/>
           <w:sz w:val="22"/>
         </w:rPr>
-        <w:t xml:space="preserve"> does not contain a single demand but two. The first is </w:t>
+        <w:t xml:space="preserve"> (</w:t>
+      </w:r>
+      <w:r>
+        <w:rPr>
+          <w:rFonts w:ascii="SBL Hebrew" w:hAnsi="SBL Hebrew" w:cs="SBL Hebrew" w:eastAsia="SBL Hebrew"/>
+          <w:b w:val="0"/>
+          <w:i w:val="0"/>
+          <w:color w:val="1A1A1A"/>
+          <w:sz w:val="22"/>
+        </w:rPr>
+        <w:t>עִיקָר</w:t>
+      </w:r>
+      <w:r>
+        <w:rPr>
+          <w:rFonts w:ascii="Georgia" w:hAnsi="Georgia" w:cs="SBL Hebrew" w:eastAsia="Georgia"/>
+          <w:b w:val="0"/>
+          <w:i w:val="0"/>
+          <w:color w:val="1A1A1A"/>
+          <w:sz w:val="22"/>
+        </w:rPr>
+        <w:t xml:space="preserve">) does not contain a single demand but two. The first is </w:t>
       </w:r>
       <w:r>
         <w:rPr>
@@ -873,7 +1413,67 @@
           <w:color w:val="1A1A1A"/>
           <w:sz w:val="22"/>
         </w:rPr>
-        <w:t xml:space="preserve">, descended from David HaMelech through Shevet Yehudah, of the line of Shlomo specifically, who will rebuild the </w:t>
+        <w:t>, descended from David HaMelech (</w:t>
+      </w:r>
+      <w:r>
+        <w:rPr>
+          <w:rFonts w:ascii="SBL Hebrew" w:hAnsi="SBL Hebrew" w:cs="SBL Hebrew" w:eastAsia="SBL Hebrew"/>
+          <w:b w:val="0"/>
+          <w:i w:val="0"/>
+          <w:color w:val="1A1A1A"/>
+          <w:sz w:val="22"/>
+        </w:rPr>
+        <w:t>דָּוִד הַמֶּלֶךְ</w:t>
+      </w:r>
+      <w:r>
+        <w:rPr>
+          <w:rFonts w:ascii="Georgia" w:hAnsi="Georgia" w:cs="SBL Hebrew" w:eastAsia="Georgia"/>
+          <w:b w:val="0"/>
+          <w:i w:val="0"/>
+          <w:color w:val="1A1A1A"/>
+          <w:sz w:val="22"/>
+        </w:rPr>
+        <w:t>) through Shevet Yehudah (</w:t>
+      </w:r>
+      <w:r>
+        <w:rPr>
+          <w:rFonts w:ascii="SBL Hebrew" w:hAnsi="SBL Hebrew" w:cs="SBL Hebrew" w:eastAsia="SBL Hebrew"/>
+          <w:b w:val="0"/>
+          <w:i w:val="0"/>
+          <w:color w:val="1A1A1A"/>
+          <w:sz w:val="22"/>
+        </w:rPr>
+        <w:t>שֵׁבֶט יְהוּדָה</w:t>
+      </w:r>
+      <w:r>
+        <w:rPr>
+          <w:rFonts w:ascii="Georgia" w:hAnsi="Georgia" w:cs="SBL Hebrew" w:eastAsia="Georgia"/>
+          <w:b w:val="0"/>
+          <w:i w:val="0"/>
+          <w:color w:val="1A1A1A"/>
+          <w:sz w:val="22"/>
+        </w:rPr>
+        <w:t>), of the line of Shlomo (</w:t>
+      </w:r>
+      <w:r>
+        <w:rPr>
+          <w:rFonts w:ascii="SBL Hebrew" w:hAnsi="SBL Hebrew" w:cs="SBL Hebrew" w:eastAsia="SBL Hebrew"/>
+          <w:b w:val="0"/>
+          <w:i w:val="0"/>
+          <w:color w:val="1A1A1A"/>
+          <w:sz w:val="22"/>
+        </w:rPr>
+        <w:t>שְׁלֹמֹה</w:t>
+      </w:r>
+      <w:r>
+        <w:rPr>
+          <w:rFonts w:ascii="Georgia" w:hAnsi="Georgia" w:cs="SBL Hebrew" w:eastAsia="Georgia"/>
+          <w:b w:val="0"/>
+          <w:i w:val="0"/>
+          <w:color w:val="1A1A1A"/>
+          <w:sz w:val="22"/>
+        </w:rPr>
+        <w:t xml:space="preserve">) specifically, who will rebuild the </w:t>
       </w:r>
       <w:r>
         <w:rPr>
@@ -893,7 +1493,27 @@
           <w:color w:val="1A1A1A"/>
           <w:sz w:val="22"/>
         </w:rPr>
-        <w:t xml:space="preserve">, gather the exiles, and restore the </w:t>
+        <w:t xml:space="preserve"> (</w:t>
+      </w:r>
+      <w:r>
+        <w:rPr>
+          <w:rFonts w:ascii="SBL Hebrew" w:hAnsi="SBL Hebrew" w:cs="SBL Hebrew" w:eastAsia="SBL Hebrew"/>
+          <w:b w:val="0"/>
+          <w:i w:val="0"/>
+          <w:color w:val="1A1A1A"/>
+          <w:sz w:val="22"/>
+        </w:rPr>
+        <w:t>בֵּית הַמִּקְדָּשׁ</w:t>
+      </w:r>
+      <w:r>
+        <w:rPr>
+          <w:rFonts w:ascii="Georgia" w:hAnsi="Georgia" w:cs="SBL Hebrew" w:eastAsia="Georgia"/>
+          <w:b w:val="0"/>
+          <w:i w:val="0"/>
+          <w:color w:val="1A1A1A"/>
+          <w:sz w:val="22"/>
+        </w:rPr>
+        <w:t xml:space="preserve">), gather the exiles, and restore the </w:t>
       </w:r>
       <w:r>
         <w:rPr>
@@ -913,7 +1533,27 @@
           <w:color w:val="1A1A1A"/>
           <w:sz w:val="22"/>
         </w:rPr>
-        <w:t xml:space="preserve">. The second is </w:t>
+        <w:t xml:space="preserve"> (</w:t>
+      </w:r>
+      <w:r>
+        <w:rPr>
+          <w:rFonts w:ascii="SBL Hebrew" w:hAnsi="SBL Hebrew" w:cs="SBL Hebrew" w:eastAsia="SBL Hebrew"/>
+          <w:b w:val="0"/>
+          <w:i w:val="0"/>
+          <w:color w:val="1A1A1A"/>
+          <w:sz w:val="22"/>
+        </w:rPr>
+        <w:t>עֲבוֹדָה</w:t>
+      </w:r>
+      <w:r>
+        <w:rPr>
+          <w:rFonts w:ascii="Georgia" w:hAnsi="Georgia" w:cs="SBL Hebrew" w:eastAsia="Georgia"/>
+          <w:b w:val="0"/>
+          <w:i w:val="0"/>
+          <w:color w:val="1A1A1A"/>
+          <w:sz w:val="22"/>
+        </w:rPr>
+        <w:t xml:space="preserve">). The second is </w:t>
       </w:r>
       <w:r>
         <w:rPr>
@@ -953,7 +1593,27 @@
           <w:color w:val="1A1A1A"/>
           <w:sz w:val="22"/>
         </w:rPr>
-        <w:t>—an ongoing disposition of readiness, hope, and yearning that permeates a Jew’s daily life.</w:t>
+        <w:t xml:space="preserve"> (</w:t>
+      </w:r>
+      <w:r>
+        <w:rPr>
+          <w:rFonts w:ascii="SBL Hebrew" w:hAnsi="SBL Hebrew" w:cs="SBL Hebrew" w:eastAsia="SBL Hebrew"/>
+          <w:b w:val="0"/>
+          <w:i w:val="0"/>
+          <w:color w:val="1A1A1A"/>
+          <w:sz w:val="22"/>
+        </w:rPr>
+        <w:t>חִיכּוּי</w:t>
+      </w:r>
+      <w:r>
+        <w:rPr>
+          <w:rFonts w:ascii="Georgia" w:hAnsi="Georgia" w:cs="SBL Hebrew" w:eastAsia="Georgia"/>
+          <w:b w:val="0"/>
+          <w:i w:val="0"/>
+          <w:color w:val="1A1A1A"/>
+          <w:sz w:val="22"/>
+        </w:rPr>
+        <w:t>)—an ongoing disposition of readiness, hope, and yearning that permeates a Jew’s daily life.</w:t>
       </w:r>
     </w:p>
     <w:p>
@@ -988,7 +1648,27 @@
           <w:color w:val="1A1A1A"/>
           <w:sz w:val="22"/>
         </w:rPr>
-        <w:t xml:space="preserve">—uncertain—whether </w:t>
+        <w:t xml:space="preserve"> (</w:t>
+      </w:r>
+      <w:r>
+        <w:rPr>
+          <w:rFonts w:ascii="SBL Hebrew" w:hAnsi="SBL Hebrew" w:cs="SBL Hebrew" w:eastAsia="SBL Hebrew"/>
+          <w:b w:val="0"/>
+          <w:i w:val="0"/>
+          <w:color w:val="1A1A1A"/>
+          <w:sz w:val="22"/>
+        </w:rPr>
+        <w:t>סָפֵק</w:t>
+      </w:r>
+      <w:r>
+        <w:rPr>
+          <w:rFonts w:ascii="Georgia" w:hAnsi="Georgia" w:cs="SBL Hebrew" w:eastAsia="Georgia"/>
+          <w:b w:val="0"/>
+          <w:i w:val="0"/>
+          <w:color w:val="1A1A1A"/>
+          <w:sz w:val="22"/>
+        </w:rPr>
+        <w:t xml:space="preserve">)—uncertain—whether </w:t>
       </w:r>
       <w:r>
         <w:rPr>
@@ -1028,7 +1708,27 @@
           <w:color w:val="1A1A1A"/>
           <w:sz w:val="22"/>
         </w:rPr>
-        <w:t xml:space="preserve"> in the Torah, in the </w:t>
+        <w:t xml:space="preserve"> (</w:t>
+      </w:r>
+      <w:r>
+        <w:rPr>
+          <w:rFonts w:ascii="SBL Hebrew" w:hAnsi="SBL Hebrew" w:cs="SBL Hebrew" w:eastAsia="SBL Hebrew"/>
+          <w:b w:val="0"/>
+          <w:i w:val="0"/>
+          <w:color w:val="1A1A1A"/>
+          <w:sz w:val="22"/>
+        </w:rPr>
+        <w:t>כּוֹפֵר</w:t>
+      </w:r>
+      <w:r>
+        <w:rPr>
+          <w:rFonts w:ascii="Georgia" w:hAnsi="Georgia" w:cs="SBL Hebrew" w:eastAsia="Georgia"/>
+          <w:b w:val="0"/>
+          <w:i w:val="0"/>
+          <w:color w:val="1A1A1A"/>
+          <w:sz w:val="22"/>
+        </w:rPr>
+        <w:t xml:space="preserve">) in the Torah, in the </w:t>
       </w:r>
       <w:r>
         <w:rPr>
@@ -1048,7 +1748,27 @@
           <w:color w:val="1A1A1A"/>
           <w:sz w:val="22"/>
         </w:rPr>
-        <w:t xml:space="preserve">, and in </w:t>
+        <w:t xml:space="preserve"> (</w:t>
+      </w:r>
+      <w:r>
+        <w:rPr>
+          <w:rFonts w:ascii="SBL Hebrew" w:hAnsi="SBL Hebrew" w:cs="SBL Hebrew" w:eastAsia="SBL Hebrew"/>
+          <w:b w:val="0"/>
+          <w:i w:val="0"/>
+          <w:color w:val="1A1A1A"/>
+          <w:sz w:val="22"/>
+        </w:rPr>
+        <w:t>נְבִיאִים</w:t>
+      </w:r>
+      <w:r>
+        <w:rPr>
+          <w:rFonts w:ascii="Georgia" w:hAnsi="Georgia" w:cs="SBL Hebrew" w:eastAsia="Georgia"/>
+          <w:b w:val="0"/>
+          <w:i w:val="0"/>
+          <w:color w:val="1A1A1A"/>
+          <w:sz w:val="22"/>
+        </w:rPr>
+        <w:t xml:space="preserve">), and in </w:t>
       </w:r>
       <w:r>
         <w:rPr>
@@ -1068,7 +1788,27 @@
           <w:color w:val="1A1A1A"/>
           <w:sz w:val="22"/>
         </w:rPr>
-        <w:t>. Denial of any of the specific dynastic details—</w:t>
+        <w:t xml:space="preserve"> (</w:t>
+      </w:r>
+      <w:r>
+        <w:rPr>
+          <w:rFonts w:ascii="SBL Hebrew" w:hAnsi="SBL Hebrew" w:cs="SBL Hebrew" w:eastAsia="SBL Hebrew"/>
+          <w:b w:val="0"/>
+          <w:i w:val="0"/>
+          <w:color w:val="1A1A1A"/>
+          <w:sz w:val="22"/>
+        </w:rPr>
+        <w:t>הַקָּדוֹשׁ בָּרוּךְ הוּא</w:t>
+      </w:r>
+      <w:r>
+        <w:rPr>
+          <w:rFonts w:ascii="Georgia" w:hAnsi="Georgia" w:cs="SBL Hebrew" w:eastAsia="Georgia"/>
+          <w:b w:val="0"/>
+          <w:i w:val="0"/>
+          <w:color w:val="1A1A1A"/>
+          <w:sz w:val="22"/>
+        </w:rPr>
+        <w:t>). Denial of any of the specific dynastic details—</w:t>
       </w:r>
       <w:r>
         <w:rPr>
@@ -1088,7 +1828,27 @@
           <w:color w:val="1A1A1A"/>
           <w:sz w:val="22"/>
         </w:rPr>
-        <w:t xml:space="preserve">, through Shlomo—carries the same weight. In </w:t>
+        <w:t xml:space="preserve"> (</w:t>
+      </w:r>
+      <w:r>
+        <w:rPr>
+          <w:rFonts w:ascii="SBL Hebrew" w:hAnsi="SBL Hebrew" w:cs="SBL Hebrew" w:eastAsia="SBL Hebrew"/>
+          <w:b w:val="0"/>
+          <w:i w:val="0"/>
+          <w:color w:val="1A1A1A"/>
+          <w:sz w:val="22"/>
+        </w:rPr>
+        <w:t>זֶרַע בֵּית דָּוִד</w:t>
+      </w:r>
+      <w:r>
+        <w:rPr>
+          <w:rFonts w:ascii="Georgia" w:hAnsi="Georgia" w:cs="SBL Hebrew" w:eastAsia="Georgia"/>
+          <w:b w:val="0"/>
+          <w:i w:val="0"/>
+          <w:color w:val="1A1A1A"/>
+          <w:sz w:val="22"/>
+        </w:rPr>
+        <w:t xml:space="preserve">), through Shlomo—carries the same weight. In </w:t>
       </w:r>
       <w:r>
         <w:rPr>
@@ -1099,6 +1859,36 @@
           <w:sz w:val="22"/>
         </w:rPr>
         <w:t>Hilchos Melachim</w:t>
+      </w:r>
+      <w:r>
+        <w:rPr>
+          <w:rFonts w:ascii="Georgia" w:hAnsi="Georgia" w:cs="SBL Hebrew" w:eastAsia="Georgia"/>
+          <w:b w:val="0"/>
+          <w:i w:val="0"/>
+          <w:color w:val="1A1A1A"/>
+          <w:sz w:val="22"/>
+        </w:rPr>
+        <w:t xml:space="preserve"> (</w:t>
+      </w:r>
+      <w:r>
+        <w:rPr>
+          <w:rFonts w:ascii="SBL Hebrew" w:hAnsi="SBL Hebrew" w:cs="SBL Hebrew" w:eastAsia="SBL Hebrew"/>
+          <w:b w:val="0"/>
+          <w:i w:val="0"/>
+          <w:color w:val="1A1A1A"/>
+          <w:sz w:val="22"/>
+        </w:rPr>
+        <w:t>הִלְכוֹת מְלָכִים</w:t>
+      </w:r>
+      <w:r>
+        <w:rPr>
+          <w:rFonts w:ascii="Georgia" w:hAnsi="Georgia" w:cs="SBL Hebrew" w:eastAsia="Georgia"/>
+          <w:b w:val="0"/>
+          <w:i w:val="0"/>
+          <w:color w:val="1A1A1A"/>
+          <w:sz w:val="22"/>
+        </w:rPr>
+        <w:t>)</w:t>
       </w:r>
       <w:r>
         <w:rPr>
@@ -1137,7 +1927,27 @@
           <w:color w:val="1A1A1A"/>
           <w:sz w:val="22"/>
         </w:rPr>
-        <w:t xml:space="preserve">, the rebuilding of the </w:t>
+        <w:t xml:space="preserve"> (</w:t>
+      </w:r>
+      <w:r>
+        <w:rPr>
+          <w:rFonts w:ascii="SBL Hebrew" w:hAnsi="SBL Hebrew" w:cs="SBL Hebrew" w:eastAsia="SBL Hebrew"/>
+          <w:b w:val="0"/>
+          <w:i w:val="0"/>
+          <w:color w:val="1A1A1A"/>
+          <w:sz w:val="22"/>
+        </w:rPr>
+        <w:t>מַלְכוּת בֵּית דָּוִד</w:t>
+      </w:r>
+      <w:r>
+        <w:rPr>
+          <w:rFonts w:ascii="Georgia" w:hAnsi="Georgia" w:cs="SBL Hebrew" w:eastAsia="Georgia"/>
+          <w:b w:val="0"/>
+          <w:i w:val="0"/>
+          <w:color w:val="1A1A1A"/>
+          <w:sz w:val="22"/>
+        </w:rPr>
+        <w:t xml:space="preserve">), the rebuilding of the </w:t>
       </w:r>
       <w:r>
         <w:rPr>
@@ -1177,7 +1987,27 @@
           <w:color w:val="1A1A1A"/>
           <w:sz w:val="22"/>
         </w:rPr>
-        <w:t xml:space="preserve">, and the return of all the </w:t>
+        <w:t xml:space="preserve"> (</w:t>
+      </w:r>
+      <w:r>
+        <w:rPr>
+          <w:rFonts w:ascii="SBL Hebrew" w:hAnsi="SBL Hebrew" w:cs="SBL Hebrew" w:eastAsia="SBL Hebrew"/>
+          <w:b w:val="0"/>
+          <w:i w:val="0"/>
+          <w:color w:val="1A1A1A"/>
+          <w:sz w:val="22"/>
+        </w:rPr>
+        <w:t>קִבּוּץ גָּלוּיּוֹת</w:t>
+      </w:r>
+      <w:r>
+        <w:rPr>
+          <w:rFonts w:ascii="Georgia" w:hAnsi="Georgia" w:cs="SBL Hebrew" w:eastAsia="Georgia"/>
+          <w:b w:val="0"/>
+          <w:i w:val="0"/>
+          <w:color w:val="1A1A1A"/>
+          <w:sz w:val="22"/>
+        </w:rPr>
+        <w:t xml:space="preserve">), and the return of all the </w:t>
       </w:r>
       <w:r>
         <w:rPr>
@@ -1197,7 +2027,27 @@
           <w:color w:val="1A1A1A"/>
           <w:sz w:val="22"/>
         </w:rPr>
-        <w:t xml:space="preserve"> of the Torah. In </w:t>
+        <w:t xml:space="preserve"> (</w:t>
+      </w:r>
+      <w:r>
+        <w:rPr>
+          <w:rFonts w:ascii="SBL Hebrew" w:hAnsi="SBL Hebrew" w:cs="SBL Hebrew" w:eastAsia="SBL Hebrew"/>
+          <w:b w:val="0"/>
+          <w:i w:val="0"/>
+          <w:color w:val="1A1A1A"/>
+          <w:sz w:val="22"/>
+        </w:rPr>
+        <w:t>מִשְׁפָּטִים</w:t>
+      </w:r>
+      <w:r>
+        <w:rPr>
+          <w:rFonts w:ascii="Georgia" w:hAnsi="Georgia" w:cs="SBL Hebrew" w:eastAsia="Georgia"/>
+          <w:b w:val="0"/>
+          <w:i w:val="0"/>
+          <w:color w:val="1A1A1A"/>
+          <w:sz w:val="22"/>
+        </w:rPr>
+        <w:t xml:space="preserve">) of the Torah. In </w:t>
       </w:r>
       <w:r>
         <w:rPr>
@@ -1208,6 +2058,36 @@
           <w:sz w:val="22"/>
         </w:rPr>
         <w:t>Hilchos Teshuvah</w:t>
+      </w:r>
+      <w:r>
+        <w:rPr>
+          <w:rFonts w:ascii="Georgia" w:hAnsi="Georgia" w:cs="SBL Hebrew" w:eastAsia="Georgia"/>
+          <w:b w:val="0"/>
+          <w:i w:val="0"/>
+          <w:color w:val="1A1A1A"/>
+          <w:sz w:val="22"/>
+        </w:rPr>
+        <w:t xml:space="preserve"> (</w:t>
+      </w:r>
+      <w:r>
+        <w:rPr>
+          <w:rFonts w:ascii="SBL Hebrew" w:hAnsi="SBL Hebrew" w:cs="SBL Hebrew" w:eastAsia="SBL Hebrew"/>
+          <w:b w:val="0"/>
+          <w:i w:val="0"/>
+          <w:color w:val="1A1A1A"/>
+          <w:sz w:val="22"/>
+        </w:rPr>
+        <w:t>הִלְכוֹת תְּשׁוּבָה</w:t>
+      </w:r>
+      <w:r>
+        <w:rPr>
+          <w:rFonts w:ascii="Georgia" w:hAnsi="Georgia" w:cs="SBL Hebrew" w:eastAsia="Georgia"/>
+          <w:b w:val="0"/>
+          <w:i w:val="0"/>
+          <w:color w:val="1A1A1A"/>
+          <w:sz w:val="22"/>
+        </w:rPr>
+        <w:t>)</w:t>
       </w:r>
       <w:r>
         <w:rPr>
@@ -1246,7 +2126,27 @@
           <w:color w:val="1A1A1A"/>
           <w:sz w:val="22"/>
         </w:rPr>
-        <w:t xml:space="preserve"> among those who forfeit their </w:t>
+        <w:t xml:space="preserve"> (</w:t>
+      </w:r>
+      <w:r>
+        <w:rPr>
+          <w:rFonts w:ascii="SBL Hebrew" w:hAnsi="SBL Hebrew" w:cs="SBL Hebrew" w:eastAsia="SBL Hebrew"/>
+          <w:b w:val="0"/>
+          <w:i w:val="0"/>
+          <w:color w:val="1A1A1A"/>
+          <w:sz w:val="22"/>
+        </w:rPr>
+        <w:t>הַכּוֹפְרִים בְּבִיאַת הַגּוֹאֵל</w:t>
+      </w:r>
+      <w:r>
+        <w:rPr>
+          <w:rFonts w:ascii="Georgia" w:hAnsi="Georgia" w:cs="SBL Hebrew" w:eastAsia="Georgia"/>
+          <w:b w:val="0"/>
+          <w:i w:val="0"/>
+          <w:color w:val="1A1A1A"/>
+          <w:sz w:val="22"/>
+        </w:rPr>
+        <w:t xml:space="preserve">) among those who forfeit their </w:t>
       </w:r>
       <w:r>
         <w:rPr>
@@ -1266,7 +2166,27 @@
           <w:color w:val="1A1A1A"/>
           <w:sz w:val="22"/>
         </w:rPr>
-        <w:t>.</w:t>
+        <w:t xml:space="preserve"> (</w:t>
+      </w:r>
+      <w:r>
+        <w:rPr>
+          <w:rFonts w:ascii="SBL Hebrew" w:hAnsi="SBL Hebrew" w:cs="SBL Hebrew" w:eastAsia="SBL Hebrew"/>
+          <w:b w:val="0"/>
+          <w:i w:val="0"/>
+          <w:color w:val="1A1A1A"/>
+          <w:sz w:val="22"/>
+        </w:rPr>
+        <w:t>חֵלֶק לְעוֹלָם הַבָּא</w:t>
+      </w:r>
+      <w:r>
+        <w:rPr>
+          <w:rFonts w:ascii="Georgia" w:hAnsi="Georgia" w:cs="SBL Hebrew" w:eastAsia="Georgia"/>
+          <w:b w:val="0"/>
+          <w:i w:val="0"/>
+          <w:color w:val="1A1A1A"/>
+          <w:sz w:val="22"/>
+        </w:rPr>
+        <w:t>).</w:t>
       </w:r>
     </w:p>
     <w:p>
@@ -1301,7 +2221,27 @@
           <w:color w:val="1A1A1A"/>
           <w:sz w:val="22"/>
         </w:rPr>
-        <w:t xml:space="preserve"> is itself worthy of pause. Most of the </w:t>
+        <w:t xml:space="preserve"> (</w:t>
+      </w:r>
+      <w:r>
+        <w:rPr>
+          <w:rFonts w:ascii="SBL Hebrew" w:hAnsi="SBL Hebrew" w:cs="SBL Hebrew" w:eastAsia="SBL Hebrew"/>
+          <w:b w:val="0"/>
+          <w:i w:val="0"/>
+          <w:color w:val="1A1A1A"/>
+          <w:sz w:val="22"/>
+        </w:rPr>
+        <w:t>כְּפִירָה</w:t>
+      </w:r>
+      <w:r>
+        <w:rPr>
+          <w:rFonts w:ascii="Georgia" w:hAnsi="Georgia" w:cs="SBL Hebrew" w:eastAsia="Georgia"/>
+          <w:b w:val="0"/>
+          <w:i w:val="0"/>
+          <w:color w:val="1A1A1A"/>
+          <w:sz w:val="22"/>
+        </w:rPr>
+        <w:t xml:space="preserve">) is itself worthy of pause. Most of the </w:t>
       </w:r>
       <w:r>
         <w:rPr>
@@ -1381,7 +2321,27 @@
           <w:color w:val="1A1A1A"/>
           <w:sz w:val="22"/>
         </w:rPr>
-        <w:t xml:space="preserve">, of </w:t>
+        <w:t xml:space="preserve"> (</w:t>
+      </w:r>
+      <w:r>
+        <w:rPr>
+          <w:rFonts w:ascii="SBL Hebrew" w:hAnsi="SBL Hebrew" w:cs="SBL Hebrew" w:eastAsia="SBL Hebrew"/>
+          <w:b w:val="0"/>
+          <w:i w:val="0"/>
+          <w:color w:val="1A1A1A"/>
+          <w:sz w:val="22"/>
+        </w:rPr>
+        <w:t>גָּלוּת</w:t>
+      </w:r>
+      <w:r>
+        <w:rPr>
+          <w:rFonts w:ascii="Georgia" w:hAnsi="Georgia" w:cs="SBL Hebrew" w:eastAsia="Georgia"/>
+          <w:b w:val="0"/>
+          <w:i w:val="0"/>
+          <w:color w:val="1A1A1A"/>
+          <w:sz w:val="22"/>
+        </w:rPr>
+        <w:t xml:space="preserve">), of </w:t>
       </w:r>
       <w:r>
         <w:rPr>
@@ -1401,7 +2361,27 @@
           <w:color w:val="1A1A1A"/>
           <w:sz w:val="22"/>
         </w:rPr>
-        <w:t xml:space="preserve">, of persecutions that would seem to falsify the promise. For an </w:t>
+        <w:t xml:space="preserve"> (</w:t>
+      </w:r>
+      <w:r>
+        <w:rPr>
+          <w:rFonts w:ascii="SBL Hebrew" w:hAnsi="SBL Hebrew" w:cs="SBL Hebrew" w:eastAsia="SBL Hebrew"/>
+          <w:b w:val="0"/>
+          <w:i w:val="0"/>
+          <w:color w:val="1A1A1A"/>
+          <w:sz w:val="22"/>
+        </w:rPr>
+        <w:t>צָרוֹת</w:t>
+      </w:r>
+      <w:r>
+        <w:rPr>
+          <w:rFonts w:ascii="Georgia" w:hAnsi="Georgia" w:cs="SBL Hebrew" w:eastAsia="Georgia"/>
+          <w:b w:val="0"/>
+          <w:i w:val="0"/>
+          <w:color w:val="1A1A1A"/>
+          <w:sz w:val="22"/>
+        </w:rPr>
+        <w:t xml:space="preserve">), of persecutions that would seem to falsify the promise. For an </w:t>
       </w:r>
       <w:r>
         <w:rPr>
@@ -1475,7 +2455,27 @@
           <w:color w:val="1A1A1A"/>
           <w:sz w:val="22"/>
         </w:rPr>
-        <w:t>. Four of them stand at the center.</w:t>
+        <w:t xml:space="preserve"> (</w:t>
+      </w:r>
+      <w:r>
+        <w:rPr>
+          <w:rFonts w:ascii="SBL Hebrew" w:hAnsi="SBL Hebrew" w:cs="SBL Hebrew" w:eastAsia="SBL Hebrew"/>
+          <w:b w:val="0"/>
+          <w:i w:val="0"/>
+          <w:color w:val="1A1A1A"/>
+          <w:sz w:val="22"/>
+        </w:rPr>
+        <w:t>פְּסוּקִים</w:t>
+      </w:r>
+      <w:r>
+        <w:rPr>
+          <w:rFonts w:ascii="Georgia" w:hAnsi="Georgia" w:cs="SBL Hebrew" w:eastAsia="Georgia"/>
+          <w:b w:val="0"/>
+          <w:i w:val="0"/>
+          <w:color w:val="1A1A1A"/>
+          <w:sz w:val="22"/>
+        </w:rPr>
+        <w:t>). Four of them stand at the center.</w:t>
       </w:r>
     </w:p>
     <w:p>
@@ -1600,7 +2600,27 @@
           <w:color w:val="1A1A1A"/>
           <w:sz w:val="22"/>
         </w:rPr>
-        <w:t xml:space="preserve">: it stands as the </w:t>
+        <w:t xml:space="preserve"> (</w:t>
+      </w:r>
+      <w:r>
+        <w:rPr>
+          <w:rFonts w:ascii="SBL Hebrew" w:hAnsi="SBL Hebrew" w:cs="SBL Hebrew" w:eastAsia="SBL Hebrew"/>
+          <w:b w:val="0"/>
+          <w:i w:val="0"/>
+          <w:color w:val="1A1A1A"/>
+          <w:sz w:val="22"/>
+        </w:rPr>
+        <w:t>כְּלַל יִשְׂרָאֵל</w:t>
+      </w:r>
+      <w:r>
+        <w:rPr>
+          <w:rFonts w:ascii="Georgia" w:hAnsi="Georgia" w:cs="SBL Hebrew" w:eastAsia="Georgia"/>
+          <w:b w:val="0"/>
+          <w:i w:val="0"/>
+          <w:color w:val="1A1A1A"/>
+          <w:sz w:val="22"/>
+        </w:rPr>
+        <w:t xml:space="preserve">): it stands as the </w:t>
       </w:r>
       <w:r>
         <w:rPr>
@@ -1620,7 +2640,27 @@
           <w:color w:val="1A1A1A"/>
           <w:sz w:val="22"/>
         </w:rPr>
-        <w:t xml:space="preserve"> read on the last day of Pesach,</w:t>
+        <w:t xml:space="preserve"> (</w:t>
+      </w:r>
+      <w:r>
+        <w:rPr>
+          <w:rFonts w:ascii="SBL Hebrew" w:hAnsi="SBL Hebrew" w:cs="SBL Hebrew" w:eastAsia="SBL Hebrew"/>
+          <w:b w:val="0"/>
+          <w:i w:val="0"/>
+          <w:color w:val="1A1A1A"/>
+          <w:sz w:val="22"/>
+        </w:rPr>
+        <w:t>הַפְטָרָה</w:t>
+      </w:r>
+      <w:r>
+        <w:rPr>
+          <w:rFonts w:ascii="Georgia" w:hAnsi="Georgia" w:cs="SBL Hebrew" w:eastAsia="Georgia"/>
+          <w:b w:val="0"/>
+          <w:i w:val="0"/>
+          <w:color w:val="1A1A1A"/>
+          <w:sz w:val="22"/>
+        </w:rPr>
+        <w:t>) read on the last day of Pesach,</w:t>
       </w:r>
       <w:r>
         <w:rPr>
@@ -1764,7 +2804,27 @@
           <w:color w:val="1A1A1A"/>
           <w:sz w:val="22"/>
         </w:rPr>
-        <w:t xml:space="preserve"> identify </w:t>
+        <w:t xml:space="preserve"> (</w:t>
+      </w:r>
+      <w:r>
+        <w:rPr>
+          <w:rFonts w:ascii="SBL Hebrew" w:hAnsi="SBL Hebrew" w:cs="SBL Hebrew" w:eastAsia="SBL Hebrew"/>
+          <w:b w:val="0"/>
+          <w:i w:val="0"/>
+          <w:color w:val="1A1A1A"/>
+          <w:sz w:val="22"/>
+        </w:rPr>
+        <w:t>מְפָרְשִׁים</w:t>
+      </w:r>
+      <w:r>
+        <w:rPr>
+          <w:rFonts w:ascii="Georgia" w:hAnsi="Georgia" w:cs="SBL Hebrew" w:eastAsia="Georgia"/>
+          <w:b w:val="0"/>
+          <w:i w:val="0"/>
+          <w:color w:val="1A1A1A"/>
+          <w:sz w:val="22"/>
+        </w:rPr>
+        <w:t xml:space="preserve">) identify </w:t>
       </w:r>
       <w:r>
         <w:rPr>
@@ -1784,7 +2844,27 @@
           <w:color w:val="1A1A1A"/>
           <w:sz w:val="22"/>
         </w:rPr>
-        <w:t xml:space="preserve"> here not as </w:t>
+        <w:t xml:space="preserve"> (</w:t>
+      </w:r>
+      <w:r>
+        <w:rPr>
+          <w:rFonts w:ascii="SBL Hebrew" w:hAnsi="SBL Hebrew" w:cs="SBL Hebrew" w:eastAsia="SBL Hebrew"/>
+          <w:b w:val="0"/>
+          <w:i w:val="0"/>
+          <w:color w:val="1A1A1A"/>
+          <w:sz w:val="22"/>
+        </w:rPr>
+        <w:t>הָאָדוֹן</w:t>
+      </w:r>
+      <w:r>
+        <w:rPr>
+          <w:rFonts w:ascii="Georgia" w:hAnsi="Georgia" w:cs="SBL Hebrew" w:eastAsia="Georgia"/>
+          <w:b w:val="0"/>
+          <w:i w:val="0"/>
+          <w:color w:val="1A1A1A"/>
+          <w:sz w:val="22"/>
+        </w:rPr>
+        <w:t xml:space="preserve">) here not as </w:t>
       </w:r>
       <w:r>
         <w:rPr>
@@ -1824,7 +2904,27 @@
           <w:color w:val="1A1A1A"/>
           <w:sz w:val="22"/>
         </w:rPr>
-        <w:t xml:space="preserve">. And in </w:t>
+        <w:t xml:space="preserve"> (</w:t>
+      </w:r>
+      <w:r>
+        <w:rPr>
+          <w:rFonts w:ascii="SBL Hebrew" w:hAnsi="SBL Hebrew" w:cs="SBL Hebrew" w:eastAsia="SBL Hebrew"/>
+          <w:b w:val="0"/>
+          <w:i w:val="0"/>
+          <w:color w:val="1A1A1A"/>
+          <w:sz w:val="22"/>
+        </w:rPr>
+        <w:t>גְּאוּלָּה</w:t>
+      </w:r>
+      <w:r>
+        <w:rPr>
+          <w:rFonts w:ascii="Georgia" w:hAnsi="Georgia" w:cs="SBL Hebrew" w:eastAsia="Georgia"/>
+          <w:b w:val="0"/>
+          <w:i w:val="0"/>
+          <w:color w:val="1A1A1A"/>
+          <w:sz w:val="22"/>
+        </w:rPr>
+        <w:t xml:space="preserve">). And in </w:t>
       </w:r>
       <w:r>
         <w:rPr>
@@ -1844,7 +2944,27 @@
           <w:color w:val="1A1A1A"/>
           <w:sz w:val="22"/>
         </w:rPr>
-        <w:t xml:space="preserve">, the Pentateuchal source cited by the Rambam himself in </w:t>
+        <w:t xml:space="preserve"> (</w:t>
+      </w:r>
+      <w:r>
+        <w:rPr>
+          <w:rFonts w:ascii="SBL Hebrew" w:hAnsi="SBL Hebrew" w:cs="SBL Hebrew" w:eastAsia="SBL Hebrew"/>
+          <w:b w:val="0"/>
+          <w:i w:val="0"/>
+          <w:color w:val="1A1A1A"/>
+          <w:sz w:val="22"/>
+        </w:rPr>
+        <w:t>נְבוּאַת בִּלְעָם</w:t>
+      </w:r>
+      <w:r>
+        <w:rPr>
+          <w:rFonts w:ascii="Georgia" w:hAnsi="Georgia" w:cs="SBL Hebrew" w:eastAsia="Georgia"/>
+          <w:b w:val="0"/>
+          <w:i w:val="0"/>
+          <w:color w:val="1A1A1A"/>
+          <w:sz w:val="22"/>
+        </w:rPr>
+        <w:t xml:space="preserve">), the Pentateuchal source cited by the Rambam himself in </w:t>
       </w:r>
       <w:r>
         <w:rPr>
@@ -1904,7 +3024,27 @@
           <w:color w:val="1A1A1A"/>
           <w:sz w:val="22"/>
         </w:rPr>
-        <w:t xml:space="preserve"> read this as referring to the future </w:t>
+        <w:t xml:space="preserve"> (</w:t>
+      </w:r>
+      <w:r>
+        <w:rPr>
+          <w:rFonts w:ascii="SBL Hebrew" w:hAnsi="SBL Hebrew" w:cs="SBL Hebrew" w:eastAsia="SBL Hebrew"/>
+          <w:b w:val="0"/>
+          <w:i w:val="0"/>
+          <w:color w:val="1A1A1A"/>
+          <w:sz w:val="22"/>
+        </w:rPr>
+        <w:t>חַזַ"ל</w:t>
+      </w:r>
+      <w:r>
+        <w:rPr>
+          <w:rFonts w:ascii="Georgia" w:hAnsi="Georgia" w:cs="SBL Hebrew" w:eastAsia="Georgia"/>
+          <w:b w:val="0"/>
+          <w:i w:val="0"/>
+          <w:color w:val="1A1A1A"/>
+          <w:sz w:val="22"/>
+        </w:rPr>
+        <w:t xml:space="preserve">) read this as referring to the future </w:t>
       </w:r>
       <w:r>
         <w:rPr>
@@ -1944,7 +3084,27 @@
           <w:color w:val="1A1A1A"/>
           <w:sz w:val="22"/>
         </w:rPr>
-        <w:t xml:space="preserve">, but the messianic reading of the </w:t>
+        <w:t xml:space="preserve"> (</w:t>
+      </w:r>
+      <w:r>
+        <w:rPr>
+          <w:rFonts w:ascii="SBL Hebrew" w:hAnsi="SBL Hebrew" w:cs="SBL Hebrew" w:eastAsia="SBL Hebrew"/>
+          <w:b w:val="0"/>
+          <w:i w:val="0"/>
+          <w:color w:val="1A1A1A"/>
+          <w:sz w:val="22"/>
+        </w:rPr>
+        <w:t>רִאשׁוֹנִים</w:t>
+      </w:r>
+      <w:r>
+        <w:rPr>
+          <w:rFonts w:ascii="Georgia" w:hAnsi="Georgia" w:cs="SBL Hebrew" w:eastAsia="Georgia"/>
+          <w:b w:val="0"/>
+          <w:i w:val="0"/>
+          <w:color w:val="1A1A1A"/>
+          <w:sz w:val="22"/>
+        </w:rPr>
+        <w:t xml:space="preserve">), but the messianic reading of the </w:t>
       </w:r>
       <w:r>
         <w:rPr>
@@ -1964,7 +3124,27 @@
           <w:color w:val="1A1A1A"/>
           <w:sz w:val="22"/>
         </w:rPr>
-        <w:t xml:space="preserve"> stands.</w:t>
+        <w:t xml:space="preserve"> (</w:t>
+      </w:r>
+      <w:r>
+        <w:rPr>
+          <w:rFonts w:ascii="SBL Hebrew" w:hAnsi="SBL Hebrew" w:cs="SBL Hebrew" w:eastAsia="SBL Hebrew"/>
+          <w:b w:val="0"/>
+          <w:i w:val="0"/>
+          <w:color w:val="1A1A1A"/>
+          <w:sz w:val="22"/>
+        </w:rPr>
+        <w:t>פָּסוּק</w:t>
+      </w:r>
+      <w:r>
+        <w:rPr>
+          <w:rFonts w:ascii="Georgia" w:hAnsi="Georgia" w:cs="SBL Hebrew" w:eastAsia="Georgia"/>
+          <w:b w:val="0"/>
+          <w:i w:val="0"/>
+          <w:color w:val="1A1A1A"/>
+          <w:sz w:val="22"/>
+        </w:rPr>
+        <w:t>) stands.</w:t>
       </w:r>
       <w:r>
         <w:rPr>
@@ -2028,7 +3208,27 @@
           <w:color w:val="1A1A1A"/>
           <w:sz w:val="22"/>
         </w:rPr>
-        <w:t>—the obligation of anticipation itself:</w:t>
+        <w:t xml:space="preserve"> (</w:t>
+      </w:r>
+      <w:r>
+        <w:rPr>
+          <w:rFonts w:ascii="SBL Hebrew" w:hAnsi="SBL Hebrew" w:cs="SBL Hebrew" w:eastAsia="SBL Hebrew"/>
+          <w:b w:val="0"/>
+          <w:i w:val="0"/>
+          <w:color w:val="1A1A1A"/>
+          <w:sz w:val="22"/>
+        </w:rPr>
+        <w:t>עִיקָר</w:t>
+      </w:r>
+      <w:r>
+        <w:rPr>
+          <w:rFonts w:ascii="Georgia" w:hAnsi="Georgia" w:cs="SBL Hebrew" w:eastAsia="Georgia"/>
+          <w:b w:val="0"/>
+          <w:i w:val="0"/>
+          <w:color w:val="1A1A1A"/>
+          <w:sz w:val="22"/>
+        </w:rPr>
+        <w:t>)—the obligation of anticipation itself:</w:t>
       </w:r>
     </w:p>
     <w:p>
@@ -2173,7 +3373,27 @@
           <w:color w:val="1A1A1A"/>
           <w:sz w:val="22"/>
         </w:rPr>
-        <w:t xml:space="preserve">: not merely to believe, but to await; and to await precisely under conditions of apparent delay. It is the second component of the twelfth </w:t>
+        <w:t xml:space="preserve"> (</w:t>
+      </w:r>
+      <w:r>
+        <w:rPr>
+          <w:rFonts w:ascii="SBL Hebrew" w:hAnsi="SBL Hebrew" w:cs="SBL Hebrew" w:eastAsia="SBL Hebrew"/>
+          <w:b w:val="0"/>
+          <w:i w:val="0"/>
+          <w:color w:val="1A1A1A"/>
+          <w:sz w:val="22"/>
+        </w:rPr>
+        <w:t>חִיכּוּי</w:t>
+      </w:r>
+      <w:r>
+        <w:rPr>
+          <w:rFonts w:ascii="Georgia" w:hAnsi="Georgia" w:cs="SBL Hebrew" w:eastAsia="Georgia"/>
+          <w:b w:val="0"/>
+          <w:i w:val="0"/>
+          <w:color w:val="1A1A1A"/>
+          <w:sz w:val="22"/>
+        </w:rPr>
+        <w:t xml:space="preserve">): not merely to believe, but to await; and to await precisely under conditions of apparent delay. It is the second component of the twelfth </w:t>
       </w:r>
       <w:r>
         <w:rPr>
@@ -2233,7 +3453,27 @@
           <w:color w:val="1A1A1A"/>
           <w:sz w:val="22"/>
         </w:rPr>
-        <w:t>.</w:t>
+        <w:t xml:space="preserve"> (</w:t>
+      </w:r>
+      <w:r>
+        <w:rPr>
+          <w:rFonts w:ascii="SBL Hebrew" w:hAnsi="SBL Hebrew" w:cs="SBL Hebrew" w:eastAsia="SBL Hebrew"/>
+          <w:b w:val="0"/>
+          <w:i w:val="0"/>
+          <w:color w:val="1A1A1A"/>
+          <w:sz w:val="22"/>
+        </w:rPr>
+        <w:t>חַכֵּה לוֹ</w:t>
+      </w:r>
+      <w:r>
+        <w:rPr>
+          <w:rFonts w:ascii="Georgia" w:hAnsi="Georgia" w:cs="SBL Hebrew" w:eastAsia="Georgia"/>
+          <w:b w:val="0"/>
+          <w:i w:val="0"/>
+          <w:color w:val="1A1A1A"/>
+          <w:sz w:val="22"/>
+        </w:rPr>
+        <w:t>).</w:t>
       </w:r>
     </w:p>
     <w:p>
@@ -2287,7 +3527,27 @@
           <w:color w:val="1A1A1A"/>
           <w:sz w:val="22"/>
         </w:rPr>
-        <w:t>,</w:t>
+        <w:t xml:space="preserve"> (</w:t>
+      </w:r>
+      <w:r>
+        <w:rPr>
+          <w:rFonts w:ascii="SBL Hebrew" w:hAnsi="SBL Hebrew" w:cs="SBL Hebrew" w:eastAsia="SBL Hebrew"/>
+          <w:b w:val="0"/>
+          <w:i w:val="0"/>
+          <w:color w:val="1A1A1A"/>
+          <w:sz w:val="22"/>
+        </w:rPr>
+        <w:t>אֱמוּנוֹת וְדֵעוֹת</w:t>
+      </w:r>
+      <w:r>
+        <w:rPr>
+          <w:rFonts w:ascii="Georgia" w:hAnsi="Georgia" w:cs="SBL Hebrew" w:eastAsia="Georgia"/>
+          <w:b w:val="0"/>
+          <w:i w:val="0"/>
+          <w:color w:val="1A1A1A"/>
+          <w:sz w:val="22"/>
+        </w:rPr>
+        <w:t>),</w:t>
       </w:r>
       <w:r>
         <w:rPr>
@@ -2326,7 +3586,27 @@
           <w:color w:val="1A1A1A"/>
           <w:sz w:val="22"/>
         </w:rPr>
-        <w:t>,</w:t>
+        <w:t xml:space="preserve"> (</w:t>
+      </w:r>
+      <w:r>
+        <w:rPr>
+          <w:rFonts w:ascii="SBL Hebrew" w:hAnsi="SBL Hebrew" w:cs="SBL Hebrew" w:eastAsia="SBL Hebrew"/>
+          <w:b w:val="0"/>
+          <w:i w:val="0"/>
+          <w:color w:val="1A1A1A"/>
+          <w:sz w:val="22"/>
+        </w:rPr>
+        <w:t>סֵפֶר הָעִיקָרִים</w:t>
+      </w:r>
+      <w:r>
+        <w:rPr>
+          <w:rFonts w:ascii="Georgia" w:hAnsi="Georgia" w:cs="SBL Hebrew" w:eastAsia="Georgia"/>
+          <w:b w:val="0"/>
+          <w:i w:val="0"/>
+          <w:color w:val="1A1A1A"/>
+          <w:sz w:val="22"/>
+        </w:rPr>
+        <w:t>),</w:t>
       </w:r>
       <w:r>
         <w:rPr>
@@ -2365,7 +3645,27 @@
           <w:color w:val="1A1A1A"/>
           <w:sz w:val="22"/>
         </w:rPr>
-        <w:t xml:space="preserve">, </w:t>
+        <w:t xml:space="preserve"> (</w:t>
+      </w:r>
+      <w:r>
+        <w:rPr>
+          <w:rFonts w:ascii="SBL Hebrew" w:hAnsi="SBL Hebrew" w:cs="SBL Hebrew" w:eastAsia="SBL Hebrew"/>
+          <w:b w:val="0"/>
+          <w:i w:val="0"/>
+          <w:color w:val="1A1A1A"/>
+          <w:sz w:val="22"/>
+        </w:rPr>
+        <w:t>מְצִיאוּת ה’</w:t>
+      </w:r>
+      <w:r>
+        <w:rPr>
+          <w:rFonts w:ascii="Georgia" w:hAnsi="Georgia" w:cs="SBL Hebrew" w:eastAsia="Georgia"/>
+          <w:b w:val="0"/>
+          <w:i w:val="0"/>
+          <w:color w:val="1A1A1A"/>
+          <w:sz w:val="22"/>
+        </w:rPr>
+        <w:t xml:space="preserve">), </w:t>
       </w:r>
       <w:r>
         <w:rPr>
@@ -2385,7 +3685,27 @@
           <w:color w:val="1A1A1A"/>
           <w:sz w:val="22"/>
         </w:rPr>
-        <w:t xml:space="preserve">, and </w:t>
+        <w:t xml:space="preserve"> (</w:t>
+      </w:r>
+      <w:r>
+        <w:rPr>
+          <w:rFonts w:ascii="SBL Hebrew" w:hAnsi="SBL Hebrew" w:cs="SBL Hebrew" w:eastAsia="SBL Hebrew"/>
+          <w:b w:val="0"/>
+          <w:i w:val="0"/>
+          <w:color w:val="1A1A1A"/>
+          <w:sz w:val="22"/>
+        </w:rPr>
+        <w:t>תּוֹרָה מִן הַשָּׁמַיִם</w:t>
+      </w:r>
+      <w:r>
+        <w:rPr>
+          <w:rFonts w:ascii="Georgia" w:hAnsi="Georgia" w:cs="SBL Hebrew" w:eastAsia="Georgia"/>
+          <w:b w:val="0"/>
+          <w:i w:val="0"/>
+          <w:color w:val="1A1A1A"/>
+          <w:sz w:val="22"/>
+        </w:rPr>
+        <w:t xml:space="preserve">), and </w:t>
       </w:r>
       <w:r>
         <w:rPr>
@@ -2405,7 +3725,27 @@
           <w:color w:val="1A1A1A"/>
           <w:sz w:val="22"/>
         </w:rPr>
-        <w:t xml:space="preserve">—from which the others derive. Still other </w:t>
+        <w:t xml:space="preserve"> (</w:t>
+      </w:r>
+      <w:r>
+        <w:rPr>
+          <w:rFonts w:ascii="SBL Hebrew" w:hAnsi="SBL Hebrew" w:cs="SBL Hebrew" w:eastAsia="SBL Hebrew"/>
+          <w:b w:val="0"/>
+          <w:i w:val="0"/>
+          <w:color w:val="1A1A1A"/>
+          <w:sz w:val="22"/>
+        </w:rPr>
+        <w:t>שָׂכָר וָעֹנֶשׁ</w:t>
+      </w:r>
+      <w:r>
+        <w:rPr>
+          <w:rFonts w:ascii="Georgia" w:hAnsi="Georgia" w:cs="SBL Hebrew" w:eastAsia="Georgia"/>
+          <w:b w:val="0"/>
+          <w:i w:val="0"/>
+          <w:color w:val="1A1A1A"/>
+          <w:sz w:val="22"/>
+        </w:rPr>
+        <w:t xml:space="preserve">)—from which the others derive. Still other </w:t>
       </w:r>
       <w:r>
         <w:rPr>
@@ -2425,7 +3765,27 @@
           <w:color w:val="1A1A1A"/>
           <w:sz w:val="22"/>
         </w:rPr>
-        <w:t xml:space="preserve"> arrive at six, at eight, at ten.</w:t>
+        <w:t xml:space="preserve"> (</w:t>
+      </w:r>
+      <w:r>
+        <w:rPr>
+          <w:rFonts w:ascii="SBL Hebrew" w:hAnsi="SBL Hebrew" w:cs="SBL Hebrew" w:eastAsia="SBL Hebrew"/>
+          <w:b w:val="0"/>
+          <w:i w:val="0"/>
+          <w:color w:val="1A1A1A"/>
+          <w:sz w:val="22"/>
+        </w:rPr>
+        <w:t>רִאשׁוֹנִים</w:t>
+      </w:r>
+      <w:r>
+        <w:rPr>
+          <w:rFonts w:ascii="Georgia" w:hAnsi="Georgia" w:cs="SBL Hebrew" w:eastAsia="Georgia"/>
+          <w:b w:val="0"/>
+          <w:i w:val="0"/>
+          <w:color w:val="1A1A1A"/>
+          <w:sz w:val="22"/>
+        </w:rPr>
+        <w:t>) arrive at six, at eight, at ten.</w:t>
       </w:r>
     </w:p>
     <w:p>
@@ -2460,7 +3820,27 @@
           <w:color w:val="1A1A1A"/>
           <w:sz w:val="22"/>
         </w:rPr>
-        <w:t xml:space="preserve"> accepted the Rambam’s thirteen as the working list, and did so with particular firmness regarding the twelfth </w:t>
+        <w:t xml:space="preserve"> (</w:t>
+      </w:r>
+      <w:r>
+        <w:rPr>
+          <w:rFonts w:ascii="SBL Hebrew" w:hAnsi="SBL Hebrew" w:cs="SBL Hebrew" w:eastAsia="SBL Hebrew"/>
+          <w:b w:val="0"/>
+          <w:i w:val="0"/>
+          <w:color w:val="1A1A1A"/>
+          <w:sz w:val="22"/>
+        </w:rPr>
+        <w:t>כְּלַל יִשְׂרָאֵל</w:t>
+      </w:r>
+      <w:r>
+        <w:rPr>
+          <w:rFonts w:ascii="Georgia" w:hAnsi="Georgia" w:cs="SBL Hebrew" w:eastAsia="Georgia"/>
+          <w:b w:val="0"/>
+          <w:i w:val="0"/>
+          <w:color w:val="1A1A1A"/>
+          <w:sz w:val="22"/>
+        </w:rPr>
+        <w:t xml:space="preserve">) accepted the Rambam’s thirteen as the working list, and did so with particular firmness regarding the twelfth </w:t>
       </w:r>
       <w:r>
         <w:rPr>
@@ -2480,7 +3860,27 @@
           <w:color w:val="1A1A1A"/>
           <w:sz w:val="22"/>
         </w:rPr>
-        <w:t xml:space="preserve">. But the plurality of frameworks itself matters, because it establishes that the number thirteen and the specific taxonomy are not themselves the object of </w:t>
+        <w:t xml:space="preserve"> (</w:t>
+      </w:r>
+      <w:r>
+        <w:rPr>
+          <w:rFonts w:ascii="SBL Hebrew" w:hAnsi="SBL Hebrew" w:cs="SBL Hebrew" w:eastAsia="SBL Hebrew"/>
+          <w:b w:val="0"/>
+          <w:i w:val="0"/>
+          <w:color w:val="1A1A1A"/>
+          <w:sz w:val="22"/>
+        </w:rPr>
+        <w:t>עִיקָר</w:t>
+      </w:r>
+      <w:r>
+        <w:rPr>
+          <w:rFonts w:ascii="Georgia" w:hAnsi="Georgia" w:cs="SBL Hebrew" w:eastAsia="Georgia"/>
+          <w:b w:val="0"/>
+          <w:i w:val="0"/>
+          <w:color w:val="1A1A1A"/>
+          <w:sz w:val="22"/>
+        </w:rPr>
+        <w:t xml:space="preserve">). But the plurality of frameworks itself matters, because it establishes that the number thirteen and the specific taxonomy are not themselves the object of </w:t>
       </w:r>
       <w:r>
         <w:rPr>
@@ -2500,7 +3900,27 @@
           <w:color w:val="1A1A1A"/>
           <w:sz w:val="22"/>
         </w:rPr>
-        <w:t>—the underlying beliefs are.</w:t>
+        <w:t xml:space="preserve"> (</w:t>
+      </w:r>
+      <w:r>
+        <w:rPr>
+          <w:rFonts w:ascii="SBL Hebrew" w:hAnsi="SBL Hebrew" w:cs="SBL Hebrew" w:eastAsia="SBL Hebrew"/>
+          <w:b w:val="0"/>
+          <w:i w:val="0"/>
+          <w:color w:val="1A1A1A"/>
+          <w:sz w:val="22"/>
+        </w:rPr>
+        <w:t>אֱמוּנָה</w:t>
+      </w:r>
+      <w:r>
+        <w:rPr>
+          <w:rFonts w:ascii="Georgia" w:hAnsi="Georgia" w:cs="SBL Hebrew" w:eastAsia="Georgia"/>
+          <w:b w:val="0"/>
+          <w:i w:val="0"/>
+          <w:color w:val="1A1A1A"/>
+          <w:sz w:val="22"/>
+        </w:rPr>
+        <w:t>)—the underlying beliefs are.</w:t>
       </w:r>
     </w:p>
     <w:p>
@@ -2550,7 +3970,27 @@
           <w:color w:val="1A1A1A"/>
           <w:sz w:val="22"/>
         </w:rPr>
-        <w:t xml:space="preserve"> recited </w:t>
+        <w:t xml:space="preserve"> (</w:t>
+      </w:r>
+      <w:r>
+        <w:rPr>
+          <w:rFonts w:ascii="SBL Hebrew" w:hAnsi="SBL Hebrew" w:cs="SBL Hebrew" w:eastAsia="SBL Hebrew"/>
+          <w:b w:val="0"/>
+          <w:i w:val="0"/>
+          <w:color w:val="1A1A1A"/>
+          <w:sz w:val="22"/>
+        </w:rPr>
+        <w:t>גָּדוֹל</w:t>
+      </w:r>
+      <w:r>
+        <w:rPr>
+          <w:rFonts w:ascii="Georgia" w:hAnsi="Georgia" w:cs="SBL Hebrew" w:eastAsia="Georgia"/>
+          <w:b w:val="0"/>
+          <w:i w:val="0"/>
+          <w:color w:val="1A1A1A"/>
+          <w:sz w:val="22"/>
+        </w:rPr>
+        <w:t xml:space="preserve">) recited </w:t>
       </w:r>
       <w:r>
         <w:rPr>
@@ -2570,7 +4010,27 @@
           <w:color w:val="1A1A1A"/>
           <w:sz w:val="22"/>
         </w:rPr>
-        <w:t xml:space="preserve"> or </w:t>
+        <w:t xml:space="preserve"> (</w:t>
+      </w:r>
+      <w:r>
+        <w:rPr>
+          <w:rFonts w:ascii="SBL Hebrew" w:hAnsi="SBL Hebrew" w:cs="SBL Hebrew" w:eastAsia="SBL Hebrew"/>
+          <w:b w:val="0"/>
+          <w:i w:val="0"/>
+          <w:color w:val="1A1A1A"/>
+          <w:sz w:val="22"/>
+        </w:rPr>
+        <w:t>אֲנִי מַאֲמִין</w:t>
+      </w:r>
+      <w:r>
+        <w:rPr>
+          <w:rFonts w:ascii="Georgia" w:hAnsi="Georgia" w:cs="SBL Hebrew" w:eastAsia="Georgia"/>
+          <w:b w:val="0"/>
+          <w:i w:val="0"/>
+          <w:color w:val="1A1A1A"/>
+          <w:sz w:val="22"/>
+        </w:rPr>
+        <w:t xml:space="preserve">) or </w:t>
       </w:r>
       <w:r>
         <w:rPr>
@@ -2590,7 +4050,27 @@
           <w:color w:val="1A1A1A"/>
           <w:sz w:val="22"/>
         </w:rPr>
-        <w:t xml:space="preserve"> daily. The Maharshal</w:t>
+        <w:t xml:space="preserve"> (</w:t>
+      </w:r>
+      <w:r>
+        <w:rPr>
+          <w:rFonts w:ascii="SBL Hebrew" w:hAnsi="SBL Hebrew" w:cs="SBL Hebrew" w:eastAsia="SBL Hebrew"/>
+          <w:b w:val="0"/>
+          <w:i w:val="0"/>
+          <w:color w:val="1A1A1A"/>
+          <w:sz w:val="22"/>
+        </w:rPr>
+        <w:t>יִגְדַּל</w:t>
+      </w:r>
+      <w:r>
+        <w:rPr>
+          <w:rFonts w:ascii="Georgia" w:hAnsi="Georgia" w:cs="SBL Hebrew" w:eastAsia="Georgia"/>
+          <w:b w:val="0"/>
+          <w:i w:val="0"/>
+          <w:color w:val="1A1A1A"/>
+          <w:sz w:val="22"/>
+        </w:rPr>
+        <w:t>) daily. The Maharshal</w:t>
       </w:r>
       <w:r>
         <w:rPr>
@@ -2649,7 +4129,27 @@
           <w:color w:val="1A1A1A"/>
           <w:sz w:val="22"/>
         </w:rPr>
-        <w:t xml:space="preserve">? Every detail of the Torah is essential; there is no warrant to designate a hierarchy of importance among them. The Arizal, similarly, did not recite </w:t>
+        <w:t xml:space="preserve"> (</w:t>
+      </w:r>
+      <w:r>
+        <w:rPr>
+          <w:rFonts w:ascii="SBL Hebrew" w:hAnsi="SBL Hebrew" w:cs="SBL Hebrew" w:eastAsia="SBL Hebrew"/>
+          <w:b w:val="0"/>
+          <w:i w:val="0"/>
+          <w:color w:val="1A1A1A"/>
+          <w:sz w:val="22"/>
+        </w:rPr>
+        <w:t>עִקָּרִים</w:t>
+      </w:r>
+      <w:r>
+        <w:rPr>
+          <w:rFonts w:ascii="Georgia" w:hAnsi="Georgia" w:cs="SBL Hebrew" w:eastAsia="Georgia"/>
+          <w:b w:val="0"/>
+          <w:i w:val="0"/>
+          <w:color w:val="1A1A1A"/>
+          <w:sz w:val="22"/>
+        </w:rPr>
+        <w:t xml:space="preserve">)? Every detail of the Torah is essential; there is no warrant to designate a hierarchy of importance among them. The Arizal, similarly, did not recite </w:t>
       </w:r>
       <w:r>
         <w:rPr>
@@ -2728,7 +4228,27 @@
           <w:color w:val="1A1A1A"/>
           <w:sz w:val="22"/>
         </w:rPr>
-        <w:t xml:space="preserve"> note explicitly, </w:t>
+        <w:t xml:space="preserve"> (</w:t>
+      </w:r>
+      <w:r>
+        <w:rPr>
+          <w:rFonts w:ascii="SBL Hebrew" w:hAnsi="SBL Hebrew" w:cs="SBL Hebrew" w:eastAsia="SBL Hebrew"/>
+          <w:b w:val="0"/>
+          <w:i w:val="0"/>
+          <w:color w:val="1A1A1A"/>
+          <w:sz w:val="22"/>
+        </w:rPr>
+        <w:t>סִדּוּרִים</w:t>
+      </w:r>
+      <w:r>
+        <w:rPr>
+          <w:rFonts w:ascii="Georgia" w:hAnsi="Georgia" w:cs="SBL Hebrew" w:eastAsia="Georgia"/>
+          <w:b w:val="0"/>
+          <w:i w:val="0"/>
+          <w:color w:val="1A1A1A"/>
+          <w:sz w:val="22"/>
+        </w:rPr>
+        <w:t xml:space="preserve">) note explicitly, </w:t>
       </w:r>
       <w:r>
         <w:rPr>
@@ -2748,7 +4268,27 @@
           <w:color w:val="1A1A1A"/>
           <w:sz w:val="22"/>
         </w:rPr>
-        <w:t xml:space="preserve">. Following the Arizal, many </w:t>
+        <w:t xml:space="preserve"> (</w:t>
+      </w:r>
+      <w:r>
+        <w:rPr>
+          <w:rFonts w:ascii="SBL Hebrew" w:hAnsi="SBL Hebrew" w:cs="SBL Hebrew" w:eastAsia="SBL Hebrew"/>
+          <w:b w:val="0"/>
+          <w:i w:val="0"/>
+          <w:color w:val="1A1A1A"/>
+          <w:sz w:val="22"/>
+        </w:rPr>
+        <w:t>הָאֲרִיזַ"ל לֹא אָמַר יִגְדַּל</w:t>
+      </w:r>
+      <w:r>
+        <w:rPr>
+          <w:rFonts w:ascii="Georgia" w:hAnsi="Georgia" w:cs="SBL Hebrew" w:eastAsia="Georgia"/>
+          <w:b w:val="0"/>
+          <w:i w:val="0"/>
+          <w:color w:val="1A1A1A"/>
+          <w:sz w:val="22"/>
+        </w:rPr>
+        <w:t xml:space="preserve">). Following the Arizal, many </w:t>
       </w:r>
       <w:r>
         <w:rPr>
@@ -2803,7 +4343,27 @@
           <w:color w:val="1A1A1A"/>
           <w:sz w:val="22"/>
         </w:rPr>
-        <w:t xml:space="preserve"> denied the underlying beliefs; they declined to ritualize them in fixed daily formulae. This is a critical distinction, and it defines the terrain on which a later academic challenge to the Rambam’s framework must be measured.</w:t>
+        <w:t xml:space="preserve"> (</w:t>
+      </w:r>
+      <w:r>
+        <w:rPr>
+          <w:rFonts w:ascii="SBL Hebrew" w:hAnsi="SBL Hebrew" w:cs="SBL Hebrew" w:eastAsia="SBL Hebrew"/>
+          <w:b w:val="0"/>
+          <w:i w:val="0"/>
+          <w:color w:val="1A1A1A"/>
+          <w:sz w:val="22"/>
+        </w:rPr>
+        <w:t>גְּדוֹלִים</w:t>
+      </w:r>
+      <w:r>
+        <w:rPr>
+          <w:rFonts w:ascii="Georgia" w:hAnsi="Georgia" w:cs="SBL Hebrew" w:eastAsia="Georgia"/>
+          <w:b w:val="0"/>
+          <w:i w:val="0"/>
+          <w:color w:val="1A1A1A"/>
+          <w:sz w:val="22"/>
+        </w:rPr>
+        <w:t>) denied the underlying beliefs; they declined to ritualize them in fixed daily formulae. This is a critical distinction, and it defines the terrain on which a later academic challenge to the Rambam’s framework must be measured.</w:t>
       </w:r>
     </w:p>
     <w:p>
@@ -2857,7 +4417,27 @@
           <w:color w:val="1A1A1A"/>
           <w:sz w:val="22"/>
         </w:rPr>
-        <w:t xml:space="preserve">’ own plurality of frameworks to modern academic reappraisal is a transition in register. The </w:t>
+        <w:t xml:space="preserve"> (</w:t>
+      </w:r>
+      <w:r>
+        <w:rPr>
+          <w:rFonts w:ascii="SBL Hebrew" w:hAnsi="SBL Hebrew" w:cs="SBL Hebrew" w:eastAsia="SBL Hebrew"/>
+          <w:b w:val="0"/>
+          <w:i w:val="0"/>
+          <w:color w:val="1A1A1A"/>
+          <w:sz w:val="22"/>
+        </w:rPr>
+        <w:t>רִאשׁוֹנִים</w:t>
+      </w:r>
+      <w:r>
+        <w:rPr>
+          <w:rFonts w:ascii="Georgia" w:hAnsi="Georgia" w:cs="SBL Hebrew" w:eastAsia="Georgia"/>
+          <w:b w:val="0"/>
+          <w:i w:val="0"/>
+          <w:color w:val="1A1A1A"/>
+          <w:sz w:val="22"/>
+        </w:rPr>
+        <w:t xml:space="preserve">)’ own plurality of frameworks to modern academic reappraisal is a transition in register. The </w:t>
       </w:r>
       <w:r>
         <w:rPr>
@@ -2971,7 +4551,27 @@
           <w:color w:val="1A1A1A"/>
           <w:sz w:val="22"/>
         </w:rPr>
-        <w:t xml:space="preserve">, the substantial number of authorities who diverged from one or another of the Rambam’s thirteen. The book caused an uproar in the </w:t>
+        <w:t xml:space="preserve"> (</w:t>
+      </w:r>
+      <w:r>
+        <w:rPr>
+          <w:rFonts w:ascii="SBL Hebrew" w:hAnsi="SBL Hebrew" w:cs="SBL Hebrew" w:eastAsia="SBL Hebrew"/>
+          <w:b w:val="0"/>
+          <w:i w:val="0"/>
+          <w:color w:val="1A1A1A"/>
+          <w:sz w:val="22"/>
+        </w:rPr>
+        <w:t>אַחֲרוֹנִים</w:t>
+      </w:r>
+      <w:r>
+        <w:rPr>
+          <w:rFonts w:ascii="Georgia" w:hAnsi="Georgia" w:cs="SBL Hebrew" w:eastAsia="Georgia"/>
+          <w:b w:val="0"/>
+          <w:i w:val="0"/>
+          <w:color w:val="1A1A1A"/>
+          <w:sz w:val="22"/>
+        </w:rPr>
+        <w:t xml:space="preserve">), the substantial number of authorities who diverged from one or another of the Rambam’s thirteen. The book caused an uproar in the </w:t>
       </w:r>
       <w:r>
         <w:rPr>
@@ -2991,7 +4591,27 @@
           <w:color w:val="1A1A1A"/>
           <w:sz w:val="22"/>
         </w:rPr>
-        <w:t xml:space="preserve"> world, and it deserves a careful response.</w:t>
+        <w:t xml:space="preserve"> (</w:t>
+      </w:r>
+      <w:r>
+        <w:rPr>
+          <w:rFonts w:ascii="SBL Hebrew" w:hAnsi="SBL Hebrew" w:cs="SBL Hebrew" w:eastAsia="SBL Hebrew"/>
+          <w:b w:val="0"/>
+          <w:i w:val="0"/>
+          <w:color w:val="1A1A1A"/>
+          <w:sz w:val="22"/>
+        </w:rPr>
+        <w:t>יְשִׁיבִישֶׁע</w:t>
+      </w:r>
+      <w:r>
+        <w:rPr>
+          <w:rFonts w:ascii="Georgia" w:hAnsi="Georgia" w:cs="SBL Hebrew" w:eastAsia="Georgia"/>
+          <w:b w:val="0"/>
+          <w:i w:val="0"/>
+          <w:color w:val="1A1A1A"/>
+          <w:sz w:val="22"/>
+        </w:rPr>
+        <w:t>) world, and it deserves a careful response.</w:t>
       </w:r>
     </w:p>
     <w:p>
@@ -3026,7 +4646,27 @@
           <w:color w:val="1A1A1A"/>
           <w:sz w:val="22"/>
         </w:rPr>
-        <w:t xml:space="preserve"> with the halachic consequences the Rambam attaches—he assembles a serious documentary record showing that the classification is more contested than popular presentation admits. The two questions must be separated. The </w:t>
+        <w:t xml:space="preserve"> (</w:t>
+      </w:r>
+      <w:r>
+        <w:rPr>
+          <w:rFonts w:ascii="SBL Hebrew" w:hAnsi="SBL Hebrew" w:cs="SBL Hebrew" w:eastAsia="SBL Hebrew"/>
+          <w:b w:val="0"/>
+          <w:i w:val="0"/>
+          <w:color w:val="1A1A1A"/>
+          <w:sz w:val="22"/>
+        </w:rPr>
+        <w:t>כּוֹפֵר</w:t>
+      </w:r>
+      <w:r>
+        <w:rPr>
+          <w:rFonts w:ascii="Georgia" w:hAnsi="Georgia" w:cs="SBL Hebrew" w:eastAsia="Georgia"/>
+          <w:b w:val="0"/>
+          <w:i w:val="0"/>
+          <w:color w:val="1A1A1A"/>
+          <w:sz w:val="22"/>
+        </w:rPr>
+        <w:t xml:space="preserve">) with the halachic consequences the Rambam attaches—he assembles a serious documentary record showing that the classification is more contested than popular presentation admits. The two questions must be separated. The </w:t>
       </w:r>
       <w:r>
         <w:rPr>
@@ -3046,7 +4686,27 @@
           <w:color w:val="1A1A1A"/>
           <w:sz w:val="22"/>
         </w:rPr>
-        <w:t xml:space="preserve"> of </w:t>
+        <w:t xml:space="preserve"> (</w:t>
+      </w:r>
+      <w:r>
+        <w:rPr>
+          <w:rFonts w:ascii="SBL Hebrew" w:hAnsi="SBL Hebrew" w:cs="SBL Hebrew" w:eastAsia="SBL Hebrew"/>
+          <w:b w:val="0"/>
+          <w:i w:val="0"/>
+          <w:color w:val="1A1A1A"/>
+          <w:sz w:val="22"/>
+        </w:rPr>
+        <w:t>אֱמוּנָה</w:t>
+      </w:r>
+      <w:r>
+        <w:rPr>
+          <w:rFonts w:ascii="Georgia" w:hAnsi="Georgia" w:cs="SBL Hebrew" w:eastAsia="Georgia"/>
+          <w:b w:val="0"/>
+          <w:i w:val="0"/>
+          <w:color w:val="1A1A1A"/>
+          <w:sz w:val="22"/>
+        </w:rPr>
+        <w:t xml:space="preserve">) of </w:t>
       </w:r>
       <w:r>
         <w:rPr>
@@ -3066,7 +4726,27 @@
           <w:color w:val="1A1A1A"/>
           <w:sz w:val="22"/>
         </w:rPr>
-        <w:t xml:space="preserve"> in the coming of </w:t>
+        <w:t xml:space="preserve"> (</w:t>
+      </w:r>
+      <w:r>
+        <w:rPr>
+          <w:rFonts w:ascii="SBL Hebrew" w:hAnsi="SBL Hebrew" w:cs="SBL Hebrew" w:eastAsia="SBL Hebrew"/>
+          <w:b w:val="0"/>
+          <w:i w:val="0"/>
+          <w:color w:val="1A1A1A"/>
+          <w:sz w:val="22"/>
+        </w:rPr>
+        <w:t>כְּלַל יִשְׂרָאֵל</w:t>
+      </w:r>
+      <w:r>
+        <w:rPr>
+          <w:rFonts w:ascii="Georgia" w:hAnsi="Georgia" w:cs="SBL Hebrew" w:eastAsia="Georgia"/>
+          <w:b w:val="0"/>
+          <w:i w:val="0"/>
+          <w:color w:val="1A1A1A"/>
+          <w:sz w:val="22"/>
+        </w:rPr>
+        <w:t xml:space="preserve">) in the coming of </w:t>
       </w:r>
       <w:r>
         <w:rPr>
@@ -3086,7 +4766,27 @@
           <w:color w:val="1A1A1A"/>
           <w:sz w:val="22"/>
         </w:rPr>
-        <w:t xml:space="preserve"> is unaltered by anything Shapiro writes. What is contested is the meta-halachic label.</w:t>
+        <w:t xml:space="preserve"> (</w:t>
+      </w:r>
+      <w:r>
+        <w:rPr>
+          <w:rFonts w:ascii="SBL Hebrew" w:hAnsi="SBL Hebrew" w:cs="SBL Hebrew" w:eastAsia="SBL Hebrew"/>
+          <w:b w:val="0"/>
+          <w:i w:val="0"/>
+          <w:color w:val="1A1A1A"/>
+          <w:sz w:val="22"/>
+        </w:rPr>
+        <w:t>מָשִׁיחַ</w:t>
+      </w:r>
+      <w:r>
+        <w:rPr>
+          <w:rFonts w:ascii="Georgia" w:hAnsi="Georgia" w:cs="SBL Hebrew" w:eastAsia="Georgia"/>
+          <w:b w:val="0"/>
+          <w:i w:val="0"/>
+          <w:color w:val="1A1A1A"/>
+          <w:sz w:val="22"/>
+        </w:rPr>
+        <w:t>) is unaltered by anything Shapiro writes. What is contested is the meta-halachic label.</w:t>
       </w:r>
     </w:p>
     <w:p>
@@ -3161,7 +4861,27 @@
           <w:color w:val="1A1A1A"/>
           <w:sz w:val="22"/>
         </w:rPr>
-        <w:t xml:space="preserve">: on which </w:t>
+        <w:t xml:space="preserve"> (</w:t>
+      </w:r>
+      <w:r>
+        <w:rPr>
+          <w:rFonts w:ascii="SBL Hebrew" w:hAnsi="SBL Hebrew" w:cs="SBL Hebrew" w:eastAsia="SBL Hebrew"/>
+          <w:b w:val="0"/>
+          <w:i w:val="0"/>
+          <w:color w:val="1A1A1A"/>
+          <w:sz w:val="22"/>
+        </w:rPr>
+        <w:t>מְסוֹרָה</w:t>
+      </w:r>
+      <w:r>
+        <w:rPr>
+          <w:rFonts w:ascii="Georgia" w:hAnsi="Georgia" w:cs="SBL Hebrew" w:eastAsia="Georgia"/>
+          <w:b w:val="0"/>
+          <w:i w:val="0"/>
+          <w:color w:val="1A1A1A"/>
+          <w:sz w:val="22"/>
+        </w:rPr>
+        <w:t xml:space="preserve">): on which </w:t>
       </w:r>
       <w:r>
         <w:rPr>
@@ -3221,7 +4941,27 @@
           <w:color w:val="1A1A1A"/>
           <w:sz w:val="22"/>
         </w:rPr>
-        <w:t xml:space="preserve">, our </w:t>
+        <w:t xml:space="preserve"> (</w:t>
+      </w:r>
+      <w:r>
+        <w:rPr>
+          <w:rFonts w:ascii="SBL Hebrew" w:hAnsi="SBL Hebrew" w:cs="SBL Hebrew" w:eastAsia="SBL Hebrew"/>
+          <w:b w:val="0"/>
+          <w:i w:val="0"/>
+          <w:color w:val="1A1A1A"/>
+          <w:sz w:val="22"/>
+        </w:rPr>
+        <w:t>רַבֵּיהֶם</w:t>
+      </w:r>
+      <w:r>
+        <w:rPr>
+          <w:rFonts w:ascii="Georgia" w:hAnsi="Georgia" w:cs="SBL Hebrew" w:eastAsia="Georgia"/>
+          <w:b w:val="0"/>
+          <w:i w:val="0"/>
+          <w:color w:val="1A1A1A"/>
+          <w:sz w:val="22"/>
+        </w:rPr>
+        <w:t xml:space="preserve">), our </w:t>
       </w:r>
       <w:r>
         <w:rPr>
@@ -3241,7 +4981,27 @@
           <w:color w:val="1A1A1A"/>
           <w:sz w:val="22"/>
         </w:rPr>
-        <w:t xml:space="preserve">, and our </w:t>
+        <w:t xml:space="preserve"> (</w:t>
+      </w:r>
+      <w:r>
+        <w:rPr>
+          <w:rFonts w:ascii="SBL Hebrew" w:hAnsi="SBL Hebrew" w:cs="SBL Hebrew" w:eastAsia="SBL Hebrew"/>
+          <w:b w:val="0"/>
+          <w:i w:val="0"/>
+          <w:color w:val="1A1A1A"/>
+          <w:sz w:val="22"/>
+        </w:rPr>
+        <w:t>יְשִׁיבוֹת</w:t>
+      </w:r>
+      <w:r>
+        <w:rPr>
+          <w:rFonts w:ascii="Georgia" w:hAnsi="Georgia" w:cs="SBL Hebrew" w:eastAsia="Georgia"/>
+          <w:b w:val="0"/>
+          <w:i w:val="0"/>
+          <w:color w:val="1A1A1A"/>
+          <w:sz w:val="22"/>
+        </w:rPr>
+        <w:t xml:space="preserve">), and our </w:t>
       </w:r>
       <w:r>
         <w:rPr>
@@ -3261,7 +5021,27 @@
           <w:color w:val="1A1A1A"/>
           <w:sz w:val="22"/>
         </w:rPr>
-        <w:t xml:space="preserve"> have taken as authoritative. On the twelfth </w:t>
+        <w:t xml:space="preserve"> (</w:t>
+      </w:r>
+      <w:r>
+        <w:rPr>
+          <w:rFonts w:ascii="SBL Hebrew" w:hAnsi="SBL Hebrew" w:cs="SBL Hebrew" w:eastAsia="SBL Hebrew"/>
+          <w:b w:val="0"/>
+          <w:i w:val="0"/>
+          <w:color w:val="1A1A1A"/>
+          <w:sz w:val="22"/>
+        </w:rPr>
+        <w:t>מַנְהִיגִים</w:t>
+      </w:r>
+      <w:r>
+        <w:rPr>
+          <w:rFonts w:ascii="Georgia" w:hAnsi="Georgia" w:cs="SBL Hebrew" w:eastAsia="Georgia"/>
+          <w:b w:val="0"/>
+          <w:i w:val="0"/>
+          <w:color w:val="1A1A1A"/>
+          <w:sz w:val="22"/>
+        </w:rPr>
+        <w:t xml:space="preserve">) have taken as authoritative. On the twelfth </w:t>
       </w:r>
       <w:r>
         <w:rPr>
@@ -3281,7 +5061,27 @@
           <w:color w:val="1A1A1A"/>
           <w:sz w:val="22"/>
         </w:rPr>
-        <w:t xml:space="preserve"> in particular, the community has cleaved to the Rambam’s framework, and the halachic teeth—</w:t>
+        <w:t xml:space="preserve"> (</w:t>
+      </w:r>
+      <w:r>
+        <w:rPr>
+          <w:rFonts w:ascii="SBL Hebrew" w:hAnsi="SBL Hebrew" w:cs="SBL Hebrew" w:eastAsia="SBL Hebrew"/>
+          <w:b w:val="0"/>
+          <w:i w:val="0"/>
+          <w:color w:val="1A1A1A"/>
+          <w:sz w:val="22"/>
+        </w:rPr>
+        <w:t>עִיקָר</w:t>
+      </w:r>
+      <w:r>
+        <w:rPr>
+          <w:rFonts w:ascii="Georgia" w:hAnsi="Georgia" w:cs="SBL Hebrew" w:eastAsia="Georgia"/>
+          <w:b w:val="0"/>
+          <w:i w:val="0"/>
+          <w:color w:val="1A1A1A"/>
+          <w:sz w:val="22"/>
+        </w:rPr>
+        <w:t>) in particular, the community has cleaved to the Rambam’s framework, and the halachic teeth—</w:t>
       </w:r>
       <w:r>
         <w:rPr>
@@ -3301,7 +5101,27 @@
           <w:color w:val="1A1A1A"/>
           <w:sz w:val="22"/>
         </w:rPr>
-        <w:t>-as-</w:t>
+        <w:t xml:space="preserve"> (</w:t>
+      </w:r>
+      <w:r>
+        <w:rPr>
+          <w:rFonts w:ascii="SBL Hebrew" w:hAnsi="SBL Hebrew" w:cs="SBL Hebrew" w:eastAsia="SBL Hebrew"/>
+          <w:b w:val="0"/>
+          <w:i w:val="0"/>
+          <w:color w:val="1A1A1A"/>
+          <w:sz w:val="22"/>
+        </w:rPr>
+        <w:t>סָפֵק</w:t>
+      </w:r>
+      <w:r>
+        <w:rPr>
+          <w:rFonts w:ascii="Georgia" w:hAnsi="Georgia" w:cs="SBL Hebrew" w:eastAsia="Georgia"/>
+          <w:b w:val="0"/>
+          <w:i w:val="0"/>
+          <w:color w:val="1A1A1A"/>
+          <w:sz w:val="22"/>
+        </w:rPr>
+        <w:t>)-as-</w:t>
       </w:r>
       <w:r>
         <w:rPr>
@@ -3321,7 +5141,27 @@
           <w:color w:val="1A1A1A"/>
           <w:sz w:val="22"/>
         </w:rPr>
-        <w:t xml:space="preserve">, exclusion from </w:t>
+        <w:t xml:space="preserve"> (</w:t>
+      </w:r>
+      <w:r>
+        <w:rPr>
+          <w:rFonts w:ascii="SBL Hebrew" w:hAnsi="SBL Hebrew" w:cs="SBL Hebrew" w:eastAsia="SBL Hebrew"/>
+          <w:b w:val="0"/>
+          <w:i w:val="0"/>
+          <w:color w:val="1A1A1A"/>
+          <w:sz w:val="22"/>
+        </w:rPr>
+        <w:t>כְּפִירָה</w:t>
+      </w:r>
+      <w:r>
+        <w:rPr>
+          <w:rFonts w:ascii="Georgia" w:hAnsi="Georgia" w:cs="SBL Hebrew" w:eastAsia="Georgia"/>
+          <w:b w:val="0"/>
+          <w:i w:val="0"/>
+          <w:color w:val="1A1A1A"/>
+          <w:sz w:val="22"/>
+        </w:rPr>
+        <w:t xml:space="preserve">), exclusion from </w:t>
       </w:r>
       <w:r>
         <w:rPr>
@@ -3341,7 +5181,27 @@
           <w:color w:val="1A1A1A"/>
           <w:sz w:val="22"/>
         </w:rPr>
-        <w:t xml:space="preserve">—follow from that cleaving. The meta-halachic question is thus not settled by counting </w:t>
+        <w:t xml:space="preserve"> (</w:t>
+      </w:r>
+      <w:r>
+        <w:rPr>
+          <w:rFonts w:ascii="SBL Hebrew" w:hAnsi="SBL Hebrew" w:cs="SBL Hebrew" w:eastAsia="SBL Hebrew"/>
+          <w:b w:val="0"/>
+          <w:i w:val="0"/>
+          <w:color w:val="1A1A1A"/>
+          <w:sz w:val="22"/>
+        </w:rPr>
+        <w:t>חֵלֶק לְעוֹלָם הַבָּא</w:t>
+      </w:r>
+      <w:r>
+        <w:rPr>
+          <w:rFonts w:ascii="Georgia" w:hAnsi="Georgia" w:cs="SBL Hebrew" w:eastAsia="Georgia"/>
+          <w:b w:val="0"/>
+          <w:i w:val="0"/>
+          <w:color w:val="1A1A1A"/>
+          <w:sz w:val="22"/>
+        </w:rPr>
+        <w:t xml:space="preserve">)—follow from that cleaving. The meta-halachic question is thus not settled by counting </w:t>
       </w:r>
       <w:r>
         <w:rPr>
@@ -3455,7 +5315,27 @@
           <w:color w:val="1A1A1A"/>
           <w:sz w:val="22"/>
         </w:rPr>
-        <w:t xml:space="preserve"> in </w:t>
+        <w:t xml:space="preserve"> (</w:t>
+      </w:r>
+      <w:r>
+        <w:rPr>
+          <w:rFonts w:ascii="SBL Hebrew" w:hAnsi="SBL Hebrew" w:cs="SBL Hebrew" w:eastAsia="SBL Hebrew"/>
+          <w:b w:val="0"/>
+          <w:i w:val="0"/>
+          <w:color w:val="1A1A1A"/>
+          <w:sz w:val="22"/>
+        </w:rPr>
+        <w:t>גְּמָרָא</w:t>
+      </w:r>
+      <w:r>
+        <w:rPr>
+          <w:rFonts w:ascii="Georgia" w:hAnsi="Georgia" w:cs="SBL Hebrew" w:eastAsia="Georgia"/>
+          <w:b w:val="0"/>
+          <w:i w:val="0"/>
+          <w:color w:val="1A1A1A"/>
+          <w:sz w:val="22"/>
+        </w:rPr>
+        <w:t xml:space="preserve">) in </w:t>
       </w:r>
       <w:r>
         <w:rPr>
@@ -3466,6 +5346,36 @@
           <w:sz w:val="22"/>
         </w:rPr>
         <w:t>Sanhedrin</w:t>
+      </w:r>
+      <w:r>
+        <w:rPr>
+          <w:rFonts w:ascii="Georgia" w:hAnsi="Georgia" w:cs="SBL Hebrew" w:eastAsia="Georgia"/>
+          <w:b w:val="0"/>
+          <w:i w:val="0"/>
+          <w:color w:val="1A1A1A"/>
+          <w:sz w:val="22"/>
+        </w:rPr>
+        <w:t xml:space="preserve"> (</w:t>
+      </w:r>
+      <w:r>
+        <w:rPr>
+          <w:rFonts w:ascii="SBL Hebrew" w:hAnsi="SBL Hebrew" w:cs="SBL Hebrew" w:eastAsia="SBL Hebrew"/>
+          <w:b w:val="0"/>
+          <w:i w:val="0"/>
+          <w:color w:val="1A1A1A"/>
+          <w:sz w:val="22"/>
+        </w:rPr>
+        <w:t>סַנְהֶדְרִין</w:t>
+      </w:r>
+      <w:r>
+        <w:rPr>
+          <w:rFonts w:ascii="Georgia" w:hAnsi="Georgia" w:cs="SBL Hebrew" w:eastAsia="Georgia"/>
+          <w:b w:val="0"/>
+          <w:i w:val="0"/>
+          <w:color w:val="1A1A1A"/>
+          <w:sz w:val="22"/>
+        </w:rPr>
+        <w:t>)</w:t>
       </w:r>
       <w:r>
         <w:rPr>
@@ -3504,7 +5414,27 @@
           <w:color w:val="1A1A1A"/>
           <w:sz w:val="22"/>
         </w:rPr>
-        <w:t xml:space="preserve"> from the earliest generations. Rabbi Hillel—one of several </w:t>
+        <w:t xml:space="preserve"> (</w:t>
+      </w:r>
+      <w:r>
+        <w:rPr>
+          <w:rFonts w:ascii="SBL Hebrew" w:hAnsi="SBL Hebrew" w:cs="SBL Hebrew" w:eastAsia="SBL Hebrew"/>
+          <w:b w:val="0"/>
+          <w:i w:val="0"/>
+          <w:color w:val="1A1A1A"/>
+          <w:sz w:val="22"/>
+        </w:rPr>
+        <w:t>רִאשׁוֹנִים</w:t>
+      </w:r>
+      <w:r>
+        <w:rPr>
+          <w:rFonts w:ascii="Georgia" w:hAnsi="Georgia" w:cs="SBL Hebrew" w:eastAsia="Georgia"/>
+          <w:b w:val="0"/>
+          <w:i w:val="0"/>
+          <w:color w:val="1A1A1A"/>
+          <w:sz w:val="22"/>
+        </w:rPr>
+        <w:t xml:space="preserve">) from the earliest generations. Rabbi Hillel—one of several </w:t>
       </w:r>
       <w:r>
         <w:rPr>
@@ -3524,7 +5454,27 @@
           <w:color w:val="1A1A1A"/>
           <w:sz w:val="22"/>
         </w:rPr>
-        <w:t xml:space="preserve"> bearing that name in the </w:t>
+        <w:t xml:space="preserve"> (</w:t>
+      </w:r>
+      <w:r>
+        <w:rPr>
+          <w:rFonts w:ascii="SBL Hebrew" w:hAnsi="SBL Hebrew" w:cs="SBL Hebrew" w:eastAsia="SBL Hebrew"/>
+          <w:b w:val="0"/>
+          <w:i w:val="0"/>
+          <w:color w:val="1A1A1A"/>
+          <w:sz w:val="22"/>
+        </w:rPr>
+        <w:t>אָמוֹרָאִים</w:t>
+      </w:r>
+      <w:r>
+        <w:rPr>
+          <w:rFonts w:ascii="Georgia" w:hAnsi="Georgia" w:cs="SBL Hebrew" w:eastAsia="Georgia"/>
+          <w:b w:val="0"/>
+          <w:i w:val="0"/>
+          <w:color w:val="1A1A1A"/>
+          <w:sz w:val="22"/>
+        </w:rPr>
+        <w:t xml:space="preserve">) bearing that name in the </w:t>
       </w:r>
       <w:r>
         <w:rPr>
@@ -3544,7 +5494,27 @@
           <w:color w:val="1A1A1A"/>
           <w:sz w:val="22"/>
         </w:rPr>
-        <w:t xml:space="preserve">, identified by some </w:t>
+        <w:t xml:space="preserve"> (</w:t>
+      </w:r>
+      <w:r>
+        <w:rPr>
+          <w:rFonts w:ascii="SBL Hebrew" w:hAnsi="SBL Hebrew" w:cs="SBL Hebrew" w:eastAsia="SBL Hebrew"/>
+          <w:b w:val="0"/>
+          <w:i w:val="0"/>
+          <w:color w:val="1A1A1A"/>
+          <w:sz w:val="22"/>
+        </w:rPr>
+        <w:t>תַּלְמוּד</w:t>
+      </w:r>
+      <w:r>
+        <w:rPr>
+          <w:rFonts w:ascii="Georgia" w:hAnsi="Georgia" w:cs="SBL Hebrew" w:eastAsia="Georgia"/>
+          <w:b w:val="0"/>
+          <w:i w:val="0"/>
+          <w:color w:val="1A1A1A"/>
+          <w:sz w:val="22"/>
+        </w:rPr>
+        <w:t xml:space="preserve">), identified by some </w:t>
       </w:r>
       <w:r>
         <w:rPr>
@@ -3659,7 +5629,27 @@
           <w:color w:val="1A1A1A"/>
           <w:sz w:val="22"/>
         </w:rPr>
-        <w:t xml:space="preserve"> denying the future </w:t>
+        <w:t xml:space="preserve"> (</w:t>
+      </w:r>
+      <w:r>
+        <w:rPr>
+          <w:rFonts w:ascii="SBL Hebrew" w:hAnsi="SBL Hebrew" w:cs="SBL Hebrew" w:eastAsia="SBL Hebrew"/>
+          <w:b w:val="0"/>
+          <w:i w:val="0"/>
+          <w:color w:val="1A1A1A"/>
+          <w:sz w:val="22"/>
+        </w:rPr>
+        <w:t>אָמוֹרָא</w:t>
+      </w:r>
+      <w:r>
+        <w:rPr>
+          <w:rFonts w:ascii="Georgia" w:hAnsi="Georgia" w:cs="SBL Hebrew" w:eastAsia="Georgia"/>
+          <w:b w:val="0"/>
+          <w:i w:val="0"/>
+          <w:color w:val="1A1A1A"/>
+          <w:sz w:val="22"/>
+        </w:rPr>
+        <w:t xml:space="preserve">) denying the future </w:t>
       </w:r>
       <w:r>
         <w:rPr>
@@ -3679,7 +5669,27 @@
           <w:color w:val="1A1A1A"/>
           <w:sz w:val="22"/>
         </w:rPr>
-        <w:t>. Rashi</w:t>
+        <w:t xml:space="preserve"> (</w:t>
+      </w:r>
+      <w:r>
+        <w:rPr>
+          <w:rFonts w:ascii="SBL Hebrew" w:hAnsi="SBL Hebrew" w:cs="SBL Hebrew" w:eastAsia="SBL Hebrew"/>
+          <w:b w:val="0"/>
+          <w:i w:val="0"/>
+          <w:color w:val="1A1A1A"/>
+          <w:sz w:val="22"/>
+        </w:rPr>
+        <w:t>מָשִׁיחַ</w:t>
+      </w:r>
+      <w:r>
+        <w:rPr>
+          <w:rFonts w:ascii="Georgia" w:hAnsi="Georgia" w:cs="SBL Hebrew" w:eastAsia="Georgia"/>
+          <w:b w:val="0"/>
+          <w:i w:val="0"/>
+          <w:color w:val="1A1A1A"/>
+          <w:sz w:val="22"/>
+        </w:rPr>
+        <w:t>). Rashi</w:t>
       </w:r>
       <w:r>
         <w:rPr>
@@ -3718,7 +5728,27 @@
           <w:color w:val="1A1A1A"/>
           <w:sz w:val="22"/>
         </w:rPr>
-        <w:t xml:space="preserve">—he denied a </w:t>
+        <w:t xml:space="preserve"> (</w:t>
+      </w:r>
+      <w:r>
+        <w:rPr>
+          <w:rFonts w:ascii="SBL Hebrew" w:hAnsi="SBL Hebrew" w:cs="SBL Hebrew" w:eastAsia="SBL Hebrew"/>
+          <w:b w:val="0"/>
+          <w:i w:val="0"/>
+          <w:color w:val="1A1A1A"/>
+          <w:sz w:val="22"/>
+        </w:rPr>
+        <w:t>גְּאוּלָּה</w:t>
+      </w:r>
+      <w:r>
+        <w:rPr>
+          <w:rFonts w:ascii="Georgia" w:hAnsi="Georgia" w:cs="SBL Hebrew" w:eastAsia="Georgia"/>
+          <w:b w:val="0"/>
+          <w:i w:val="0"/>
+          <w:color w:val="1A1A1A"/>
+          <w:sz w:val="22"/>
+        </w:rPr>
+        <w:t xml:space="preserve">)—he denied a </w:t>
       </w:r>
       <w:r>
         <w:rPr>
@@ -3778,7 +5808,27 @@
           <w:color w:val="1A1A1A"/>
           <w:sz w:val="22"/>
         </w:rPr>
-        <w:t xml:space="preserve"> would bring the redemption directly, without an intermediary </w:t>
+        <w:t xml:space="preserve"> (</w:t>
+      </w:r>
+      <w:r>
+        <w:rPr>
+          <w:rFonts w:ascii="SBL Hebrew" w:hAnsi="SBL Hebrew" w:cs="SBL Hebrew" w:eastAsia="SBL Hebrew"/>
+          <w:b w:val="0"/>
+          <w:i w:val="0"/>
+          <w:color w:val="1A1A1A"/>
+          <w:sz w:val="22"/>
+        </w:rPr>
+        <w:t>הַקָּדוֹשׁ בָּרוּךְ הוּא</w:t>
+      </w:r>
+      <w:r>
+        <w:rPr>
+          <w:rFonts w:ascii="Georgia" w:hAnsi="Georgia" w:cs="SBL Hebrew" w:eastAsia="Georgia"/>
+          <w:b w:val="0"/>
+          <w:i w:val="0"/>
+          <w:color w:val="1A1A1A"/>
+          <w:sz w:val="22"/>
+        </w:rPr>
+        <w:t xml:space="preserve">) would bring the redemption directly, without an intermediary </w:t>
       </w:r>
       <w:r>
         <w:rPr>
@@ -3798,7 +5848,27 @@
           <w:color w:val="1A1A1A"/>
           <w:sz w:val="22"/>
         </w:rPr>
-        <w:t xml:space="preserve">. The </w:t>
+        <w:t xml:space="preserve"> (</w:t>
+      </w:r>
+      <w:r>
+        <w:rPr>
+          <w:rFonts w:ascii="SBL Hebrew" w:hAnsi="SBL Hebrew" w:cs="SBL Hebrew" w:eastAsia="SBL Hebrew"/>
+          <w:b w:val="0"/>
+          <w:i w:val="0"/>
+          <w:color w:val="1A1A1A"/>
+          <w:sz w:val="22"/>
+        </w:rPr>
+        <w:t>מֶלֶךְ הַמָּשִׁיחַ</w:t>
+      </w:r>
+      <w:r>
+        <w:rPr>
+          <w:rFonts w:ascii="Georgia" w:hAnsi="Georgia" w:cs="SBL Hebrew" w:eastAsia="Georgia"/>
+          <w:b w:val="0"/>
+          <w:i w:val="0"/>
+          <w:color w:val="1A1A1A"/>
+          <w:sz w:val="22"/>
+        </w:rPr>
+        <w:t xml:space="preserve">). The </w:t>
       </w:r>
       <w:r>
         <w:rPr>
@@ -3838,7 +5908,27 @@
           <w:color w:val="1A1A1A"/>
           <w:sz w:val="22"/>
         </w:rPr>
-        <w:t>—may his Master forgive Hillel, for he erred in his interpretation.</w:t>
+        <w:t xml:space="preserve"> (</w:t>
+      </w:r>
+      <w:r>
+        <w:rPr>
+          <w:rFonts w:ascii="SBL Hebrew" w:hAnsi="SBL Hebrew" w:cs="SBL Hebrew" w:eastAsia="SBL Hebrew"/>
+          <w:b w:val="0"/>
+          <w:i w:val="0"/>
+          <w:color w:val="1A1A1A"/>
+          <w:sz w:val="22"/>
+        </w:rPr>
+        <w:t>שָׁרֵי לֵיהּ מָרֵיהּ לְהִלֵּל</w:t>
+      </w:r>
+      <w:r>
+        <w:rPr>
+          <w:rFonts w:ascii="Georgia" w:hAnsi="Georgia" w:cs="SBL Hebrew" w:eastAsia="Georgia"/>
+          <w:b w:val="0"/>
+          <w:i w:val="0"/>
+          <w:color w:val="1A1A1A"/>
+          <w:sz w:val="22"/>
+        </w:rPr>
+        <w:t>)—may his Master forgive Hillel, for he erred in his interpretation.</w:t>
       </w:r>
     </w:p>
     <w:p>
@@ -3873,7 +5963,27 @@
           <w:color w:val="1A1A1A"/>
           <w:sz w:val="22"/>
         </w:rPr>
-        <w:t xml:space="preserve">; the tradition that followed him crystallized in a decisive rejection of his view. What was, in his generation, an interpretive position within a live discussion became, after that discussion had closed, a rejected view. Denial of a personal </w:t>
+        <w:t xml:space="preserve"> (</w:t>
+      </w:r>
+      <w:r>
+        <w:rPr>
+          <w:rFonts w:ascii="SBL Hebrew" w:hAnsi="SBL Hebrew" w:cs="SBL Hebrew" w:eastAsia="SBL Hebrew"/>
+          <w:b w:val="0"/>
+          <w:i w:val="0"/>
+          <w:color w:val="1A1A1A"/>
+          <w:sz w:val="22"/>
+        </w:rPr>
+        <w:t>פְּסָק</w:t>
+      </w:r>
+      <w:r>
+        <w:rPr>
+          <w:rFonts w:ascii="Georgia" w:hAnsi="Georgia" w:cs="SBL Hebrew" w:eastAsia="Georgia"/>
+          <w:b w:val="0"/>
+          <w:i w:val="0"/>
+          <w:color w:val="1A1A1A"/>
+          <w:sz w:val="22"/>
+        </w:rPr>
+        <w:t xml:space="preserve">); the tradition that followed him crystallized in a decisive rejection of his view. What was, in his generation, an interpretive position within a live discussion became, after that discussion had closed, a rejected view. Denial of a personal </w:t>
       </w:r>
       <w:r>
         <w:rPr>
@@ -3913,7 +6023,27 @@
           <w:color w:val="1A1A1A"/>
           <w:sz w:val="22"/>
         </w:rPr>
-        <w:t xml:space="preserve"> that it did not carry in Rabbi Hillel’s own hour.</w:t>
+        <w:t xml:space="preserve"> (</w:t>
+      </w:r>
+      <w:r>
+        <w:rPr>
+          <w:rFonts w:ascii="SBL Hebrew" w:hAnsi="SBL Hebrew" w:cs="SBL Hebrew" w:eastAsia="SBL Hebrew"/>
+          <w:b w:val="0"/>
+          <w:i w:val="0"/>
+          <w:color w:val="1A1A1A"/>
+          <w:sz w:val="22"/>
+        </w:rPr>
+        <w:t>כְּפִירָה</w:t>
+      </w:r>
+      <w:r>
+        <w:rPr>
+          <w:rFonts w:ascii="Georgia" w:hAnsi="Georgia" w:cs="SBL Hebrew" w:eastAsia="Georgia"/>
+          <w:b w:val="0"/>
+          <w:i w:val="0"/>
+          <w:color w:val="1A1A1A"/>
+          <w:sz w:val="22"/>
+        </w:rPr>
+        <w:t>) that it did not carry in Rabbi Hillel’s own hour.</w:t>
       </w:r>
     </w:p>
     <w:p>
@@ -3948,7 +6078,27 @@
           <w:color w:val="1A1A1A"/>
           <w:sz w:val="22"/>
         </w:rPr>
-        <w:t xml:space="preserve"> in his own generation, then either the twelfth </w:t>
+        <w:t xml:space="preserve"> (</w:t>
+      </w:r>
+      <w:r>
+        <w:rPr>
+          <w:rFonts w:ascii="SBL Hebrew" w:hAnsi="SBL Hebrew" w:cs="SBL Hebrew" w:eastAsia="SBL Hebrew"/>
+          <w:b w:val="0"/>
+          <w:i w:val="0"/>
+          <w:color w:val="1A1A1A"/>
+          <w:sz w:val="22"/>
+        </w:rPr>
+        <w:t>כּוֹפֵר</w:t>
+      </w:r>
+      <w:r>
+        <w:rPr>
+          <w:rFonts w:ascii="Georgia" w:hAnsi="Georgia" w:cs="SBL Hebrew" w:eastAsia="Georgia"/>
+          <w:b w:val="0"/>
+          <w:i w:val="0"/>
+          <w:color w:val="1A1A1A"/>
+          <w:sz w:val="22"/>
+        </w:rPr>
+        <w:t xml:space="preserve">) in his own generation, then either the twelfth </w:t>
       </w:r>
       <w:r>
         <w:rPr>
@@ -3968,7 +6118,27 @@
           <w:color w:val="1A1A1A"/>
           <w:sz w:val="22"/>
         </w:rPr>
-        <w:t xml:space="preserve"> as the Rambam formulates it is itself the product of a later crystallization of the tradition—which is a version of the observation Shapiro presses—or the </w:t>
+        <w:t xml:space="preserve"> (</w:t>
+      </w:r>
+      <w:r>
+        <w:rPr>
+          <w:rFonts w:ascii="SBL Hebrew" w:hAnsi="SBL Hebrew" w:cs="SBL Hebrew" w:eastAsia="SBL Hebrew"/>
+          <w:b w:val="0"/>
+          <w:i w:val="0"/>
+          <w:color w:val="1A1A1A"/>
+          <w:sz w:val="22"/>
+        </w:rPr>
+        <w:t>עִיקָר</w:t>
+      </w:r>
+      <w:r>
+        <w:rPr>
+          <w:rFonts w:ascii="Georgia" w:hAnsi="Georgia" w:cs="SBL Hebrew" w:eastAsia="Georgia"/>
+          <w:b w:val="0"/>
+          <w:i w:val="0"/>
+          <w:color w:val="1A1A1A"/>
+          <w:sz w:val="22"/>
+        </w:rPr>
+        <w:t xml:space="preserve">) as the Rambam formulates it is itself the product of a later crystallization of the tradition—which is a version of the observation Shapiro presses—or the </w:t>
       </w:r>
       <w:r>
         <w:rPr>
@@ -4028,7 +6198,27 @@
           <w:color w:val="1A1A1A"/>
           <w:sz w:val="22"/>
         </w:rPr>
-        <w:t xml:space="preserve">—was always in place; what crystallized later, in the wake of the </w:t>
+        <w:t xml:space="preserve"> (</w:t>
+      </w:r>
+      <w:r>
+        <w:rPr>
+          <w:rFonts w:ascii="SBL Hebrew" w:hAnsi="SBL Hebrew" w:cs="SBL Hebrew" w:eastAsia="SBL Hebrew"/>
+          <w:b w:val="0"/>
+          <w:i w:val="0"/>
+          <w:color w:val="1A1A1A"/>
+          <w:sz w:val="22"/>
+        </w:rPr>
+        <w:t>כְּלַל יִשְׂרָאֵל</w:t>
+      </w:r>
+      <w:r>
+        <w:rPr>
+          <w:rFonts w:ascii="Georgia" w:hAnsi="Georgia" w:cs="SBL Hebrew" w:eastAsia="Georgia"/>
+          <w:b w:val="0"/>
+          <w:i w:val="0"/>
+          <w:color w:val="1A1A1A"/>
+          <w:sz w:val="22"/>
+        </w:rPr>
+        <w:t xml:space="preserve">)—was always in place; what crystallized later, in the wake of the </w:t>
       </w:r>
       <w:r>
         <w:rPr>
@@ -4088,7 +6278,27 @@
           <w:color w:val="1A1A1A"/>
           <w:sz w:val="22"/>
         </w:rPr>
-        <w:t xml:space="preserve"> to be alive.</w:t>
+        <w:t xml:space="preserve"> (</w:t>
+      </w:r>
+      <w:r>
+        <w:rPr>
+          <w:rFonts w:ascii="SBL Hebrew" w:hAnsi="SBL Hebrew" w:cs="SBL Hebrew" w:eastAsia="SBL Hebrew"/>
+          <w:b w:val="0"/>
+          <w:i w:val="0"/>
+          <w:color w:val="1A1A1A"/>
+          <w:sz w:val="22"/>
+        </w:rPr>
+        <w:t>מְסוֹרָה</w:t>
+      </w:r>
+      <w:r>
+        <w:rPr>
+          <w:rFonts w:ascii="Georgia" w:hAnsi="Georgia" w:cs="SBL Hebrew" w:eastAsia="Georgia"/>
+          <w:b w:val="0"/>
+          <w:i w:val="0"/>
+          <w:color w:val="1A1A1A"/>
+          <w:sz w:val="22"/>
+        </w:rPr>
+        <w:t>) to be alive.</w:t>
       </w:r>
     </w:p>
     <w:p>
@@ -4142,7 +6352,27 @@
           <w:color w:val="1A1A1A"/>
           <w:sz w:val="22"/>
         </w:rPr>
-        <w:t xml:space="preserve"> admits of two readings, and the great </w:t>
+        <w:t xml:space="preserve"> (</w:t>
+      </w:r>
+      <w:r>
+        <w:rPr>
+          <w:rFonts w:ascii="SBL Hebrew" w:hAnsi="SBL Hebrew" w:cs="SBL Hebrew" w:eastAsia="SBL Hebrew"/>
+          <w:b w:val="0"/>
+          <w:i w:val="0"/>
+          <w:color w:val="1A1A1A"/>
+          <w:sz w:val="22"/>
+        </w:rPr>
+        <w:t>חִיכּוּי</w:t>
+      </w:r>
+      <w:r>
+        <w:rPr>
+          <w:rFonts w:ascii="Georgia" w:hAnsi="Georgia" w:cs="SBL Hebrew" w:eastAsia="Georgia"/>
+          <w:b w:val="0"/>
+          <w:i w:val="0"/>
+          <w:color w:val="1A1A1A"/>
+          <w:sz w:val="22"/>
+        </w:rPr>
+        <w:t xml:space="preserve">) admits of two readings, and the great </w:t>
       </w:r>
       <w:r>
         <w:rPr>
@@ -4162,7 +6392,27 @@
           <w:color w:val="1A1A1A"/>
           <w:sz w:val="22"/>
         </w:rPr>
-        <w:t xml:space="preserve"> of the modern era have divided along the fault-line between them.</w:t>
+        <w:t xml:space="preserve"> (</w:t>
+      </w:r>
+      <w:r>
+        <w:rPr>
+          <w:rFonts w:ascii="SBL Hebrew" w:hAnsi="SBL Hebrew" w:cs="SBL Hebrew" w:eastAsia="SBL Hebrew"/>
+          <w:b w:val="0"/>
+          <w:i w:val="0"/>
+          <w:color w:val="1A1A1A"/>
+          <w:sz w:val="22"/>
+        </w:rPr>
+        <w:t>פּוֹסְקִים</w:t>
+      </w:r>
+      <w:r>
+        <w:rPr>
+          <w:rFonts w:ascii="Georgia" w:hAnsi="Georgia" w:cs="SBL Hebrew" w:eastAsia="Georgia"/>
+          <w:b w:val="0"/>
+          <w:i w:val="0"/>
+          <w:color w:val="1A1A1A"/>
+          <w:sz w:val="22"/>
+        </w:rPr>
+        <w:t>) of the modern era have divided along the fault-line between them.</w:t>
       </w:r>
     </w:p>
     <w:p>
@@ -4212,7 +6462,27 @@
           <w:color w:val="1A1A1A"/>
           <w:sz w:val="22"/>
         </w:rPr>
-        <w:t xml:space="preserve"> in </w:t>
+        <w:t xml:space="preserve"> (</w:t>
+      </w:r>
+      <w:r>
+        <w:rPr>
+          <w:rFonts w:ascii="SBL Hebrew" w:hAnsi="SBL Hebrew" w:cs="SBL Hebrew" w:eastAsia="SBL Hebrew"/>
+          <w:b w:val="0"/>
+          <w:i w:val="0"/>
+          <w:color w:val="1A1A1A"/>
+          <w:sz w:val="22"/>
+        </w:rPr>
+        <w:t>תְּשׁוּבָה</w:t>
+      </w:r>
+      <w:r>
+        <w:rPr>
+          <w:rFonts w:ascii="Georgia" w:hAnsi="Georgia" w:cs="SBL Hebrew" w:eastAsia="Georgia"/>
+          <w:b w:val="0"/>
+          <w:i w:val="0"/>
+          <w:color w:val="1A1A1A"/>
+          <w:sz w:val="22"/>
+        </w:rPr>
+        <w:t xml:space="preserve">) in </w:t>
       </w:r>
       <w:r>
         <w:rPr>
@@ -4232,7 +6502,27 @@
           <w:color w:val="1A1A1A"/>
           <w:sz w:val="22"/>
         </w:rPr>
-        <w:t>,</w:t>
+        <w:t xml:space="preserve"> (</w:t>
+      </w:r>
+      <w:r>
+        <w:rPr>
+          <w:rFonts w:ascii="SBL Hebrew" w:hAnsi="SBL Hebrew" w:cs="SBL Hebrew" w:eastAsia="SBL Hebrew"/>
+          <w:b w:val="0"/>
+          <w:i w:val="0"/>
+          <w:color w:val="1A1A1A"/>
+          <w:sz w:val="22"/>
+        </w:rPr>
+        <w:t>אִגְּרוֹת מֹשֶׁה</w:t>
+      </w:r>
+      <w:r>
+        <w:rPr>
+          <w:rFonts w:ascii="Georgia" w:hAnsi="Georgia" w:cs="SBL Hebrew" w:eastAsia="Georgia"/>
+          <w:b w:val="0"/>
+          <w:i w:val="0"/>
+          <w:color w:val="1A1A1A"/>
+          <w:sz w:val="22"/>
+        </w:rPr>
+        <w:t>),</w:t>
       </w:r>
       <w:r>
         <w:rPr>
@@ -4291,7 +6581,27 @@
           <w:color w:val="1A1A1A"/>
           <w:sz w:val="22"/>
         </w:rPr>
-        <w:t xml:space="preserve"> will come today; that is too weak a formulation. The Rambam’s true requirement is that one believe </w:t>
+        <w:t xml:space="preserve"> (</w:t>
+      </w:r>
+      <w:r>
+        <w:rPr>
+          <w:rFonts w:ascii="SBL Hebrew" w:hAnsi="SBL Hebrew" w:cs="SBL Hebrew" w:eastAsia="SBL Hebrew"/>
+          <w:b w:val="0"/>
+          <w:i w:val="0"/>
+          <w:color w:val="1A1A1A"/>
+          <w:sz w:val="22"/>
+        </w:rPr>
+        <w:t>מָשִׁיחַ</w:t>
+      </w:r>
+      <w:r>
+        <w:rPr>
+          <w:rFonts w:ascii="Georgia" w:hAnsi="Georgia" w:cs="SBL Hebrew" w:eastAsia="Georgia"/>
+          <w:b w:val="0"/>
+          <w:i w:val="0"/>
+          <w:color w:val="1A1A1A"/>
+          <w:sz w:val="22"/>
+        </w:rPr>
+        <w:t xml:space="preserve">) will come today; that is too weak a formulation. The Rambam’s true requirement is that one believe </w:t>
       </w:r>
       <w:r>
         <w:rPr>
@@ -4390,7 +6700,27 @@
           <w:color w:val="1A1A1A"/>
           <w:sz w:val="22"/>
         </w:rPr>
-        <w:t xml:space="preserve">—how can one believe that </w:t>
+        <w:t xml:space="preserve"> (</w:t>
+      </w:r>
+      <w:r>
+        <w:rPr>
+          <w:rFonts w:ascii="SBL Hebrew" w:hAnsi="SBL Hebrew" w:cs="SBL Hebrew" w:eastAsia="SBL Hebrew"/>
+          <w:b w:val="0"/>
+          <w:i w:val="0"/>
+          <w:color w:val="1A1A1A"/>
+          <w:sz w:val="22"/>
+        </w:rPr>
+        <w:t>קֻשְׁיָא</w:t>
+      </w:r>
+      <w:r>
+        <w:rPr>
+          <w:rFonts w:ascii="Georgia" w:hAnsi="Georgia" w:cs="SBL Hebrew" w:eastAsia="Georgia"/>
+          <w:b w:val="0"/>
+          <w:i w:val="0"/>
+          <w:color w:val="1A1A1A"/>
+          <w:sz w:val="22"/>
+        </w:rPr>
+        <w:t xml:space="preserve">)—how can one believe that </w:t>
       </w:r>
       <w:r>
         <w:rPr>
@@ -4450,7 +6780,27 @@
           <w:color w:val="1A1A1A"/>
           <w:sz w:val="22"/>
         </w:rPr>
-        <w:t xml:space="preserve"> teaches that he does not come on Erev Shabbos, and the </w:t>
+        <w:t xml:space="preserve"> (</w:t>
+      </w:r>
+      <w:r>
+        <w:rPr>
+          <w:rFonts w:ascii="SBL Hebrew" w:hAnsi="SBL Hebrew" w:cs="SBL Hebrew" w:eastAsia="SBL Hebrew"/>
+          <w:b w:val="0"/>
+          <w:i w:val="0"/>
+          <w:color w:val="1A1A1A"/>
+          <w:sz w:val="22"/>
+        </w:rPr>
+        <w:t>גְּמָרָא</w:t>
+      </w:r>
+      <w:r>
+        <w:rPr>
+          <w:rFonts w:ascii="Georgia" w:hAnsi="Georgia" w:cs="SBL Hebrew" w:eastAsia="Georgia"/>
+          <w:b w:val="0"/>
+          <w:i w:val="0"/>
+          <w:color w:val="1A1A1A"/>
+          <w:sz w:val="22"/>
+        </w:rPr>
+        <w:t xml:space="preserve">) teaches that he does not come on Erev Shabbos, and the </w:t>
       </w:r>
       <w:r>
         <w:rPr>
@@ -4461,6 +6811,36 @@
           <w:sz w:val="22"/>
         </w:rPr>
         <w:t>Shaagas Aryeh</w:t>
+      </w:r>
+      <w:r>
+        <w:rPr>
+          <w:rFonts w:ascii="Georgia" w:hAnsi="Georgia" w:cs="SBL Hebrew" w:eastAsia="Georgia"/>
+          <w:b w:val="0"/>
+          <w:i w:val="0"/>
+          <w:color w:val="1A1A1A"/>
+          <w:sz w:val="22"/>
+        </w:rPr>
+        <w:t xml:space="preserve"> (</w:t>
+      </w:r>
+      <w:r>
+        <w:rPr>
+          <w:rFonts w:ascii="SBL Hebrew" w:hAnsi="SBL Hebrew" w:cs="SBL Hebrew" w:eastAsia="SBL Hebrew"/>
+          <w:b w:val="0"/>
+          <w:i w:val="0"/>
+          <w:color w:val="1A1A1A"/>
+          <w:sz w:val="22"/>
+        </w:rPr>
+        <w:t>שַׁאֲגַת אַרְיֵה</w:t>
+      </w:r>
+      <w:r>
+        <w:rPr>
+          <w:rFonts w:ascii="Georgia" w:hAnsi="Georgia" w:cs="SBL Hebrew" w:eastAsia="Georgia"/>
+          <w:b w:val="0"/>
+          <w:i w:val="0"/>
+          <w:color w:val="1A1A1A"/>
+          <w:sz w:val="22"/>
+        </w:rPr>
+        <w:t>)</w:t>
       </w:r>
       <w:r>
         <w:rPr>
@@ -4499,7 +6879,67 @@
           <w:color w:val="1A1A1A"/>
           <w:sz w:val="22"/>
         </w:rPr>
-        <w:t xml:space="preserve"> over whether he comes in Nisan or in Tishrei—he famously replied: </w:t>
+        <w:t xml:space="preserve"> (</w:t>
+      </w:r>
+      <w:r>
+        <w:rPr>
+          <w:rFonts w:ascii="SBL Hebrew" w:hAnsi="SBL Hebrew" w:cs="SBL Hebrew" w:eastAsia="SBL Hebrew"/>
+          <w:b w:val="0"/>
+          <w:i w:val="0"/>
+          <w:color w:val="1A1A1A"/>
+          <w:sz w:val="22"/>
+        </w:rPr>
+        <w:t>מַחְלוֹקֶת</w:t>
+      </w:r>
+      <w:r>
+        <w:rPr>
+          <w:rFonts w:ascii="Georgia" w:hAnsi="Georgia" w:cs="SBL Hebrew" w:eastAsia="Georgia"/>
+          <w:b w:val="0"/>
+          <w:i w:val="0"/>
+          <w:color w:val="1A1A1A"/>
+          <w:sz w:val="22"/>
+        </w:rPr>
+        <w:t>) over whether he comes in Nisan (</w:t>
+      </w:r>
+      <w:r>
+        <w:rPr>
+          <w:rFonts w:ascii="SBL Hebrew" w:hAnsi="SBL Hebrew" w:cs="SBL Hebrew" w:eastAsia="SBL Hebrew"/>
+          <w:b w:val="0"/>
+          <w:i w:val="0"/>
+          <w:color w:val="1A1A1A"/>
+          <w:sz w:val="22"/>
+        </w:rPr>
+        <w:t>נִיסָן</w:t>
+      </w:r>
+      <w:r>
+        <w:rPr>
+          <w:rFonts w:ascii="Georgia" w:hAnsi="Georgia" w:cs="SBL Hebrew" w:eastAsia="Georgia"/>
+          <w:b w:val="0"/>
+          <w:i w:val="0"/>
+          <w:color w:val="1A1A1A"/>
+          <w:sz w:val="22"/>
+        </w:rPr>
+        <w:t>) or in Tishrei (</w:t>
+      </w:r>
+      <w:r>
+        <w:rPr>
+          <w:rFonts w:ascii="SBL Hebrew" w:hAnsi="SBL Hebrew" w:cs="SBL Hebrew" w:eastAsia="SBL Hebrew"/>
+          <w:b w:val="0"/>
+          <w:i w:val="0"/>
+          <w:color w:val="1A1A1A"/>
+          <w:sz w:val="22"/>
+        </w:rPr>
+        <w:t>תִּשְׁרֵי</w:t>
+      </w:r>
+      <w:r>
+        <w:rPr>
+          <w:rFonts w:ascii="Georgia" w:hAnsi="Georgia" w:cs="SBL Hebrew" w:eastAsia="Georgia"/>
+          <w:b w:val="0"/>
+          <w:i w:val="0"/>
+          <w:color w:val="1A1A1A"/>
+          <w:sz w:val="22"/>
+        </w:rPr>
+        <w:t xml:space="preserve">)—he famously replied: </w:t>
       </w:r>
       <w:r>
         <w:rPr>
@@ -4544,7 +6984,27 @@
           <w:color w:val="1A1A1A"/>
           <w:sz w:val="22"/>
         </w:rPr>
-        <w:t xml:space="preserve"> in </w:t>
+        <w:t xml:space="preserve"> (</w:t>
+      </w:r>
+      <w:r>
+        <w:rPr>
+          <w:rFonts w:ascii="SBL Hebrew" w:hAnsi="SBL Hebrew" w:cs="SBL Hebrew" w:eastAsia="SBL Hebrew"/>
+          <w:b w:val="0"/>
+          <w:i w:val="0"/>
+          <w:color w:val="1A1A1A"/>
+          <w:sz w:val="22"/>
+        </w:rPr>
+        <w:t>בְּרָכָה</w:t>
+      </w:r>
+      <w:r>
+        <w:rPr>
+          <w:rFonts w:ascii="Georgia" w:hAnsi="Georgia" w:cs="SBL Hebrew" w:eastAsia="Georgia"/>
+          <w:b w:val="0"/>
+          <w:i w:val="0"/>
+          <w:color w:val="1A1A1A"/>
+          <w:sz w:val="22"/>
+        </w:rPr>
+        <w:t xml:space="preserve">) in </w:t>
       </w:r>
       <w:r>
         <w:rPr>
@@ -4564,7 +7024,27 @@
           <w:color w:val="1A1A1A"/>
           <w:sz w:val="22"/>
         </w:rPr>
-        <w:t xml:space="preserve"> reads </w:t>
+        <w:t xml:space="preserve"> (</w:t>
+      </w:r>
+      <w:r>
+        <w:rPr>
+          <w:rFonts w:ascii="SBL Hebrew" w:hAnsi="SBL Hebrew" w:cs="SBL Hebrew" w:eastAsia="SBL Hebrew"/>
+          <w:b w:val="0"/>
+          <w:i w:val="0"/>
+          <w:color w:val="1A1A1A"/>
+          <w:sz w:val="22"/>
+        </w:rPr>
+        <w:t>שְׁמוֹנֶה עֶשְׂרֵה</w:t>
+      </w:r>
+      <w:r>
+        <w:rPr>
+          <w:rFonts w:ascii="Georgia" w:hAnsi="Georgia" w:cs="SBL Hebrew" w:eastAsia="Georgia"/>
+          <w:b w:val="0"/>
+          <w:i w:val="0"/>
+          <w:color w:val="1A1A1A"/>
+          <w:sz w:val="22"/>
+        </w:rPr>
+        <w:t xml:space="preserve">) reads </w:t>
       </w:r>
       <w:r>
         <w:rPr>
@@ -4594,7 +7074,27 @@
           <w:color w:val="1A1A1A"/>
           <w:sz w:val="22"/>
         </w:rPr>
-        <w:t xml:space="preserve">—not merely every </w:t>
+        <w:t xml:space="preserve"> (</w:t>
+      </w:r>
+      <w:r>
+        <w:rPr>
+          <w:rFonts w:ascii="SBL Hebrew" w:hAnsi="SBL Hebrew" w:cs="SBL Hebrew" w:eastAsia="SBL Hebrew"/>
+          <w:b w:val="0"/>
+          <w:i w:val="0"/>
+          <w:color w:val="1A1A1A"/>
+          <w:sz w:val="22"/>
+        </w:rPr>
+        <w:t>כִּי לִישׁוּעָתְךָ קִוִּינוּ כָּל הַיּוֹם</w:t>
+      </w:r>
+      <w:r>
+        <w:rPr>
+          <w:rFonts w:ascii="Georgia" w:hAnsi="Georgia" w:cs="SBL Hebrew" w:eastAsia="Georgia"/>
+          <w:b w:val="0"/>
+          <w:i w:val="0"/>
+          <w:color w:val="1A1A1A"/>
+          <w:sz w:val="22"/>
+        </w:rPr>
+        <w:t xml:space="preserve">)—not merely every </w:t>
       </w:r>
       <w:r>
         <w:rPr>
@@ -4654,7 +7154,27 @@
           <w:color w:val="1A1A1A"/>
           <w:sz w:val="22"/>
         </w:rPr>
-        <w:t xml:space="preserve">—who reaches such a </w:t>
+        <w:t xml:space="preserve"> (</w:t>
+      </w:r>
+      <w:r>
+        <w:rPr>
+          <w:rFonts w:ascii="SBL Hebrew" w:hAnsi="SBL Hebrew" w:cs="SBL Hebrew" w:eastAsia="SBL Hebrew"/>
+          <w:b w:val="0"/>
+          <w:i w:val="0"/>
+          <w:color w:val="1A1A1A"/>
+          <w:sz w:val="22"/>
+        </w:rPr>
+        <w:t>מִי זוֹכֶה</w:t>
+      </w:r>
+      <w:r>
+        <w:rPr>
+          <w:rFonts w:ascii="Georgia" w:hAnsi="Georgia" w:cs="SBL Hebrew" w:eastAsia="Georgia"/>
+          <w:b w:val="0"/>
+          <w:i w:val="0"/>
+          <w:color w:val="1A1A1A"/>
+          <w:sz w:val="22"/>
+        </w:rPr>
+        <w:t xml:space="preserve">)—who reaches such a </w:t>
       </w:r>
       <w:r>
         <w:rPr>
@@ -4674,7 +7194,27 @@
           <w:color w:val="1A1A1A"/>
           <w:sz w:val="22"/>
         </w:rPr>
-        <w:t xml:space="preserve">? Few. But that is the standard the Brisker Rav identified in the words of the </w:t>
+        <w:t xml:space="preserve"> (</w:t>
+      </w:r>
+      <w:r>
+        <w:rPr>
+          <w:rFonts w:ascii="SBL Hebrew" w:hAnsi="SBL Hebrew" w:cs="SBL Hebrew" w:eastAsia="SBL Hebrew"/>
+          <w:b w:val="0"/>
+          <w:i w:val="0"/>
+          <w:color w:val="1A1A1A"/>
+          <w:sz w:val="22"/>
+        </w:rPr>
+        <w:t>מַדְרֵגָה</w:t>
+      </w:r>
+      <w:r>
+        <w:rPr>
+          <w:rFonts w:ascii="Georgia" w:hAnsi="Georgia" w:cs="SBL Hebrew" w:eastAsia="Georgia"/>
+          <w:b w:val="0"/>
+          <w:i w:val="0"/>
+          <w:color w:val="1A1A1A"/>
+          <w:sz w:val="22"/>
+        </w:rPr>
+        <w:t xml:space="preserve">)? Few. But that is the standard the Brisker Rav identified in the words of the </w:t>
       </w:r>
       <w:r>
         <w:rPr>
@@ -4694,7 +7234,27 @@
           <w:color w:val="1A1A1A"/>
           <w:sz w:val="22"/>
         </w:rPr>
-        <w:t xml:space="preserve"> themselves.</w:t>
+        <w:t xml:space="preserve"> (</w:t>
+      </w:r>
+      <w:r>
+        <w:rPr>
+          <w:rFonts w:ascii="SBL Hebrew" w:hAnsi="SBL Hebrew" w:cs="SBL Hebrew" w:eastAsia="SBL Hebrew"/>
+          <w:b w:val="0"/>
+          <w:i w:val="0"/>
+          <w:color w:val="1A1A1A"/>
+          <w:sz w:val="22"/>
+        </w:rPr>
+        <w:t>תְּפִלָּה</w:t>
+      </w:r>
+      <w:r>
+        <w:rPr>
+          <w:rFonts w:ascii="Georgia" w:hAnsi="Georgia" w:cs="SBL Hebrew" w:eastAsia="Georgia"/>
+          <w:b w:val="0"/>
+          <w:i w:val="0"/>
+          <w:color w:val="1A1A1A"/>
+          <w:sz w:val="22"/>
+        </w:rPr>
+        <w:t>) themselves.</w:t>
       </w:r>
     </w:p>
     <w:p>
@@ -4793,7 +7353,27 @@
           <w:color w:val="1A1A1A"/>
           <w:sz w:val="22"/>
         </w:rPr>
-        <w:t xml:space="preserve">. A Jew must never despair; must never conclude that </w:t>
+        <w:t xml:space="preserve"> (</w:t>
+      </w:r>
+      <w:r>
+        <w:rPr>
+          <w:rFonts w:ascii="SBL Hebrew" w:hAnsi="SBL Hebrew" w:cs="SBL Hebrew" w:eastAsia="SBL Hebrew"/>
+          <w:b w:val="0"/>
+          <w:i w:val="0"/>
+          <w:color w:val="1A1A1A"/>
+          <w:sz w:val="22"/>
+        </w:rPr>
+        <w:t>יֵאוּשׁ</w:t>
+      </w:r>
+      <w:r>
+        <w:rPr>
+          <w:rFonts w:ascii="Georgia" w:hAnsi="Georgia" w:cs="SBL Hebrew" w:eastAsia="Georgia"/>
+          <w:b w:val="0"/>
+          <w:i w:val="0"/>
+          <w:color w:val="1A1A1A"/>
+          <w:sz w:val="22"/>
+        </w:rPr>
+        <w:t xml:space="preserve">). A Jew must never despair; must never conclude that </w:t>
       </w:r>
       <w:r>
         <w:rPr>
@@ -4853,7 +7433,27 @@
           <w:color w:val="1A1A1A"/>
           <w:sz w:val="22"/>
         </w:rPr>
-        <w:t xml:space="preserve">, the </w:t>
+        <w:t xml:space="preserve"> (</w:t>
+      </w:r>
+      <w:r>
+        <w:rPr>
+          <w:rFonts w:ascii="SBL Hebrew" w:hAnsi="SBL Hebrew" w:cs="SBL Hebrew" w:eastAsia="SBL Hebrew"/>
+          <w:b w:val="0"/>
+          <w:i w:val="0"/>
+          <w:color w:val="1A1A1A"/>
+          <w:sz w:val="22"/>
+        </w:rPr>
+        <w:t>גְּאוּלָּה</w:t>
+      </w:r>
+      <w:r>
+        <w:rPr>
+          <w:rFonts w:ascii="Georgia" w:hAnsi="Georgia" w:cs="SBL Hebrew" w:eastAsia="Georgia"/>
+          <w:b w:val="0"/>
+          <w:i w:val="0"/>
+          <w:color w:val="1A1A1A"/>
+          <w:sz w:val="22"/>
+        </w:rPr>
+        <w:t xml:space="preserve">), the </w:t>
       </w:r>
       <w:r>
         <w:rPr>
@@ -4873,7 +7473,27 @@
           <w:color w:val="1A1A1A"/>
           <w:sz w:val="22"/>
         </w:rPr>
-        <w:t xml:space="preserve"> is fulfilled. Lacking moment-to-moment certainty is not </w:t>
+        <w:t xml:space="preserve"> (</w:t>
+      </w:r>
+      <w:r>
+        <w:rPr>
+          <w:rFonts w:ascii="SBL Hebrew" w:hAnsi="SBL Hebrew" w:cs="SBL Hebrew" w:eastAsia="SBL Hebrew"/>
+          <w:b w:val="0"/>
+          <w:i w:val="0"/>
+          <w:color w:val="1A1A1A"/>
+          <w:sz w:val="22"/>
+        </w:rPr>
+        <w:t>עִיקָר</w:t>
+      </w:r>
+      <w:r>
+        <w:rPr>
+          <w:rFonts w:ascii="Georgia" w:hAnsi="Georgia" w:cs="SBL Hebrew" w:eastAsia="Georgia"/>
+          <w:b w:val="0"/>
+          <w:i w:val="0"/>
+          <w:color w:val="1A1A1A"/>
+          <w:sz w:val="22"/>
+        </w:rPr>
+        <w:t xml:space="preserve">) is fulfilled. Lacking moment-to-moment certainty is not </w:t>
       </w:r>
       <w:r>
         <w:rPr>
@@ -4893,7 +7513,27 @@
           <w:color w:val="1A1A1A"/>
           <w:sz w:val="22"/>
         </w:rPr>
-        <w:t xml:space="preserve">; only the positive despair of the eventual </w:t>
+        <w:t xml:space="preserve"> (</w:t>
+      </w:r>
+      <w:r>
+        <w:rPr>
+          <w:rFonts w:ascii="SBL Hebrew" w:hAnsi="SBL Hebrew" w:cs="SBL Hebrew" w:eastAsia="SBL Hebrew"/>
+          <w:b w:val="0"/>
+          <w:i w:val="0"/>
+          <w:color w:val="1A1A1A"/>
+          <w:sz w:val="22"/>
+        </w:rPr>
+        <w:t>כְּפִירָה</w:t>
+      </w:r>
+      <w:r>
+        <w:rPr>
+          <w:rFonts w:ascii="Georgia" w:hAnsi="Georgia" w:cs="SBL Hebrew" w:eastAsia="Georgia"/>
+          <w:b w:val="0"/>
+          <w:i w:val="0"/>
+          <w:color w:val="1A1A1A"/>
+          <w:sz w:val="22"/>
+        </w:rPr>
+        <w:t xml:space="preserve">); only the positive despair of the eventual </w:t>
       </w:r>
       <w:r>
         <w:rPr>
@@ -4988,7 +7628,27 @@
           <w:color w:val="1A1A1A"/>
           <w:sz w:val="22"/>
         </w:rPr>
-        <w:t xml:space="preserve"> at every moment. The Chofetz Chaim reads </w:t>
+        <w:t xml:space="preserve"> (</w:t>
+      </w:r>
+      <w:r>
+        <w:rPr>
+          <w:rFonts w:ascii="SBL Hebrew" w:hAnsi="SBL Hebrew" w:cs="SBL Hebrew" w:eastAsia="SBL Hebrew"/>
+          <w:b w:val="0"/>
+          <w:i w:val="0"/>
+          <w:color w:val="1A1A1A"/>
+          <w:sz w:val="22"/>
+        </w:rPr>
+        <w:t>מְצִיאוּת</w:t>
+      </w:r>
+      <w:r>
+        <w:rPr>
+          <w:rFonts w:ascii="Georgia" w:hAnsi="Georgia" w:cs="SBL Hebrew" w:eastAsia="Georgia"/>
+          <w:b w:val="0"/>
+          <w:i w:val="0"/>
+          <w:color w:val="1A1A1A"/>
+          <w:sz w:val="22"/>
+        </w:rPr>
+        <w:t xml:space="preserve">) at every moment. The Chofetz Chaim reads </w:t>
       </w:r>
       <w:r>
         <w:rPr>
@@ -5028,7 +7688,27 @@
           <w:color w:val="1A1A1A"/>
           <w:sz w:val="22"/>
         </w:rPr>
-        <w:t xml:space="preserve"> toward hope and away from despair. The two can be viewed as floor and ceiling of a single continuum, with the Chofetz Chaim identifying the threshold below which one fails the </w:t>
+        <w:t xml:space="preserve"> (</w:t>
+      </w:r>
+      <w:r>
+        <w:rPr>
+          <w:rFonts w:ascii="SBL Hebrew" w:hAnsi="SBL Hebrew" w:cs="SBL Hebrew" w:eastAsia="SBL Hebrew"/>
+          <w:b w:val="0"/>
+          <w:i w:val="0"/>
+          <w:color w:val="1A1A1A"/>
+          <w:sz w:val="22"/>
+        </w:rPr>
+        <w:t>נֶפֶשׁ</w:t>
+      </w:r>
+      <w:r>
+        <w:rPr>
+          <w:rFonts w:ascii="Georgia" w:hAnsi="Georgia" w:cs="SBL Hebrew" w:eastAsia="Georgia"/>
+          <w:b w:val="0"/>
+          <w:i w:val="0"/>
+          <w:color w:val="1A1A1A"/>
+          <w:sz w:val="22"/>
+        </w:rPr>
+        <w:t xml:space="preserve">) toward hope and away from despair. The two can be viewed as floor and ceiling of a single continuum, with the Chofetz Chaim identifying the threshold below which one fails the </w:t>
       </w:r>
       <w:r>
         <w:rPr>
@@ -5098,7 +7778,27 @@
           <w:color w:val="1A1A1A"/>
           <w:sz w:val="22"/>
         </w:rPr>
-        <w:t xml:space="preserve"> out of ignorance is an </w:t>
+        <w:t xml:space="preserve"> (</w:t>
+      </w:r>
+      <w:r>
+        <w:rPr>
+          <w:rFonts w:ascii="SBL Hebrew" w:hAnsi="SBL Hebrew" w:cs="SBL Hebrew" w:eastAsia="SBL Hebrew"/>
+          <w:b w:val="0"/>
+          <w:i w:val="0"/>
+          <w:color w:val="1A1A1A"/>
+          <w:sz w:val="22"/>
+        </w:rPr>
+        <w:t>הֲלָכָה</w:t>
+      </w:r>
+      <w:r>
+        <w:rPr>
+          <w:rFonts w:ascii="Georgia" w:hAnsi="Georgia" w:cs="SBL Hebrew" w:eastAsia="Georgia"/>
+          <w:b w:val="0"/>
+          <w:i w:val="0"/>
+          <w:color w:val="1A1A1A"/>
+          <w:sz w:val="22"/>
+        </w:rPr>
+        <w:t xml:space="preserve">) out of ignorance is an </w:t>
       </w:r>
       <w:r>
         <w:rPr>
@@ -5118,7 +7818,27 @@
           <w:color w:val="1A1A1A"/>
           <w:sz w:val="22"/>
         </w:rPr>
-        <w:t xml:space="preserve">, not a </w:t>
+        <w:t xml:space="preserve"> (</w:t>
+      </w:r>
+      <w:r>
+        <w:rPr>
+          <w:rFonts w:ascii="SBL Hebrew" w:hAnsi="SBL Hebrew" w:cs="SBL Hebrew" w:eastAsia="SBL Hebrew"/>
+          <w:b w:val="0"/>
+          <w:i w:val="0"/>
+          <w:color w:val="1A1A1A"/>
+          <w:sz w:val="22"/>
+        </w:rPr>
+        <w:t>עַם הָאָרֶץ</w:t>
+      </w:r>
+      <w:r>
+        <w:rPr>
+          <w:rFonts w:ascii="Georgia" w:hAnsi="Georgia" w:cs="SBL Hebrew" w:eastAsia="Georgia"/>
+          <w:b w:val="0"/>
+          <w:i w:val="0"/>
+          <w:color w:val="1A1A1A"/>
+          <w:sz w:val="22"/>
+        </w:rPr>
+        <w:t xml:space="preserve">), not a </w:t>
       </w:r>
       <w:r>
         <w:rPr>
@@ -5138,7 +7858,27 @@
           <w:color w:val="1A1A1A"/>
           <w:sz w:val="22"/>
         </w:rPr>
-        <w:t xml:space="preserve">. He can do </w:t>
+        <w:t xml:space="preserve"> (</w:t>
+      </w:r>
+      <w:r>
+        <w:rPr>
+          <w:rFonts w:ascii="SBL Hebrew" w:hAnsi="SBL Hebrew" w:cs="SBL Hebrew" w:eastAsia="SBL Hebrew"/>
+          <w:b w:val="0"/>
+          <w:i w:val="0"/>
+          <w:color w:val="1A1A1A"/>
+          <w:sz w:val="22"/>
+        </w:rPr>
+        <w:t>כּוֹפֵר</w:t>
+      </w:r>
+      <w:r>
+        <w:rPr>
+          <w:rFonts w:ascii="Georgia" w:hAnsi="Georgia" w:cs="SBL Hebrew" w:eastAsia="Georgia"/>
+          <w:b w:val="0"/>
+          <w:i w:val="0"/>
+          <w:color w:val="1A1A1A"/>
+          <w:sz w:val="22"/>
+        </w:rPr>
+        <w:t xml:space="preserve">). He can do </w:t>
       </w:r>
       <w:r>
         <w:rPr>
@@ -5158,7 +7898,27 @@
           <w:color w:val="1A1A1A"/>
           <w:sz w:val="22"/>
         </w:rPr>
-        <w:t xml:space="preserve"> on </w:t>
+        <w:t xml:space="preserve"> (</w:t>
+      </w:r>
+      <w:r>
+        <w:rPr>
+          <w:rFonts w:ascii="SBL Hebrew" w:hAnsi="SBL Hebrew" w:cs="SBL Hebrew" w:eastAsia="SBL Hebrew"/>
+          <w:b w:val="0"/>
+          <w:i w:val="0"/>
+          <w:color w:val="1A1A1A"/>
+          <w:sz w:val="22"/>
+        </w:rPr>
+        <w:t>עַל חֵטְא</w:t>
+      </w:r>
+      <w:r>
+        <w:rPr>
+          <w:rFonts w:ascii="Georgia" w:hAnsi="Georgia" w:cs="SBL Hebrew" w:eastAsia="Georgia"/>
+          <w:b w:val="0"/>
+          <w:i w:val="0"/>
+          <w:color w:val="1A1A1A"/>
+          <w:sz w:val="22"/>
+        </w:rPr>
+        <w:t xml:space="preserve">) on </w:t>
       </w:r>
       <w:r>
         <w:rPr>
@@ -5178,7 +7938,27 @@
           <w:color w:val="1A1A1A"/>
           <w:sz w:val="22"/>
         </w:rPr>
-        <w:t xml:space="preserve">, learn the </w:t>
+        <w:t xml:space="preserve"> (</w:t>
+      </w:r>
+      <w:r>
+        <w:rPr>
+          <w:rFonts w:ascii="SBL Hebrew" w:hAnsi="SBL Hebrew" w:cs="SBL Hebrew" w:eastAsia="SBL Hebrew"/>
+          <w:b w:val="0"/>
+          <w:i w:val="0"/>
+          <w:color w:val="1A1A1A"/>
+          <w:sz w:val="22"/>
+        </w:rPr>
+        <w:t>יוֹם כִּפּוּר</w:t>
+      </w:r>
+      <w:r>
+        <w:rPr>
+          <w:rFonts w:ascii="Georgia" w:hAnsi="Georgia" w:cs="SBL Hebrew" w:eastAsia="Georgia"/>
+          <w:b w:val="0"/>
+          <w:i w:val="0"/>
+          <w:color w:val="1A1A1A"/>
+          <w:sz w:val="22"/>
+        </w:rPr>
+        <w:t xml:space="preserve">), learn the </w:t>
       </w:r>
       <w:r>
         <w:rPr>
@@ -5218,7 +7998,27 @@
           <w:color w:val="1A1A1A"/>
           <w:sz w:val="22"/>
         </w:rPr>
-        <w:t xml:space="preserve">—who genuinely does not believe in </w:t>
+        <w:t xml:space="preserve"> (</w:t>
+      </w:r>
+      <w:r>
+        <w:rPr>
+          <w:rFonts w:ascii="SBL Hebrew" w:hAnsi="SBL Hebrew" w:cs="SBL Hebrew" w:eastAsia="SBL Hebrew"/>
+          <w:b w:val="0"/>
+          <w:i w:val="0"/>
+          <w:color w:val="1A1A1A"/>
+          <w:sz w:val="22"/>
+        </w:rPr>
+        <w:t>עִקָּרִים</w:t>
+      </w:r>
+      <w:r>
+        <w:rPr>
+          <w:rFonts w:ascii="Georgia" w:hAnsi="Georgia" w:cs="SBL Hebrew" w:eastAsia="Georgia"/>
+          <w:b w:val="0"/>
+          <w:i w:val="0"/>
+          <w:color w:val="1A1A1A"/>
+          <w:sz w:val="22"/>
+        </w:rPr>
+        <w:t xml:space="preserve">)—who genuinely does not believe in </w:t>
       </w:r>
       <w:r>
         <w:rPr>
@@ -5238,7 +8038,27 @@
           <w:color w:val="1A1A1A"/>
           <w:sz w:val="22"/>
         </w:rPr>
-        <w:t xml:space="preserve">, even if the failure is "by mistake"—is, in the factual reality of his soul, a </w:t>
+        <w:t xml:space="preserve"> (</w:t>
+      </w:r>
+      <w:r>
+        <w:rPr>
+          <w:rFonts w:ascii="SBL Hebrew" w:hAnsi="SBL Hebrew" w:cs="SBL Hebrew" w:eastAsia="SBL Hebrew"/>
+          <w:b w:val="0"/>
+          <w:i w:val="0"/>
+          <w:color w:val="1A1A1A"/>
+          <w:sz w:val="22"/>
+        </w:rPr>
+        <w:t>מָשִׁיחַ</w:t>
+      </w:r>
+      <w:r>
+        <w:rPr>
+          <w:rFonts w:ascii="Georgia" w:hAnsi="Georgia" w:cs="SBL Hebrew" w:eastAsia="Georgia"/>
+          <w:b w:val="0"/>
+          <w:i w:val="0"/>
+          <w:color w:val="1A1A1A"/>
+          <w:sz w:val="22"/>
+        </w:rPr>
+        <w:t xml:space="preserve">), even if the failure is "by mistake"—is, in the factual reality of his soul, a </w:t>
       </w:r>
       <w:r>
         <w:rPr>
@@ -5278,7 +8098,27 @@
           <w:color w:val="1A1A1A"/>
           <w:sz w:val="22"/>
         </w:rPr>
-        <w:t xml:space="preserve"> is not graded by intent; it is graded by content. The Brisker Rav holds the same. Whether this distinction should be pressed to its full halachic conclusion in the public arena is precisely what divides the Brisker camp from the Chofetz Chaim: the Chofetz Chaim, in effect, redefines the content-threshold downward to the absence of despair, thereby placing the ordinary Jew safely inside the </w:t>
+        <w:t xml:space="preserve"> (</w:t>
+      </w:r>
+      <w:r>
+        <w:rPr>
+          <w:rFonts w:ascii="SBL Hebrew" w:hAnsi="SBL Hebrew" w:cs="SBL Hebrew" w:eastAsia="SBL Hebrew"/>
+          <w:b w:val="0"/>
+          <w:i w:val="0"/>
+          <w:color w:val="1A1A1A"/>
+          <w:sz w:val="22"/>
+        </w:rPr>
+        <w:t>אֱמוּנָה</w:t>
+      </w:r>
+      <w:r>
+        <w:rPr>
+          <w:rFonts w:ascii="Georgia" w:hAnsi="Georgia" w:cs="SBL Hebrew" w:eastAsia="Georgia"/>
+          <w:b w:val="0"/>
+          <w:i w:val="0"/>
+          <w:color w:val="1A1A1A"/>
+          <w:sz w:val="22"/>
+        </w:rPr>
+        <w:t xml:space="preserve">) is not graded by intent; it is graded by content. The Brisker Rav holds the same. Whether this distinction should be pressed to its full halachic conclusion in the public arena is precisely what divides the Brisker camp from the Chofetz Chaim: the Chofetz Chaim, in effect, redefines the content-threshold downward to the absence of despair, thereby placing the ordinary Jew safely inside the </w:t>
       </w:r>
       <w:r>
         <w:rPr>
@@ -5368,7 +8208,27 @@
           <w:color w:val="1A1A1A"/>
           <w:sz w:val="22"/>
         </w:rPr>
-        <w:t xml:space="preserve"> voices in </w:t>
+        <w:t xml:space="preserve"> (</w:t>
+      </w:r>
+      <w:r>
+        <w:rPr>
+          <w:rFonts w:ascii="SBL Hebrew" w:hAnsi="SBL Hebrew" w:cs="SBL Hebrew" w:eastAsia="SBL Hebrew"/>
+          <w:b w:val="0"/>
+          <w:i w:val="0"/>
+          <w:color w:val="1A1A1A"/>
+          <w:sz w:val="22"/>
+        </w:rPr>
+        <w:t>חֲרֵדִי</w:t>
+      </w:r>
+      <w:r>
+        <w:rPr>
+          <w:rFonts w:ascii="Georgia" w:hAnsi="Georgia" w:cs="SBL Hebrew" w:eastAsia="Georgia"/>
+          <w:b w:val="0"/>
+          <w:i w:val="0"/>
+          <w:color w:val="1A1A1A"/>
+          <w:sz w:val="22"/>
+        </w:rPr>
+        <w:t xml:space="preserve">) voices in </w:t>
       </w:r>
       <w:r>
         <w:rPr>
@@ -5388,7 +8248,27 @@
           <w:color w:val="1A1A1A"/>
           <w:sz w:val="22"/>
         </w:rPr>
-        <w:t xml:space="preserve"> responded with </w:t>
+        <w:t xml:space="preserve"> (</w:t>
+      </w:r>
+      <w:r>
+        <w:rPr>
+          <w:rFonts w:ascii="SBL Hebrew" w:hAnsi="SBL Hebrew" w:cs="SBL Hebrew" w:eastAsia="SBL Hebrew"/>
+          <w:b w:val="0"/>
+          <w:i w:val="0"/>
+          <w:color w:val="1A1A1A"/>
+          <w:sz w:val="22"/>
+        </w:rPr>
+        <w:t>אֶרֶץ יִשְׂרָאֵל</w:t>
+      </w:r>
+      <w:r>
+        <w:rPr>
+          <w:rFonts w:ascii="Georgia" w:hAnsi="Georgia" w:cs="SBL Hebrew" w:eastAsia="Georgia"/>
+          <w:b w:val="0"/>
+          <w:i w:val="0"/>
+          <w:color w:val="1A1A1A"/>
+          <w:sz w:val="22"/>
+        </w:rPr>
+        <w:t xml:space="preserve">) responded with </w:t>
       </w:r>
       <w:r>
         <w:rPr>
@@ -5408,7 +8288,27 @@
           <w:color w:val="1A1A1A"/>
           <w:sz w:val="22"/>
         </w:rPr>
-        <w:t xml:space="preserve"> that—according to accounts—charged him with </w:t>
+        <w:t xml:space="preserve"> (</w:t>
+      </w:r>
+      <w:r>
+        <w:rPr>
+          <w:rFonts w:ascii="SBL Hebrew" w:hAnsi="SBL Hebrew" w:cs="SBL Hebrew" w:eastAsia="SBL Hebrew"/>
+          <w:b w:val="0"/>
+          <w:i w:val="0"/>
+          <w:color w:val="1A1A1A"/>
+          <w:sz w:val="22"/>
+        </w:rPr>
+        <w:t>פַּשְׁקְוִילִים</w:t>
+      </w:r>
+      <w:r>
+        <w:rPr>
+          <w:rFonts w:ascii="Georgia" w:hAnsi="Georgia" w:cs="SBL Hebrew" w:eastAsia="Georgia"/>
+          <w:b w:val="0"/>
+          <w:i w:val="0"/>
+          <w:color w:val="1A1A1A"/>
+          <w:sz w:val="22"/>
+        </w:rPr>
+        <w:t xml:space="preserve">) that—according to accounts—charged him with </w:t>
       </w:r>
       <w:r>
         <w:rPr>
@@ -5448,7 +8348,27 @@
           <w:color w:val="1A1A1A"/>
           <w:sz w:val="22"/>
         </w:rPr>
-        <w:t>.</w:t>
+        <w:t xml:space="preserve"> (</w:t>
+      </w:r>
+      <w:r>
+        <w:rPr>
+          <w:rFonts w:ascii="SBL Hebrew" w:hAnsi="SBL Hebrew" w:cs="SBL Hebrew" w:eastAsia="SBL Hebrew"/>
+          <w:b w:val="0"/>
+          <w:i w:val="0"/>
+          <w:color w:val="1A1A1A"/>
+          <w:sz w:val="22"/>
+        </w:rPr>
+        <w:t>אֱמוּנַת בִּיאַת הַמָּשִׁיחַ</w:t>
+      </w:r>
+      <w:r>
+        <w:rPr>
+          <w:rFonts w:ascii="Georgia" w:hAnsi="Georgia" w:cs="SBL Hebrew" w:eastAsia="Georgia"/>
+          <w:b w:val="0"/>
+          <w:i w:val="0"/>
+          <w:color w:val="1A1A1A"/>
+          <w:sz w:val="22"/>
+        </w:rPr>
+        <w:t>).</w:t>
       </w:r>
       <w:r>
         <w:rPr>
@@ -5527,7 +8447,27 @@
           <w:color w:val="1A1A1A"/>
           <w:sz w:val="22"/>
         </w:rPr>
-        <w:t xml:space="preserve"> who was transmitting a position that stands squarely within the spectrum of the </w:t>
+        <w:t xml:space="preserve"> (</w:t>
+      </w:r>
+      <w:r>
+        <w:rPr>
+          <w:rFonts w:ascii="SBL Hebrew" w:hAnsi="SBL Hebrew" w:cs="SBL Hebrew" w:eastAsia="SBL Hebrew"/>
+          <w:b w:val="0"/>
+          <w:i w:val="0"/>
+          <w:color w:val="1A1A1A"/>
+          <w:sz w:val="22"/>
+        </w:rPr>
+        <w:t>גָּדוֹל הַדּוֹר</w:t>
+      </w:r>
+      <w:r>
+        <w:rPr>
+          <w:rFonts w:ascii="Georgia" w:hAnsi="Georgia" w:cs="SBL Hebrew" w:eastAsia="Georgia"/>
+          <w:b w:val="0"/>
+          <w:i w:val="0"/>
+          <w:color w:val="1A1A1A"/>
+          <w:sz w:val="22"/>
+        </w:rPr>
+        <w:t xml:space="preserve">) who was transmitting a position that stands squarely within the spectrum of the </w:t>
       </w:r>
       <w:r>
         <w:rPr>
@@ -5547,7 +8487,27 @@
           <w:color w:val="1A1A1A"/>
           <w:sz w:val="22"/>
         </w:rPr>
-        <w:t xml:space="preserve">. To call a </w:t>
+        <w:t xml:space="preserve"> (</w:t>
+      </w:r>
+      <w:r>
+        <w:rPr>
+          <w:rFonts w:ascii="SBL Hebrew" w:hAnsi="SBL Hebrew" w:cs="SBL Hebrew" w:eastAsia="SBL Hebrew"/>
+          <w:b w:val="0"/>
+          <w:i w:val="0"/>
+          <w:color w:val="1A1A1A"/>
+          <w:sz w:val="22"/>
+        </w:rPr>
+        <w:t>אַחֲרוֹנִים</w:t>
+      </w:r>
+      <w:r>
+        <w:rPr>
+          <w:rFonts w:ascii="Georgia" w:hAnsi="Georgia" w:cs="SBL Hebrew" w:eastAsia="Georgia"/>
+          <w:b w:val="0"/>
+          <w:i w:val="0"/>
+          <w:color w:val="1A1A1A"/>
+          <w:sz w:val="22"/>
+        </w:rPr>
+        <w:t xml:space="preserve">). To call a </w:t>
       </w:r>
       <w:r>
         <w:rPr>
@@ -5567,7 +8527,27 @@
           <w:color w:val="1A1A1A"/>
           <w:sz w:val="22"/>
         </w:rPr>
-        <w:t xml:space="preserve"> a </w:t>
+        <w:t xml:space="preserve"> (</w:t>
+      </w:r>
+      <w:r>
+        <w:rPr>
+          <w:rFonts w:ascii="SBL Hebrew" w:hAnsi="SBL Hebrew" w:cs="SBL Hebrew" w:eastAsia="SBL Hebrew"/>
+          <w:b w:val="0"/>
+          <w:i w:val="0"/>
+          <w:color w:val="1A1A1A"/>
+          <w:sz w:val="22"/>
+        </w:rPr>
+        <w:t>גָּדוֹל</w:t>
+      </w:r>
+      <w:r>
+        <w:rPr>
+          <w:rFonts w:ascii="Georgia" w:hAnsi="Georgia" w:cs="SBL Hebrew" w:eastAsia="Georgia"/>
+          <w:b w:val="0"/>
+          <w:i w:val="0"/>
+          <w:color w:val="1A1A1A"/>
+          <w:sz w:val="22"/>
+        </w:rPr>
+        <w:t xml:space="preserve">) a </w:t>
       </w:r>
       <w:r>
         <w:rPr>
@@ -5701,7 +8681,27 @@
           <w:color w:val="1A1A1A"/>
           <w:sz w:val="22"/>
         </w:rPr>
-        <w:t xml:space="preserve"> between Brisk and the Chofetz Chaim comes into focus only when a deeper distinction is named.</w:t>
+        <w:t xml:space="preserve"> (</w:t>
+      </w:r>
+      <w:r>
+        <w:rPr>
+          <w:rFonts w:ascii="SBL Hebrew" w:hAnsi="SBL Hebrew" w:cs="SBL Hebrew" w:eastAsia="SBL Hebrew"/>
+          <w:b/>
+          <w:i w:val="0"/>
+          <w:color w:val="1A1A1A"/>
+          <w:sz w:val="22"/>
+        </w:rPr>
+        <w:t>מַחְלוֹקֶת</w:t>
+      </w:r>
+      <w:r>
+        <w:rPr>
+          <w:rFonts w:ascii="Georgia" w:hAnsi="Georgia" w:cs="SBL Hebrew" w:eastAsia="Georgia"/>
+          <w:b/>
+          <w:i w:val="0"/>
+          <w:color w:val="1A1A1A"/>
+          <w:sz w:val="22"/>
+        </w:rPr>
+        <w:t>) between Brisk and the Chofetz Chaim comes into focus only when a deeper distinction is named.</w:t>
       </w:r>
       <w:r>
         <w:rPr>
@@ -5731,7 +8731,27 @@
           <w:color w:val="1A1A1A"/>
           <w:sz w:val="22"/>
         </w:rPr>
-        <w:t xml:space="preserve"> operates on one layer; halachic action operates on another. The twelfth </w:t>
+        <w:t xml:space="preserve"> (</w:t>
+      </w:r>
+      <w:r>
+        <w:rPr>
+          <w:rFonts w:ascii="SBL Hebrew" w:hAnsi="SBL Hebrew" w:cs="SBL Hebrew" w:eastAsia="SBL Hebrew"/>
+          <w:b w:val="0"/>
+          <w:i w:val="0"/>
+          <w:color w:val="1A1A1A"/>
+          <w:sz w:val="22"/>
+        </w:rPr>
+        <w:t>אֱמוּנָה</w:t>
+      </w:r>
+      <w:r>
+        <w:rPr>
+          <w:rFonts w:ascii="Georgia" w:hAnsi="Georgia" w:cs="SBL Hebrew" w:eastAsia="Georgia"/>
+          <w:b w:val="0"/>
+          <w:i w:val="0"/>
+          <w:color w:val="1A1A1A"/>
+          <w:sz w:val="22"/>
+        </w:rPr>
+        <w:t xml:space="preserve">) operates on one layer; halachic action operates on another. The twelfth </w:t>
       </w:r>
       <w:r>
         <w:rPr>
@@ -5751,7 +8771,27 @@
           <w:color w:val="1A1A1A"/>
           <w:sz w:val="22"/>
         </w:rPr>
-        <w:t xml:space="preserve"> demands a daily doctrinal disposition of anticipation. It does not thereby demand that a Jew’s halachic conduct be reshaped as though </w:t>
+        <w:t xml:space="preserve"> (</w:t>
+      </w:r>
+      <w:r>
+        <w:rPr>
+          <w:rFonts w:ascii="SBL Hebrew" w:hAnsi="SBL Hebrew" w:cs="SBL Hebrew" w:eastAsia="SBL Hebrew"/>
+          <w:b w:val="0"/>
+          <w:i w:val="0"/>
+          <w:color w:val="1A1A1A"/>
+          <w:sz w:val="22"/>
+        </w:rPr>
+        <w:t>עִיקָר</w:t>
+      </w:r>
+      <w:r>
+        <w:rPr>
+          <w:rFonts w:ascii="Georgia" w:hAnsi="Georgia" w:cs="SBL Hebrew" w:eastAsia="Georgia"/>
+          <w:b w:val="0"/>
+          <w:i w:val="0"/>
+          <w:color w:val="1A1A1A"/>
+          <w:sz w:val="22"/>
+        </w:rPr>
+        <w:t xml:space="preserve">) demands a daily doctrinal disposition of anticipation. It does not thereby demand that a Jew’s halachic conduct be reshaped as though </w:t>
       </w:r>
       <w:r>
         <w:rPr>
@@ -5771,7 +8811,27 @@
           <w:color w:val="1A1A1A"/>
           <w:sz w:val="22"/>
         </w:rPr>
-        <w:t xml:space="preserve"> were arriving in the next hour. The doctrinal and the operational are two layers, and the </w:t>
+        <w:t xml:space="preserve"> (</w:t>
+      </w:r>
+      <w:r>
+        <w:rPr>
+          <w:rFonts w:ascii="SBL Hebrew" w:hAnsi="SBL Hebrew" w:cs="SBL Hebrew" w:eastAsia="SBL Hebrew"/>
+          <w:b w:val="0"/>
+          <w:i w:val="0"/>
+          <w:color w:val="1A1A1A"/>
+          <w:sz w:val="22"/>
+        </w:rPr>
+        <w:t>מָשִׁיחַ</w:t>
+      </w:r>
+      <w:r>
+        <w:rPr>
+          <w:rFonts w:ascii="Georgia" w:hAnsi="Georgia" w:cs="SBL Hebrew" w:eastAsia="Georgia"/>
+          <w:b w:val="0"/>
+          <w:i w:val="0"/>
+          <w:color w:val="1A1A1A"/>
+          <w:sz w:val="22"/>
+        </w:rPr>
+        <w:t xml:space="preserve">) were arriving in the next hour. The doctrinal and the operational are two layers, and the </w:t>
       </w:r>
       <w:r>
         <w:rPr>
@@ -5791,7 +8851,27 @@
           <w:color w:val="1A1A1A"/>
           <w:sz w:val="22"/>
         </w:rPr>
-        <w:t xml:space="preserve"> itself insists on their distinction. This is the </w:t>
+        <w:t xml:space="preserve"> (</w:t>
+      </w:r>
+      <w:r>
+        <w:rPr>
+          <w:rFonts w:ascii="SBL Hebrew" w:hAnsi="SBL Hebrew" w:cs="SBL Hebrew" w:eastAsia="SBL Hebrew"/>
+          <w:b w:val="0"/>
+          <w:i w:val="0"/>
+          <w:color w:val="1A1A1A"/>
+          <w:sz w:val="22"/>
+        </w:rPr>
+        <w:t>הֲלָכָה</w:t>
+      </w:r>
+      <w:r>
+        <w:rPr>
+          <w:rFonts w:ascii="Georgia" w:hAnsi="Georgia" w:cs="SBL Hebrew" w:eastAsia="Georgia"/>
+          <w:b w:val="0"/>
+          <w:i w:val="0"/>
+          <w:color w:val="1A1A1A"/>
+          <w:sz w:val="22"/>
+        </w:rPr>
+        <w:t xml:space="preserve">) itself insists on their distinction. This is the </w:t>
       </w:r>
       <w:r>
         <w:rPr>
@@ -5811,7 +8891,27 @@
           <w:color w:val="1A1A1A"/>
           <w:sz w:val="22"/>
         </w:rPr>
-        <w:t xml:space="preserve"> that underlies the entire cluster of </w:t>
+        <w:t xml:space="preserve"> (</w:t>
+      </w:r>
+      <w:r>
+        <w:rPr>
+          <w:rFonts w:ascii="SBL Hebrew" w:hAnsi="SBL Hebrew" w:cs="SBL Hebrew" w:eastAsia="SBL Hebrew"/>
+          <w:b w:val="0"/>
+          <w:i w:val="0"/>
+          <w:color w:val="1A1A1A"/>
+          <w:sz w:val="22"/>
+        </w:rPr>
+        <w:t>יְסוֹד</w:t>
+      </w:r>
+      <w:r>
+        <w:rPr>
+          <w:rFonts w:ascii="Georgia" w:hAnsi="Georgia" w:cs="SBL Hebrew" w:eastAsia="Georgia"/>
+          <w:b w:val="0"/>
+          <w:i w:val="0"/>
+          <w:color w:val="1A1A1A"/>
+          <w:sz w:val="22"/>
+        </w:rPr>
+        <w:t xml:space="preserve">) that underlies the entire cluster of </w:t>
       </w:r>
       <w:r>
         <w:rPr>
@@ -5831,7 +8931,27 @@
           <w:color w:val="1A1A1A"/>
           <w:sz w:val="22"/>
         </w:rPr>
-        <w:t xml:space="preserve"> that follow, and it is the </w:t>
+        <w:t xml:space="preserve"> (</w:t>
+      </w:r>
+      <w:r>
+        <w:rPr>
+          <w:rFonts w:ascii="SBL Hebrew" w:hAnsi="SBL Hebrew" w:cs="SBL Hebrew" w:eastAsia="SBL Hebrew"/>
+          <w:b w:val="0"/>
+          <w:i w:val="0"/>
+          <w:color w:val="1A1A1A"/>
+          <w:sz w:val="22"/>
+        </w:rPr>
+        <w:t>סוּגְיוֹת</w:t>
+      </w:r>
+      <w:r>
+        <w:rPr>
+          <w:rFonts w:ascii="Georgia" w:hAnsi="Georgia" w:cs="SBL Hebrew" w:eastAsia="Georgia"/>
+          <w:b w:val="0"/>
+          <w:i w:val="0"/>
+          <w:color w:val="1A1A1A"/>
+          <w:sz w:val="22"/>
+        </w:rPr>
+        <w:t xml:space="preserve">) that follow, and it is the </w:t>
       </w:r>
       <w:r>
         <w:rPr>
@@ -5896,6 +9016,36 @@
       <w:r>
         <w:rPr>
           <w:rFonts w:ascii="Georgia" w:hAnsi="Georgia" w:cs="SBL Hebrew" w:eastAsia="Georgia"/>
+          <w:b w:val="0"/>
+          <w:i w:val="0"/>
+          <w:color w:val="1A1A1A"/>
+          <w:sz w:val="22"/>
+        </w:rPr>
+        <w:t xml:space="preserve"> (</w:t>
+      </w:r>
+      <w:r>
+        <w:rPr>
+          <w:rFonts w:ascii="SBL Hebrew" w:hAnsi="SBL Hebrew" w:cs="SBL Hebrew" w:eastAsia="SBL Hebrew"/>
+          <w:b w:val="0"/>
+          <w:i w:val="0"/>
+          <w:color w:val="1A1A1A"/>
+          <w:sz w:val="22"/>
+        </w:rPr>
+        <w:t>גְּמָרָא</w:t>
+      </w:r>
+      <w:r>
+        <w:rPr>
+          <w:rFonts w:ascii="Georgia" w:hAnsi="Georgia" w:cs="SBL Hebrew" w:eastAsia="Georgia"/>
+          <w:b w:val="0"/>
+          <w:i w:val="0"/>
+          <w:color w:val="1A1A1A"/>
+          <w:sz w:val="22"/>
+        </w:rPr>
+        <w:t>)</w:t>
+      </w:r>
+      <w:r>
+        <w:rPr>
+          <w:rFonts w:ascii="Georgia" w:hAnsi="Georgia" w:cs="SBL Hebrew" w:eastAsia="Georgia"/>
           <w:color w:val="B8860B"/>
           <w:sz w:val="16"/>
           <w:vertAlign w:val="superscript"/>
@@ -5930,7 +9080,27 @@
           <w:color w:val="1A1A1A"/>
           <w:sz w:val="22"/>
         </w:rPr>
-        <w:t xml:space="preserve">. The </w:t>
+        <w:t xml:space="preserve"> (</w:t>
+      </w:r>
+      <w:r>
+        <w:rPr>
+          <w:rFonts w:ascii="SBL Hebrew" w:hAnsi="SBL Hebrew" w:cs="SBL Hebrew" w:eastAsia="SBL Hebrew"/>
+          <w:b w:val="0"/>
+          <w:i w:val="0"/>
+          <w:color w:val="1A1A1A"/>
+          <w:sz w:val="22"/>
+        </w:rPr>
+        <w:t>כֹּהֵן</w:t>
+      </w:r>
+      <w:r>
+        <w:rPr>
+          <w:rFonts w:ascii="Georgia" w:hAnsi="Georgia" w:cs="SBL Hebrew" w:eastAsia="Georgia"/>
+          <w:b w:val="0"/>
+          <w:i w:val="0"/>
+          <w:color w:val="1A1A1A"/>
+          <w:sz w:val="22"/>
+        </w:rPr>
+        <w:t xml:space="preserve">). The </w:t>
       </w:r>
       <w:r>
         <w:rPr>
@@ -5950,7 +9120,27 @@
           <w:color w:val="1A1A1A"/>
           <w:sz w:val="22"/>
         </w:rPr>
-        <w:t xml:space="preserve"> rotated its priestly service through twenty-four </w:t>
+        <w:t xml:space="preserve"> (</w:t>
+      </w:r>
+      <w:r>
+        <w:rPr>
+          <w:rFonts w:ascii="SBL Hebrew" w:hAnsi="SBL Hebrew" w:cs="SBL Hebrew" w:eastAsia="SBL Hebrew"/>
+          <w:b w:val="0"/>
+          <w:i w:val="0"/>
+          <w:color w:val="1A1A1A"/>
+          <w:sz w:val="22"/>
+        </w:rPr>
+        <w:t>בֵּית הַמִּקְדָּשׁ</w:t>
+      </w:r>
+      <w:r>
+        <w:rPr>
+          <w:rFonts w:ascii="Georgia" w:hAnsi="Georgia" w:cs="SBL Hebrew" w:eastAsia="Georgia"/>
+          <w:b w:val="0"/>
+          <w:i w:val="0"/>
+          <w:color w:val="1A1A1A"/>
+          <w:sz w:val="22"/>
+        </w:rPr>
+        <w:t xml:space="preserve">) rotated its priestly service through twenty-four </w:t>
       </w:r>
       <w:r>
         <w:rPr>
@@ -5970,7 +9160,27 @@
           <w:color w:val="1A1A1A"/>
           <w:sz w:val="22"/>
         </w:rPr>
-        <w:t xml:space="preserve">, each serving its designated week. A </w:t>
+        <w:t xml:space="preserve"> (</w:t>
+      </w:r>
+      <w:r>
+        <w:rPr>
+          <w:rFonts w:ascii="SBL Hebrew" w:hAnsi="SBL Hebrew" w:cs="SBL Hebrew" w:eastAsia="SBL Hebrew"/>
+          <w:b w:val="0"/>
+          <w:i w:val="0"/>
+          <w:color w:val="1A1A1A"/>
+          <w:sz w:val="22"/>
+        </w:rPr>
+        <w:t>מִשְׁמָרוֹת</w:t>
+      </w:r>
+      <w:r>
+        <w:rPr>
+          <w:rFonts w:ascii="Georgia" w:hAnsi="Georgia" w:cs="SBL Hebrew" w:eastAsia="Georgia"/>
+          <w:b w:val="0"/>
+          <w:i w:val="0"/>
+          <w:color w:val="1A1A1A"/>
+          <w:sz w:val="22"/>
+        </w:rPr>
+        <w:t xml:space="preserve">), each serving its designated week. A </w:t>
       </w:r>
       <w:r>
         <w:rPr>
@@ -6010,7 +9220,27 @@
           <w:color w:val="1A1A1A"/>
           <w:sz w:val="22"/>
         </w:rPr>
-        <w:t xml:space="preserve"> may not drink wine during that week—lest the </w:t>
+        <w:t xml:space="preserve"> (</w:t>
+      </w:r>
+      <w:r>
+        <w:rPr>
+          <w:rFonts w:ascii="SBL Hebrew" w:hAnsi="SBL Hebrew" w:cs="SBL Hebrew" w:eastAsia="SBL Hebrew"/>
+          <w:b w:val="0"/>
+          <w:i w:val="0"/>
+          <w:color w:val="1A1A1A"/>
+          <w:sz w:val="22"/>
+        </w:rPr>
+        <w:t>מִשְׁמָר</w:t>
+      </w:r>
+      <w:r>
+        <w:rPr>
+          <w:rFonts w:ascii="Georgia" w:hAnsi="Georgia" w:cs="SBL Hebrew" w:eastAsia="Georgia"/>
+          <w:b w:val="0"/>
+          <w:i w:val="0"/>
+          <w:color w:val="1A1A1A"/>
+          <w:sz w:val="22"/>
+        </w:rPr>
+        <w:t xml:space="preserve">) may not drink wine during that week—lest the </w:t>
       </w:r>
       <w:r>
         <w:rPr>
@@ -6050,7 +9280,27 @@
           <w:color w:val="1A1A1A"/>
           <w:sz w:val="22"/>
         </w:rPr>
-        <w:t xml:space="preserve">, which may not be performed under the influence. If the </w:t>
+        <w:t xml:space="preserve"> (</w:t>
+      </w:r>
+      <w:r>
+        <w:rPr>
+          <w:rFonts w:ascii="SBL Hebrew" w:hAnsi="SBL Hebrew" w:cs="SBL Hebrew" w:eastAsia="SBL Hebrew"/>
+          <w:b w:val="0"/>
+          <w:i w:val="0"/>
+          <w:color w:val="1A1A1A"/>
+          <w:sz w:val="22"/>
+        </w:rPr>
+        <w:t>עֲבוֹדָה</w:t>
+      </w:r>
+      <w:r>
+        <w:rPr>
+          <w:rFonts w:ascii="Georgia" w:hAnsi="Georgia" w:cs="SBL Hebrew" w:eastAsia="Georgia"/>
+          <w:b w:val="0"/>
+          <w:i w:val="0"/>
+          <w:color w:val="1A1A1A"/>
+          <w:sz w:val="22"/>
+        </w:rPr>
+        <w:t xml:space="preserve">), which may not be performed under the influence. If the </w:t>
       </w:r>
       <w:r>
         <w:rPr>
@@ -6225,7 +9475,27 @@
           <w:color w:val="1A1A1A"/>
           <w:sz w:val="22"/>
         </w:rPr>
-        <w:t xml:space="preserve">. The Rambam himself follows Rabbi: every </w:t>
+        <w:t xml:space="preserve"> (</w:t>
+      </w:r>
+      <w:r>
+        <w:rPr>
+          <w:rFonts w:ascii="SBL Hebrew" w:hAnsi="SBL Hebrew" w:cs="SBL Hebrew" w:eastAsia="SBL Hebrew"/>
+          <w:b w:val="0"/>
+          <w:i w:val="0"/>
+          <w:color w:val="1A1A1A"/>
+          <w:sz w:val="22"/>
+        </w:rPr>
+        <w:t>שֶׁמָּא יִבָּנֶה בֵּית הַמִּקְדָּשׁ</w:t>
+      </w:r>
+      <w:r>
+        <w:rPr>
+          <w:rFonts w:ascii="Georgia" w:hAnsi="Georgia" w:cs="SBL Hebrew" w:eastAsia="Georgia"/>
+          <w:b w:val="0"/>
+          <w:i w:val="0"/>
+          <w:color w:val="1A1A1A"/>
+          <w:sz w:val="22"/>
+        </w:rPr>
+        <w:t xml:space="preserve">). The Rambam himself follows Rabbi: every </w:t>
       </w:r>
       <w:r>
         <w:rPr>
@@ -6285,7 +9555,27 @@
           <w:color w:val="1A1A1A"/>
           <w:sz w:val="22"/>
         </w:rPr>
-        <w:t xml:space="preserve"> who happen not to have drunk that day will be found to perform the </w:t>
+        <w:t xml:space="preserve"> (</w:t>
+      </w:r>
+      <w:r>
+        <w:rPr>
+          <w:rFonts w:ascii="SBL Hebrew" w:hAnsi="SBL Hebrew" w:cs="SBL Hebrew" w:eastAsia="SBL Hebrew"/>
+          <w:b w:val="0"/>
+          <w:i w:val="0"/>
+          <w:color w:val="1A1A1A"/>
+          <w:sz w:val="22"/>
+        </w:rPr>
+        <w:t>כֹּהֲנִים</w:t>
+      </w:r>
+      <w:r>
+        <w:rPr>
+          <w:rFonts w:ascii="Georgia" w:hAnsi="Georgia" w:cs="SBL Hebrew" w:eastAsia="Georgia"/>
+          <w:b w:val="0"/>
+          <w:i w:val="0"/>
+          <w:color w:val="1A1A1A"/>
+          <w:sz w:val="22"/>
+        </w:rPr>
+        <w:t xml:space="preserve">) who happen not to have drunk that day will be found to perform the </w:t>
       </w:r>
       <w:r>
         <w:rPr>
@@ -6360,7 +9650,27 @@
           <w:color w:val="1A1A1A"/>
           <w:sz w:val="22"/>
         </w:rPr>
-        <w:t xml:space="preserve"> as </w:t>
+        <w:t xml:space="preserve"> (</w:t>
+      </w:r>
+      <w:r>
+        <w:rPr>
+          <w:rFonts w:ascii="SBL Hebrew" w:hAnsi="SBL Hebrew" w:cs="SBL Hebrew" w:eastAsia="SBL Hebrew"/>
+          <w:b w:val="0"/>
+          <w:i w:val="0"/>
+          <w:color w:val="1A1A1A"/>
+          <w:sz w:val="22"/>
+        </w:rPr>
+        <w:t>חִיכּוּי</w:t>
+      </w:r>
+      <w:r>
+        <w:rPr>
+          <w:rFonts w:ascii="Georgia" w:hAnsi="Georgia" w:cs="SBL Hebrew" w:eastAsia="Georgia"/>
+          <w:b w:val="0"/>
+          <w:i w:val="0"/>
+          <w:color w:val="1A1A1A"/>
+          <w:sz w:val="22"/>
+        </w:rPr>
+        <w:t xml:space="preserve">) as </w:t>
       </w:r>
       <w:r>
         <w:rPr>
@@ -6500,7 +9810,27 @@
           <w:color w:val="1A1A1A"/>
           <w:sz w:val="22"/>
         </w:rPr>
-        <w:t xml:space="preserve"> addresses this internal Rambam is a question that remains open in the record as it currently stands.</w:t>
+        <w:t xml:space="preserve"> (</w:t>
+      </w:r>
+      <w:r>
+        <w:rPr>
+          <w:rFonts w:ascii="SBL Hebrew" w:hAnsi="SBL Hebrew" w:cs="SBL Hebrew" w:eastAsia="SBL Hebrew"/>
+          <w:b w:val="0"/>
+          <w:i w:val="0"/>
+          <w:color w:val="1A1A1A"/>
+          <w:sz w:val="22"/>
+        </w:rPr>
+        <w:t>תְּשׁוּבָה</w:t>
+      </w:r>
+      <w:r>
+        <w:rPr>
+          <w:rFonts w:ascii="Georgia" w:hAnsi="Georgia" w:cs="SBL Hebrew" w:eastAsia="Georgia"/>
+          <w:b w:val="0"/>
+          <w:i w:val="0"/>
+          <w:color w:val="1A1A1A"/>
+          <w:sz w:val="22"/>
+        </w:rPr>
+        <w:t>) addresses this internal Rambam is a question that remains open in the record as it currently stands.</w:t>
       </w:r>
     </w:p>
     <w:p>
@@ -6545,6 +9875,36 @@
       <w:r>
         <w:rPr>
           <w:rFonts w:ascii="Georgia" w:hAnsi="Georgia" w:cs="SBL Hebrew" w:eastAsia="Georgia"/>
+          <w:b w:val="0"/>
+          <w:i w:val="0"/>
+          <w:color w:val="1A1A1A"/>
+          <w:sz w:val="22"/>
+        </w:rPr>
+        <w:t xml:space="preserve"> (</w:t>
+      </w:r>
+      <w:r>
+        <w:rPr>
+          <w:rFonts w:ascii="SBL Hebrew" w:hAnsi="SBL Hebrew" w:cs="SBL Hebrew" w:eastAsia="SBL Hebrew"/>
+          <w:b w:val="0"/>
+          <w:i w:val="0"/>
+          <w:color w:val="1A1A1A"/>
+          <w:sz w:val="22"/>
+        </w:rPr>
+        <w:t>שֻׁלְחָן עָרוּךְ</w:t>
+      </w:r>
+      <w:r>
+        <w:rPr>
+          <w:rFonts w:ascii="Georgia" w:hAnsi="Georgia" w:cs="SBL Hebrew" w:eastAsia="Georgia"/>
+          <w:b w:val="0"/>
+          <w:i w:val="0"/>
+          <w:color w:val="1A1A1A"/>
+          <w:sz w:val="22"/>
+        </w:rPr>
+        <w:t>)</w:t>
+      </w:r>
+      <w:r>
+        <w:rPr>
+          <w:rFonts w:ascii="Georgia" w:hAnsi="Georgia" w:cs="SBL Hebrew" w:eastAsia="Georgia"/>
           <w:color w:val="B8860B"/>
           <w:sz w:val="16"/>
           <w:vertAlign w:val="superscript"/>
@@ -6579,7 +9939,27 @@
           <w:color w:val="1A1A1A"/>
           <w:sz w:val="22"/>
         </w:rPr>
-        <w:t xml:space="preserve">. Beyond </w:t>
+        <w:t xml:space="preserve"> (</w:t>
+      </w:r>
+      <w:r>
+        <w:rPr>
+          <w:rFonts w:ascii="SBL Hebrew" w:hAnsi="SBL Hebrew" w:cs="SBL Hebrew" w:eastAsia="SBL Hebrew"/>
+          <w:b w:val="0"/>
+          <w:i w:val="0"/>
+          <w:color w:val="1A1A1A"/>
+          <w:sz w:val="22"/>
+        </w:rPr>
+        <w:t>עֶרֶב יוֹם טוֹב</w:t>
+      </w:r>
+      <w:r>
+        <w:rPr>
+          <w:rFonts w:ascii="Georgia" w:hAnsi="Georgia" w:cs="SBL Hebrew" w:eastAsia="Georgia"/>
+          <w:b w:val="0"/>
+          <w:i w:val="0"/>
+          <w:color w:val="1A1A1A"/>
+          <w:sz w:val="22"/>
+        </w:rPr>
+        <w:t xml:space="preserve">). Beyond </w:t>
       </w:r>
       <w:r>
         <w:rPr>
@@ -6599,7 +9979,27 @@
           <w:color w:val="1A1A1A"/>
           <w:sz w:val="22"/>
         </w:rPr>
-        <w:t xml:space="preserve">, some </w:t>
+        <w:t xml:space="preserve"> (</w:t>
+      </w:r>
+      <w:r>
+        <w:rPr>
+          <w:rFonts w:ascii="SBL Hebrew" w:hAnsi="SBL Hebrew" w:cs="SBL Hebrew" w:eastAsia="SBL Hebrew"/>
+          <w:b w:val="0"/>
+          <w:i w:val="0"/>
+          <w:color w:val="1A1A1A"/>
+          <w:sz w:val="22"/>
+        </w:rPr>
+        <w:t>כְּבוֹד הַיּוֹם</w:t>
+      </w:r>
+      <w:r>
+        <w:rPr>
+          <w:rFonts w:ascii="Georgia" w:hAnsi="Georgia" w:cs="SBL Hebrew" w:eastAsia="Georgia"/>
+          <w:b w:val="0"/>
+          <w:i w:val="0"/>
+          <w:color w:val="1A1A1A"/>
+          <w:sz w:val="22"/>
+        </w:rPr>
+        <w:t xml:space="preserve">), some </w:t>
       </w:r>
       <w:r>
         <w:rPr>
@@ -6619,7 +10019,27 @@
           <w:color w:val="1A1A1A"/>
           <w:sz w:val="22"/>
         </w:rPr>
-        <w:t xml:space="preserve"> add the rationale of </w:t>
+        <w:t xml:space="preserve"> (</w:t>
+      </w:r>
+      <w:r>
+        <w:rPr>
+          <w:rFonts w:ascii="SBL Hebrew" w:hAnsi="SBL Hebrew" w:cs="SBL Hebrew" w:eastAsia="SBL Hebrew"/>
+          <w:b w:val="0"/>
+          <w:i w:val="0"/>
+          <w:color w:val="1A1A1A"/>
+          <w:sz w:val="22"/>
+        </w:rPr>
+        <w:t>פּוֹסְקִים</w:t>
+      </w:r>
+      <w:r>
+        <w:rPr>
+          <w:rFonts w:ascii="Georgia" w:hAnsi="Georgia" w:cs="SBL Hebrew" w:eastAsia="Georgia"/>
+          <w:b w:val="0"/>
+          <w:i w:val="0"/>
+          <w:color w:val="1A1A1A"/>
+          <w:sz w:val="22"/>
+        </w:rPr>
+        <w:t xml:space="preserve">) add the rationale of </w:t>
       </w:r>
       <w:r>
         <w:rPr>
@@ -6699,7 +10119,27 @@
           <w:color w:val="1A1A1A"/>
           <w:sz w:val="22"/>
         </w:rPr>
-        <w:t xml:space="preserve"> to bring </w:t>
+        <w:t xml:space="preserve"> (</w:t>
+      </w:r>
+      <w:r>
+        <w:rPr>
+          <w:rFonts w:ascii="SBL Hebrew" w:hAnsi="SBL Hebrew" w:cs="SBL Hebrew" w:eastAsia="SBL Hebrew"/>
+          <w:b w:val="0"/>
+          <w:i w:val="0"/>
+          <w:color w:val="1A1A1A"/>
+          <w:sz w:val="22"/>
+        </w:rPr>
+        <w:t>אֶרֶץ יִשְׂרָאֵל</w:t>
+      </w:r>
+      <w:r>
+        <w:rPr>
+          <w:rFonts w:ascii="Georgia" w:hAnsi="Georgia" w:cs="SBL Hebrew" w:eastAsia="Georgia"/>
+          <w:b w:val="0"/>
+          <w:i w:val="0"/>
+          <w:color w:val="1A1A1A"/>
+          <w:sz w:val="22"/>
+        </w:rPr>
+        <w:t xml:space="preserve">) to bring </w:t>
       </w:r>
       <w:r>
         <w:rPr>
@@ -6719,7 +10159,27 @@
           <w:color w:val="1A1A1A"/>
           <w:sz w:val="22"/>
         </w:rPr>
-        <w:t xml:space="preserve">; the </w:t>
+        <w:t xml:space="preserve"> (</w:t>
+      </w:r>
+      <w:r>
+        <w:rPr>
+          <w:rFonts w:ascii="SBL Hebrew" w:hAnsi="SBL Hebrew" w:cs="SBL Hebrew" w:eastAsia="SBL Hebrew"/>
+          <w:b w:val="0"/>
+          <w:i w:val="0"/>
+          <w:color w:val="1A1A1A"/>
+          <w:sz w:val="22"/>
+        </w:rPr>
+        <w:t>קָרְבָּנוֹת</w:t>
+      </w:r>
+      <w:r>
+        <w:rPr>
+          <w:rFonts w:ascii="Georgia" w:hAnsi="Georgia" w:cs="SBL Hebrew" w:eastAsia="Georgia"/>
+          <w:b w:val="0"/>
+          <w:i w:val="0"/>
+          <w:color w:val="1A1A1A"/>
+          <w:sz w:val="22"/>
+        </w:rPr>
+        <w:t xml:space="preserve">); the </w:t>
       </w:r>
       <w:r>
         <w:rPr>
@@ -6759,7 +10219,27 @@
           <w:color w:val="1A1A1A"/>
           <w:sz w:val="22"/>
         </w:rPr>
-        <w:t xml:space="preserve"> in a </w:t>
+        <w:t xml:space="preserve"> (</w:t>
+      </w:r>
+      <w:r>
+        <w:rPr>
+          <w:rFonts w:ascii="SBL Hebrew" w:hAnsi="SBL Hebrew" w:cs="SBL Hebrew" w:eastAsia="SBL Hebrew"/>
+          <w:b w:val="0"/>
+          <w:i w:val="0"/>
+          <w:color w:val="1A1A1A"/>
+          <w:sz w:val="22"/>
+        </w:rPr>
+        <w:t>עֲזָרָה</w:t>
+      </w:r>
+      <w:r>
+        <w:rPr>
+          <w:rFonts w:ascii="Georgia" w:hAnsi="Georgia" w:cs="SBL Hebrew" w:eastAsia="Georgia"/>
+          <w:b w:val="0"/>
+          <w:i w:val="0"/>
+          <w:color w:val="1A1A1A"/>
+          <w:sz w:val="22"/>
+        </w:rPr>
+        <w:t xml:space="preserve">) in a </w:t>
       </w:r>
       <w:r>
         <w:rPr>
@@ -6779,7 +10259,27 @@
           <w:color w:val="1A1A1A"/>
           <w:sz w:val="22"/>
         </w:rPr>
-        <w:t xml:space="preserve"> state. So one trims before </w:t>
+        <w:t xml:space="preserve"> (</w:t>
+      </w:r>
+      <w:r>
+        <w:rPr>
+          <w:rFonts w:ascii="SBL Hebrew" w:hAnsi="SBL Hebrew" w:cs="SBL Hebrew" w:eastAsia="SBL Hebrew"/>
+          <w:b w:val="0"/>
+          <w:i w:val="0"/>
+          <w:color w:val="1A1A1A"/>
+          <w:sz w:val="22"/>
+        </w:rPr>
+        <w:t>מְנֻוָּל</w:t>
+      </w:r>
+      <w:r>
+        <w:rPr>
+          <w:rFonts w:ascii="Georgia" w:hAnsi="Georgia" w:cs="SBL Hebrew" w:eastAsia="Georgia"/>
+          <w:b w:val="0"/>
+          <w:i w:val="0"/>
+          <w:color w:val="1A1A1A"/>
+          <w:sz w:val="22"/>
+        </w:rPr>
+        <w:t xml:space="preserve">) state. So one trims before </w:t>
       </w:r>
       <w:r>
         <w:rPr>
@@ -6889,7 +10389,27 @@
           <w:color w:val="1A1A1A"/>
           <w:sz w:val="22"/>
         </w:rPr>
-        <w:t xml:space="preserve"> that pregnant women do not enter a </w:t>
+        <w:t xml:space="preserve"> (</w:t>
+      </w:r>
+      <w:r>
+        <w:rPr>
+          <w:rFonts w:ascii="SBL Hebrew" w:hAnsi="SBL Hebrew" w:cs="SBL Hebrew" w:eastAsia="SBL Hebrew"/>
+          <w:b w:val="0"/>
+          <w:i w:val="0"/>
+          <w:color w:val="1A1A1A"/>
+          <w:sz w:val="22"/>
+        </w:rPr>
+        <w:t>מִנְהָג</w:t>
+      </w:r>
+      <w:r>
+        <w:rPr>
+          <w:rFonts w:ascii="Georgia" w:hAnsi="Georgia" w:cs="SBL Hebrew" w:eastAsia="Georgia"/>
+          <w:b w:val="0"/>
+          <w:i w:val="0"/>
+          <w:color w:val="1A1A1A"/>
+          <w:sz w:val="22"/>
+        </w:rPr>
+        <w:t xml:space="preserve">) that pregnant women do not enter a </w:t>
       </w:r>
       <w:r>
         <w:rPr>
@@ -6909,7 +10429,27 @@
           <w:color w:val="1A1A1A"/>
           <w:sz w:val="22"/>
         </w:rPr>
-        <w:t xml:space="preserve">. A range of reasons is offered: concerns of </w:t>
+        <w:t xml:space="preserve"> (</w:t>
+      </w:r>
+      <w:r>
+        <w:rPr>
+          <w:rFonts w:ascii="SBL Hebrew" w:hAnsi="SBL Hebrew" w:cs="SBL Hebrew" w:eastAsia="SBL Hebrew"/>
+          <w:b w:val="0"/>
+          <w:i w:val="0"/>
+          <w:color w:val="1A1A1A"/>
+          <w:sz w:val="22"/>
+        </w:rPr>
+        <w:t>בֵּית הַחַיִּים</w:t>
+      </w:r>
+      <w:r>
+        <w:rPr>
+          <w:rFonts w:ascii="Georgia" w:hAnsi="Georgia" w:cs="SBL Hebrew" w:eastAsia="Georgia"/>
+          <w:b w:val="0"/>
+          <w:i w:val="0"/>
+          <w:color w:val="1A1A1A"/>
+          <w:sz w:val="22"/>
+        </w:rPr>
+        <w:t xml:space="preserve">). A range of reasons is offered: concerns of </w:t>
       </w:r>
       <w:r>
         <w:rPr>
@@ -6929,7 +10469,27 @@
           <w:color w:val="1A1A1A"/>
           <w:sz w:val="22"/>
         </w:rPr>
-        <w:t xml:space="preserve">, of slipping, of spiritual sensitivity. One striking reason connects the practice to </w:t>
+        <w:t xml:space="preserve"> (</w:t>
+      </w:r>
+      <w:r>
+        <w:rPr>
+          <w:rFonts w:ascii="SBL Hebrew" w:hAnsi="SBL Hebrew" w:cs="SBL Hebrew" w:eastAsia="SBL Hebrew"/>
+          <w:b w:val="0"/>
+          <w:i w:val="0"/>
+          <w:color w:val="1A1A1A"/>
+          <w:sz w:val="22"/>
+        </w:rPr>
+        <w:t>טֻמְאָה</w:t>
+      </w:r>
+      <w:r>
+        <w:rPr>
+          <w:rFonts w:ascii="Georgia" w:hAnsi="Georgia" w:cs="SBL Hebrew" w:eastAsia="Georgia"/>
+          <w:b w:val="0"/>
+          <w:i w:val="0"/>
+          <w:color w:val="1A1A1A"/>
+          <w:sz w:val="22"/>
+        </w:rPr>
+        <w:t xml:space="preserve">), of slipping, of spiritual sensitivity. One striking reason connects the practice to </w:t>
       </w:r>
       <w:r>
         <w:rPr>
@@ -6989,7 +10549,27 @@
           <w:color w:val="1A1A1A"/>
           <w:sz w:val="22"/>
         </w:rPr>
-        <w:t xml:space="preserve"> to draw the </w:t>
+        <w:t xml:space="preserve"> (</w:t>
+      </w:r>
+      <w:r>
+        <w:rPr>
+          <w:rFonts w:ascii="SBL Hebrew" w:hAnsi="SBL Hebrew" w:cs="SBL Hebrew" w:eastAsia="SBL Hebrew"/>
+          <w:b w:val="0"/>
+          <w:i w:val="0"/>
+          <w:color w:val="1A1A1A"/>
+          <w:sz w:val="22"/>
+        </w:rPr>
+        <w:t>טֻמְאַת מֵת</w:t>
+      </w:r>
+      <w:r>
+        <w:rPr>
+          <w:rFonts w:ascii="Georgia" w:hAnsi="Georgia" w:cs="SBL Hebrew" w:eastAsia="Georgia"/>
+          <w:b w:val="0"/>
+          <w:i w:val="0"/>
+          <w:color w:val="1A1A1A"/>
+          <w:sz w:val="22"/>
+        </w:rPr>
+        <w:t xml:space="preserve">) to draw the </w:t>
       </w:r>
       <w:r>
         <w:rPr>
@@ -7009,7 +10589,27 @@
           <w:color w:val="1A1A1A"/>
           <w:sz w:val="22"/>
         </w:rPr>
-        <w:t xml:space="preserve"> of the </w:t>
+        <w:t xml:space="preserve"> (</w:t>
+      </w:r>
+      <w:r>
+        <w:rPr>
+          <w:rFonts w:ascii="SBL Hebrew" w:hAnsi="SBL Hebrew" w:cs="SBL Hebrew" w:eastAsia="SBL Hebrew"/>
+          <w:b w:val="0"/>
+          <w:i w:val="0"/>
+          <w:color w:val="1A1A1A"/>
+          <w:sz w:val="22"/>
+        </w:rPr>
+        <w:t>מֵי חַטָּאת</w:t>
+      </w:r>
+      <w:r>
+        <w:rPr>
+          <w:rFonts w:ascii="Georgia" w:hAnsi="Georgia" w:cs="SBL Hebrew" w:eastAsia="Georgia"/>
+          <w:b w:val="0"/>
+          <w:i w:val="0"/>
+          <w:color w:val="1A1A1A"/>
+          <w:sz w:val="22"/>
+        </w:rPr>
+        <w:t xml:space="preserve">) of the </w:t>
       </w:r>
       <w:r>
         <w:rPr>
@@ -7029,7 +10629,27 @@
           <w:color w:val="1A1A1A"/>
           <w:sz w:val="22"/>
         </w:rPr>
-        <w:t xml:space="preserve">. </w:t>
+        <w:t xml:space="preserve"> (</w:t>
+      </w:r>
+      <w:r>
+        <w:rPr>
+          <w:rFonts w:ascii="SBL Hebrew" w:hAnsi="SBL Hebrew" w:cs="SBL Hebrew" w:eastAsia="SBL Hebrew"/>
+          <w:b w:val="0"/>
+          <w:i w:val="0"/>
+          <w:color w:val="1A1A1A"/>
+          <w:sz w:val="22"/>
+        </w:rPr>
+        <w:t>פָּרָה אֲדֻמָּה</w:t>
+      </w:r>
+      <w:r>
+        <w:rPr>
+          <w:rFonts w:ascii="Georgia" w:hAnsi="Georgia" w:cs="SBL Hebrew" w:eastAsia="Georgia"/>
+          <w:b w:val="0"/>
+          <w:i w:val="0"/>
+          <w:color w:val="1A1A1A"/>
+          <w:sz w:val="22"/>
+        </w:rPr>
+        <w:t xml:space="preserve">). </w:t>
       </w:r>
       <w:r>
         <w:rPr>
@@ -7044,21 +10664,32 @@
       <w:r>
         <w:rPr>
           <w:rFonts w:ascii="Georgia" w:hAnsi="Georgia" w:cs="SBL Hebrew" w:eastAsia="Georgia"/>
-          <w:color w:val="B8860B"/>
-          <w:sz w:val="16"/>
-          <w:vertAlign w:val="superscript"/>
-        </w:rPr>
-        <w:t>[21]</w:t>
-      </w:r>
-      <w:r>
-        <w:rPr>
-          <w:rFonts w:ascii="Georgia" w:hAnsi="Georgia" w:cs="SBL Hebrew" w:eastAsia="Georgia"/>
-          <w:b w:val="0"/>
-          <w:i w:val="0"/>
-          <w:color w:val="1A1A1A"/>
-          <w:sz w:val="22"/>
-        </w:rPr>
-        <w:t xml:space="preserve"> records that in the era of the </w:t>
+          <w:b w:val="0"/>
+          <w:i w:val="0"/>
+          <w:color w:val="1A1A1A"/>
+          <w:sz w:val="22"/>
+        </w:rPr>
+        <w:t xml:space="preserve"> (</w:t>
+      </w:r>
+      <w:r>
+        <w:rPr>
+          <w:rFonts w:ascii="SBL Hebrew" w:hAnsi="SBL Hebrew" w:cs="SBL Hebrew" w:eastAsia="SBL Hebrew"/>
+          <w:b w:val="0"/>
+          <w:i w:val="0"/>
+          <w:color w:val="1A1A1A"/>
+          <w:sz w:val="22"/>
+        </w:rPr>
+        <w:t>מַסֶּכֶת פָּרָה</w:t>
+      </w:r>
+      <w:r>
+        <w:rPr>
+          <w:rFonts w:ascii="Georgia" w:hAnsi="Georgia" w:cs="SBL Hebrew" w:eastAsia="Georgia"/>
+          <w:b w:val="0"/>
+          <w:i w:val="0"/>
+          <w:color w:val="1A1A1A"/>
+          <w:sz w:val="22"/>
+        </w:rPr>
+        <w:t xml:space="preserve">) records that in the era of the </w:t>
       </w:r>
       <w:r>
         <w:rPr>
@@ -7098,7 +10729,27 @@
           <w:color w:val="1A1A1A"/>
           <w:sz w:val="22"/>
         </w:rPr>
-        <w:t xml:space="preserve"> to give birth, and walkways were built with deliberate </w:t>
+        <w:t xml:space="preserve"> (</w:t>
+      </w:r>
+      <w:r>
+        <w:rPr>
+          <w:rFonts w:ascii="SBL Hebrew" w:hAnsi="SBL Hebrew" w:cs="SBL Hebrew" w:eastAsia="SBL Hebrew"/>
+          <w:b w:val="0"/>
+          <w:i w:val="0"/>
+          <w:color w:val="1A1A1A"/>
+          <w:sz w:val="22"/>
+        </w:rPr>
+        <w:t>יְרוּשָׁלַיִם</w:t>
+      </w:r>
+      <w:r>
+        <w:rPr>
+          <w:rFonts w:ascii="Georgia" w:hAnsi="Georgia" w:cs="SBL Hebrew" w:eastAsia="Georgia"/>
+          <w:b w:val="0"/>
+          <w:i w:val="0"/>
+          <w:color w:val="1A1A1A"/>
+          <w:sz w:val="22"/>
+        </w:rPr>
+        <w:t xml:space="preserve">) to give birth, and walkways were built with deliberate </w:t>
       </w:r>
       <w:r>
         <w:rPr>
@@ -7138,7 +10789,27 @@
           <w:color w:val="1A1A1A"/>
           <w:sz w:val="22"/>
         </w:rPr>
-        <w:t xml:space="preserve"> from any hidden burial below could not rise through to contaminate the children. From the moment of birth these </w:t>
+        <w:t xml:space="preserve"> (</w:t>
+      </w:r>
+      <w:r>
+        <w:rPr>
+          <w:rFonts w:ascii="SBL Hebrew" w:hAnsi="SBL Hebrew" w:cs="SBL Hebrew" w:eastAsia="SBL Hebrew"/>
+          <w:b w:val="0"/>
+          <w:i w:val="0"/>
+          <w:color w:val="1A1A1A"/>
+          <w:sz w:val="22"/>
+        </w:rPr>
+        <w:t>טֻמְאָה מִן הַמֵּת</w:t>
+      </w:r>
+      <w:r>
+        <w:rPr>
+          <w:rFonts w:ascii="Georgia" w:hAnsi="Georgia" w:cs="SBL Hebrew" w:eastAsia="Georgia"/>
+          <w:b w:val="0"/>
+          <w:i w:val="0"/>
+          <w:color w:val="1A1A1A"/>
+          <w:sz w:val="22"/>
+        </w:rPr>
+        <w:t xml:space="preserve">) from any hidden burial below could not rise through to contaminate the children. From the moment of birth these </w:t>
       </w:r>
       <w:r>
         <w:rPr>
@@ -7178,7 +10849,27 @@
           <w:color w:val="1A1A1A"/>
           <w:sz w:val="22"/>
         </w:rPr>
-        <w:t xml:space="preserve">; at three or four years of age they were the ones who drew the water. Some </w:t>
+        <w:t xml:space="preserve"> (</w:t>
+      </w:r>
+      <w:r>
+        <w:rPr>
+          <w:rFonts w:ascii="SBL Hebrew" w:hAnsi="SBL Hebrew" w:cs="SBL Hebrew" w:eastAsia="SBL Hebrew"/>
+          <w:b w:val="0"/>
+          <w:i w:val="0"/>
+          <w:color w:val="1A1A1A"/>
+          <w:sz w:val="22"/>
+        </w:rPr>
+        <w:t>טָהֳרָה</w:t>
+      </w:r>
+      <w:r>
+        <w:rPr>
+          <w:rFonts w:ascii="Georgia" w:hAnsi="Georgia" w:cs="SBL Hebrew" w:eastAsia="Georgia"/>
+          <w:b w:val="0"/>
+          <w:i w:val="0"/>
+          <w:color w:val="1A1A1A"/>
+          <w:sz w:val="22"/>
+        </w:rPr>
+        <w:t xml:space="preserve">); at three or four years of age they were the ones who drew the water. Some </w:t>
       </w:r>
       <w:r>
         <w:rPr>
@@ -7348,7 +11039,27 @@
           <w:color w:val="1A1A1A"/>
           <w:sz w:val="22"/>
         </w:rPr>
-        <w:t xml:space="preserve">: </w:t>
+        <w:t xml:space="preserve"> (</w:t>
+      </w:r>
+      <w:r>
+        <w:rPr>
+          <w:rFonts w:ascii="SBL Hebrew" w:hAnsi="SBL Hebrew" w:cs="SBL Hebrew" w:eastAsia="SBL Hebrew"/>
+          <w:b w:val="0"/>
+          <w:i w:val="0"/>
+          <w:color w:val="1A1A1A"/>
+          <w:sz w:val="22"/>
+        </w:rPr>
+        <w:t>נֶדֶר</w:t>
+      </w:r>
+      <w:r>
+        <w:rPr>
+          <w:rFonts w:ascii="Georgia" w:hAnsi="Georgia" w:cs="SBL Hebrew" w:eastAsia="Georgia"/>
+          <w:b w:val="0"/>
+          <w:i w:val="0"/>
+          <w:color w:val="1A1A1A"/>
+          <w:sz w:val="22"/>
+        </w:rPr>
+        <w:t xml:space="preserve">): </w:t>
       </w:r>
       <w:r>
         <w:rPr>
@@ -7378,7 +11089,27 @@
           <w:color w:val="1A1A1A"/>
           <w:sz w:val="22"/>
         </w:rPr>
-        <w:t xml:space="preserve">. Once such a vow has been made, he may never again drink wine—because at any moment </w:t>
+        <w:t xml:space="preserve"> (</w:t>
+      </w:r>
+      <w:r>
+        <w:rPr>
+          <w:rFonts w:ascii="SBL Hebrew" w:hAnsi="SBL Hebrew" w:cs="SBL Hebrew" w:eastAsia="SBL Hebrew"/>
+          <w:b w:val="0"/>
+          <w:i w:val="0"/>
+          <w:color w:val="1A1A1A"/>
+          <w:sz w:val="22"/>
+        </w:rPr>
+        <w:t>נָזִיר</w:t>
+      </w:r>
+      <w:r>
+        <w:rPr>
+          <w:rFonts w:ascii="Georgia" w:hAnsi="Georgia" w:cs="SBL Hebrew" w:eastAsia="Georgia"/>
+          <w:b w:val="0"/>
+          <w:i w:val="0"/>
+          <w:color w:val="1A1A1A"/>
+          <w:sz w:val="22"/>
+        </w:rPr>
+        <w:t xml:space="preserve">). Once such a vow has been made, he may never again drink wine—because at any moment </w:t>
       </w:r>
       <w:r>
         <w:rPr>
@@ -7418,7 +11149,27 @@
           <w:color w:val="1A1A1A"/>
           <w:sz w:val="22"/>
         </w:rPr>
-        <w:t xml:space="preserve"> begin, and any wine in his system render him a </w:t>
+        <w:t xml:space="preserve"> (</w:t>
+      </w:r>
+      <w:r>
+        <w:rPr>
+          <w:rFonts w:ascii="SBL Hebrew" w:hAnsi="SBL Hebrew" w:cs="SBL Hebrew" w:eastAsia="SBL Hebrew"/>
+          <w:b w:val="0"/>
+          <w:i w:val="0"/>
+          <w:color w:val="1A1A1A"/>
+          <w:sz w:val="22"/>
+        </w:rPr>
+        <w:t>נְזִירוּת</w:t>
+      </w:r>
+      <w:r>
+        <w:rPr>
+          <w:rFonts w:ascii="Georgia" w:hAnsi="Georgia" w:cs="SBL Hebrew" w:eastAsia="Georgia"/>
+          <w:b w:val="0"/>
+          <w:i w:val="0"/>
+          <w:color w:val="1A1A1A"/>
+          <w:sz w:val="22"/>
+        </w:rPr>
+        <w:t xml:space="preserve">) begin, and any wine in his system render him a </w:t>
       </w:r>
       <w:r>
         <w:rPr>
@@ -7438,7 +11189,27 @@
           <w:color w:val="1A1A1A"/>
           <w:sz w:val="22"/>
         </w:rPr>
-        <w:t xml:space="preserve"> retroactively. Yet the </w:t>
+        <w:t xml:space="preserve"> (</w:t>
+      </w:r>
+      <w:r>
+        <w:rPr>
+          <w:rFonts w:ascii="SBL Hebrew" w:hAnsi="SBL Hebrew" w:cs="SBL Hebrew" w:eastAsia="SBL Hebrew"/>
+          <w:b w:val="0"/>
+          <w:i w:val="0"/>
+          <w:color w:val="1A1A1A"/>
+          <w:sz w:val="22"/>
+        </w:rPr>
+        <w:t>נָזִיר טָמֵא</w:t>
+      </w:r>
+      <w:r>
+        <w:rPr>
+          <w:rFonts w:ascii="Georgia" w:hAnsi="Georgia" w:cs="SBL Hebrew" w:eastAsia="Georgia"/>
+          <w:b w:val="0"/>
+          <w:i w:val="0"/>
+          <w:color w:val="1A1A1A"/>
+          <w:sz w:val="22"/>
+        </w:rPr>
+        <w:t xml:space="preserve">) retroactively. Yet the </w:t>
       </w:r>
       <w:r>
         <w:rPr>
@@ -7478,7 +11249,27 @@
           <w:color w:val="1A1A1A"/>
           <w:sz w:val="22"/>
         </w:rPr>
-        <w:t xml:space="preserve"> drink wine on Shabbos and Yom Tov, because </w:t>
+        <w:t xml:space="preserve"> drink wine on Shabbos (</w:t>
+      </w:r>
+      <w:r>
+        <w:rPr>
+          <w:rFonts w:ascii="SBL Hebrew" w:hAnsi="SBL Hebrew" w:cs="SBL Hebrew" w:eastAsia="SBL Hebrew"/>
+          <w:b w:val="0"/>
+          <w:i w:val="0"/>
+          <w:color w:val="1A1A1A"/>
+          <w:sz w:val="22"/>
+        </w:rPr>
+        <w:t>שַׁבָּת</w:t>
+      </w:r>
+      <w:r>
+        <w:rPr>
+          <w:rFonts w:ascii="Georgia" w:hAnsi="Georgia" w:cs="SBL Hebrew" w:eastAsia="Georgia"/>
+          <w:b w:val="0"/>
+          <w:i w:val="0"/>
+          <w:color w:val="1A1A1A"/>
+          <w:sz w:val="22"/>
+        </w:rPr>
+        <w:t xml:space="preserve">) and Yom Tov, because </w:t>
       </w:r>
       <w:r>
         <w:rPr>
@@ -7558,7 +11349,47 @@
           <w:color w:val="1A1A1A"/>
           <w:sz w:val="22"/>
         </w:rPr>
-        <w:t xml:space="preserve"> whether he comes only in Nisan or only in Tishrei, what remains of the </w:t>
+        <w:t xml:space="preserve"> whether he comes only in Nisan (</w:t>
+      </w:r>
+      <w:r>
+        <w:rPr>
+          <w:rFonts w:ascii="SBL Hebrew" w:hAnsi="SBL Hebrew" w:cs="SBL Hebrew" w:eastAsia="SBL Hebrew"/>
+          <w:b w:val="0"/>
+          <w:i w:val="0"/>
+          <w:color w:val="1A1A1A"/>
+          <w:sz w:val="22"/>
+        </w:rPr>
+        <w:t>נִיסָן</w:t>
+      </w:r>
+      <w:r>
+        <w:rPr>
+          <w:rFonts w:ascii="Georgia" w:hAnsi="Georgia" w:cs="SBL Hebrew" w:eastAsia="Georgia"/>
+          <w:b w:val="0"/>
+          <w:i w:val="0"/>
+          <w:color w:val="1A1A1A"/>
+          <w:sz w:val="22"/>
+        </w:rPr>
+        <w:t>) or only in Tishrei (</w:t>
+      </w:r>
+      <w:r>
+        <w:rPr>
+          <w:rFonts w:ascii="SBL Hebrew" w:hAnsi="SBL Hebrew" w:cs="SBL Hebrew" w:eastAsia="SBL Hebrew"/>
+          <w:b w:val="0"/>
+          <w:i w:val="0"/>
+          <w:color w:val="1A1A1A"/>
+          <w:sz w:val="22"/>
+        </w:rPr>
+        <w:t>תִּשְׁרֵי</w:t>
+      </w:r>
+      <w:r>
+        <w:rPr>
+          <w:rFonts w:ascii="Georgia" w:hAnsi="Georgia" w:cs="SBL Hebrew" w:eastAsia="Georgia"/>
+          <w:b w:val="0"/>
+          <w:i w:val="0"/>
+          <w:color w:val="1A1A1A"/>
+          <w:sz w:val="22"/>
+        </w:rPr>
+        <w:t xml:space="preserve">), what remains of the </w:t>
       </w:r>
       <w:r>
         <w:rPr>
@@ -7638,7 +11469,27 @@
           <w:color w:val="1A1A1A"/>
           <w:sz w:val="22"/>
         </w:rPr>
-        <w:t xml:space="preserve"> and disposition, not on the level of </w:t>
+        <w:t xml:space="preserve"> (</w:t>
+      </w:r>
+      <w:r>
+        <w:rPr>
+          <w:rFonts w:ascii="SBL Hebrew" w:hAnsi="SBL Hebrew" w:cs="SBL Hebrew" w:eastAsia="SBL Hebrew"/>
+          <w:b w:val="0"/>
+          <w:i w:val="0"/>
+          <w:color w:val="1A1A1A"/>
+          <w:sz w:val="22"/>
+        </w:rPr>
+        <w:t>נֶפֶשׁ</w:t>
+      </w:r>
+      <w:r>
+        <w:rPr>
+          <w:rFonts w:ascii="Georgia" w:hAnsi="Georgia" w:cs="SBL Hebrew" w:eastAsia="Georgia"/>
+          <w:b w:val="0"/>
+          <w:i w:val="0"/>
+          <w:color w:val="1A1A1A"/>
+          <w:sz w:val="22"/>
+        </w:rPr>
+        <w:t xml:space="preserve">) and disposition, not on the level of </w:t>
       </w:r>
       <w:r>
         <w:rPr>
@@ -7658,7 +11509,27 @@
           <w:color w:val="1A1A1A"/>
           <w:sz w:val="22"/>
         </w:rPr>
-        <w:t xml:space="preserve">, and no operational limitation on </w:t>
+        <w:t xml:space="preserve"> (</w:t>
+      </w:r>
+      <w:r>
+        <w:rPr>
+          <w:rFonts w:ascii="SBL Hebrew" w:hAnsi="SBL Hebrew" w:cs="SBL Hebrew" w:eastAsia="SBL Hebrew"/>
+          <w:b w:val="0"/>
+          <w:i w:val="0"/>
+          <w:color w:val="1A1A1A"/>
+          <w:sz w:val="22"/>
+        </w:rPr>
+        <w:t>מְצִיאוּת</w:t>
+      </w:r>
+      <w:r>
+        <w:rPr>
+          <w:rFonts w:ascii="Georgia" w:hAnsi="Georgia" w:cs="SBL Hebrew" w:eastAsia="Georgia"/>
+          <w:b w:val="0"/>
+          <w:i w:val="0"/>
+          <w:color w:val="1A1A1A"/>
+          <w:sz w:val="22"/>
+        </w:rPr>
+        <w:t xml:space="preserve">), and no operational limitation on </w:t>
       </w:r>
       <w:r>
         <w:rPr>
@@ -7752,7 +11623,27 @@
           <w:color w:val="1A1A1A"/>
           <w:sz w:val="22"/>
         </w:rPr>
-        <w:t xml:space="preserve"> for the ordinary Jew is neither the Brisker Rav’s </w:t>
+        <w:t xml:space="preserve"> (</w:t>
+      </w:r>
+      <w:r>
+        <w:rPr>
+          <w:rFonts w:ascii="SBL Hebrew" w:hAnsi="SBL Hebrew" w:cs="SBL Hebrew" w:eastAsia="SBL Hebrew"/>
+          <w:b w:val="0"/>
+          <w:i w:val="0"/>
+          <w:color w:val="1A1A1A"/>
+          <w:sz w:val="22"/>
+        </w:rPr>
+        <w:t>חִיכּוּי</w:t>
+      </w:r>
+      <w:r>
+        <w:rPr>
+          <w:rFonts w:ascii="Georgia" w:hAnsi="Georgia" w:cs="SBL Hebrew" w:eastAsia="Georgia"/>
+          <w:b w:val="0"/>
+          <w:i w:val="0"/>
+          <w:color w:val="1A1A1A"/>
+          <w:sz w:val="22"/>
+        </w:rPr>
+        <w:t xml:space="preserve">) for the ordinary Jew is neither the Brisker Rav’s </w:t>
       </w:r>
       <w:r>
         <w:rPr>
@@ -7772,7 +11663,27 @@
           <w:color w:val="1A1A1A"/>
           <w:sz w:val="22"/>
         </w:rPr>
-        <w:t xml:space="preserve"> nor a vague gesture toward hope. It is a graded structure whose base and summit have both been named.</w:t>
+        <w:t xml:space="preserve"> (</w:t>
+      </w:r>
+      <w:r>
+        <w:rPr>
+          <w:rFonts w:ascii="SBL Hebrew" w:hAnsi="SBL Hebrew" w:cs="SBL Hebrew" w:eastAsia="SBL Hebrew"/>
+          <w:b w:val="0"/>
+          <w:i w:val="0"/>
+          <w:color w:val="1A1A1A"/>
+          <w:sz w:val="22"/>
+        </w:rPr>
+        <w:t>כָּל הַיּוֹם</w:t>
+      </w:r>
+      <w:r>
+        <w:rPr>
+          <w:rFonts w:ascii="Georgia" w:hAnsi="Georgia" w:cs="SBL Hebrew" w:eastAsia="Georgia"/>
+          <w:b w:val="0"/>
+          <w:i w:val="0"/>
+          <w:color w:val="1A1A1A"/>
+          <w:sz w:val="22"/>
+        </w:rPr>
+        <w:t>) nor a vague gesture toward hope. It is a graded structure whose base and summit have both been named.</w:t>
       </w:r>
     </w:p>
     <w:p>
@@ -7807,7 +11718,27 @@
           <w:color w:val="1A1A1A"/>
           <w:sz w:val="22"/>
         </w:rPr>
-        <w:t xml:space="preserve">. The Jew who says the </w:t>
+        <w:t xml:space="preserve"> (</w:t>
+      </w:r>
+      <w:r>
+        <w:rPr>
+          <w:rFonts w:ascii="SBL Hebrew" w:hAnsi="SBL Hebrew" w:cs="SBL Hebrew" w:eastAsia="SBL Hebrew"/>
+          <w:b w:val="0"/>
+          <w:i w:val="0"/>
+          <w:color w:val="1A1A1A"/>
+          <w:sz w:val="22"/>
+        </w:rPr>
+        <w:t>יֵאוּשׁ</w:t>
+      </w:r>
+      <w:r>
+        <w:rPr>
+          <w:rFonts w:ascii="Georgia" w:hAnsi="Georgia" w:cs="SBL Hebrew" w:eastAsia="Georgia"/>
+          <w:b w:val="0"/>
+          <w:i w:val="0"/>
+          <w:color w:val="1A1A1A"/>
+          <w:sz w:val="22"/>
+        </w:rPr>
+        <w:t xml:space="preserve">). The Jew who says the </w:t>
       </w:r>
       <w:r>
         <w:rPr>
@@ -7827,7 +11758,27 @@
           <w:color w:val="1A1A1A"/>
           <w:sz w:val="22"/>
         </w:rPr>
-        <w:t xml:space="preserve"> of </w:t>
+        <w:t xml:space="preserve"> (</w:t>
+      </w:r>
+      <w:r>
+        <w:rPr>
+          <w:rFonts w:ascii="SBL Hebrew" w:hAnsi="SBL Hebrew" w:cs="SBL Hebrew" w:eastAsia="SBL Hebrew"/>
+          <w:b w:val="0"/>
+          <w:i w:val="0"/>
+          <w:color w:val="1A1A1A"/>
+          <w:sz w:val="22"/>
+        </w:rPr>
+        <w:t>בְּרָכוֹת</w:t>
+      </w:r>
+      <w:r>
+        <w:rPr>
+          <w:rFonts w:ascii="Georgia" w:hAnsi="Georgia" w:cs="SBL Hebrew" w:eastAsia="Georgia"/>
+          <w:b w:val="0"/>
+          <w:i w:val="0"/>
+          <w:color w:val="1A1A1A"/>
+          <w:sz w:val="22"/>
+        </w:rPr>
+        <w:t xml:space="preserve">) of </w:t>
       </w:r>
       <w:r>
         <w:rPr>
@@ -7847,7 +11798,27 @@
           <w:color w:val="1A1A1A"/>
           <w:sz w:val="22"/>
         </w:rPr>
-        <w:t xml:space="preserve">, </w:t>
+        <w:t xml:space="preserve"> (</w:t>
+      </w:r>
+      <w:r>
+        <w:rPr>
+          <w:rFonts w:ascii="SBL Hebrew" w:hAnsi="SBL Hebrew" w:cs="SBL Hebrew" w:eastAsia="SBL Hebrew"/>
+          <w:b w:val="0"/>
+          <w:i w:val="0"/>
+          <w:color w:val="1A1A1A"/>
+          <w:sz w:val="22"/>
+        </w:rPr>
+        <w:t>אֶת צֶמַח דָּוִד</w:t>
+      </w:r>
+      <w:r>
+        <w:rPr>
+          <w:rFonts w:ascii="Georgia" w:hAnsi="Georgia" w:cs="SBL Hebrew" w:eastAsia="Georgia"/>
+          <w:b w:val="0"/>
+          <w:i w:val="0"/>
+          <w:color w:val="1A1A1A"/>
+          <w:sz w:val="22"/>
+        </w:rPr>
+        <w:t xml:space="preserve">), </w:t>
       </w:r>
       <w:r>
         <w:rPr>
@@ -7867,7 +11838,27 @@
           <w:color w:val="1A1A1A"/>
           <w:sz w:val="22"/>
         </w:rPr>
-        <w:t xml:space="preserve">, and </w:t>
+        <w:t xml:space="preserve"> (</w:t>
+      </w:r>
+      <w:r>
+        <w:rPr>
+          <w:rFonts w:ascii="SBL Hebrew" w:hAnsi="SBL Hebrew" w:cs="SBL Hebrew" w:eastAsia="SBL Hebrew"/>
+          <w:b w:val="0"/>
+          <w:i w:val="0"/>
+          <w:color w:val="1A1A1A"/>
+          <w:sz w:val="22"/>
+        </w:rPr>
+        <w:t>וְלִירוּשָׁלַיִם עִירְךָ</w:t>
+      </w:r>
+      <w:r>
+        <w:rPr>
+          <w:rFonts w:ascii="Georgia" w:hAnsi="Georgia" w:cs="SBL Hebrew" w:eastAsia="Georgia"/>
+          <w:b w:val="0"/>
+          <w:i w:val="0"/>
+          <w:color w:val="1A1A1A"/>
+          <w:sz w:val="22"/>
+        </w:rPr>
+        <w:t xml:space="preserve">), and </w:t>
       </w:r>
       <w:r>
         <w:rPr>
@@ -7887,7 +11878,27 @@
           <w:color w:val="1A1A1A"/>
           <w:sz w:val="22"/>
         </w:rPr>
-        <w:t xml:space="preserve">—whose text is saturated with anticipation—and who says them meaning what they say, without collapsing into despair, has fulfilled the </w:t>
+        <w:t xml:space="preserve"> (</w:t>
+      </w:r>
+      <w:r>
+        <w:rPr>
+          <w:rFonts w:ascii="SBL Hebrew" w:hAnsi="SBL Hebrew" w:cs="SBL Hebrew" w:eastAsia="SBL Hebrew"/>
+          <w:b w:val="0"/>
+          <w:i w:val="0"/>
+          <w:color w:val="1A1A1A"/>
+          <w:sz w:val="22"/>
+        </w:rPr>
+        <w:t>תְּקַע בְּשׁוֹפָר גָּדוֹל</w:t>
+      </w:r>
+      <w:r>
+        <w:rPr>
+          <w:rFonts w:ascii="Georgia" w:hAnsi="Georgia" w:cs="SBL Hebrew" w:eastAsia="Georgia"/>
+          <w:b w:val="0"/>
+          <w:i w:val="0"/>
+          <w:color w:val="1A1A1A"/>
+          <w:sz w:val="22"/>
+        </w:rPr>
+        <w:t xml:space="preserve">)—whose text is saturated with anticipation—and who says them meaning what they say, without collapsing into despair, has fulfilled the </w:t>
       </w:r>
       <w:r>
         <w:rPr>
@@ -7907,7 +11918,27 @@
           <w:color w:val="1A1A1A"/>
           <w:sz w:val="22"/>
         </w:rPr>
-        <w:t xml:space="preserve">. From the base, one moves upward toward the Brisker </w:t>
+        <w:t xml:space="preserve"> (</w:t>
+      </w:r>
+      <w:r>
+        <w:rPr>
+          <w:rFonts w:ascii="SBL Hebrew" w:hAnsi="SBL Hebrew" w:cs="SBL Hebrew" w:eastAsia="SBL Hebrew"/>
+          <w:b w:val="0"/>
+          <w:i w:val="0"/>
+          <w:color w:val="1A1A1A"/>
+          <w:sz w:val="22"/>
+        </w:rPr>
+        <w:t>עִיקָר</w:t>
+      </w:r>
+      <w:r>
+        <w:rPr>
+          <w:rFonts w:ascii="Georgia" w:hAnsi="Georgia" w:cs="SBL Hebrew" w:eastAsia="Georgia"/>
+          <w:b w:val="0"/>
+          <w:i w:val="0"/>
+          <w:color w:val="1A1A1A"/>
+          <w:sz w:val="22"/>
+        </w:rPr>
+        <w:t xml:space="preserve">). From the base, one moves upward toward the Brisker </w:t>
       </w:r>
       <w:r>
         <w:rPr>
@@ -7947,7 +11978,27 @@
           <w:color w:val="1A1A1A"/>
           <w:sz w:val="22"/>
         </w:rPr>
-        <w:t xml:space="preserve">, may be the one at whose end </w:t>
+        <w:t xml:space="preserve"> (</w:t>
+      </w:r>
+      <w:r>
+        <w:rPr>
+          <w:rFonts w:ascii="SBL Hebrew" w:hAnsi="SBL Hebrew" w:cs="SBL Hebrew" w:eastAsia="SBL Hebrew"/>
+          <w:b w:val="0"/>
+          <w:i w:val="0"/>
+          <w:color w:val="1A1A1A"/>
+          <w:sz w:val="22"/>
+        </w:rPr>
+        <w:t>תְּפִלָּה</w:t>
+      </w:r>
+      <w:r>
+        <w:rPr>
+          <w:rFonts w:ascii="Georgia" w:hAnsi="Georgia" w:cs="SBL Hebrew" w:eastAsia="Georgia"/>
+          <w:b w:val="0"/>
+          <w:i w:val="0"/>
+          <w:color w:val="1A1A1A"/>
+          <w:sz w:val="22"/>
+        </w:rPr>
+        <w:t xml:space="preserve">), may be the one at whose end </w:t>
       </w:r>
       <w:r>
         <w:rPr>
@@ -7967,7 +12018,27 @@
           <w:color w:val="1A1A1A"/>
           <w:sz w:val="22"/>
         </w:rPr>
-        <w:t xml:space="preserve"> arrives. The movement between the two is the work of a lifetime, and the two positions are best understood as marking the terrain of that work rather than as competitors for the reader’s allegiance.</w:t>
+        <w:t xml:space="preserve"> (</w:t>
+      </w:r>
+      <w:r>
+        <w:rPr>
+          <w:rFonts w:ascii="SBL Hebrew" w:hAnsi="SBL Hebrew" w:cs="SBL Hebrew" w:eastAsia="SBL Hebrew"/>
+          <w:b w:val="0"/>
+          <w:i w:val="0"/>
+          <w:color w:val="1A1A1A"/>
+          <w:sz w:val="22"/>
+        </w:rPr>
+        <w:t>מָשִׁיחַ</w:t>
+      </w:r>
+      <w:r>
+        <w:rPr>
+          <w:rFonts w:ascii="Georgia" w:hAnsi="Georgia" w:cs="SBL Hebrew" w:eastAsia="Georgia"/>
+          <w:b w:val="0"/>
+          <w:i w:val="0"/>
+          <w:color w:val="1A1A1A"/>
+          <w:sz w:val="22"/>
+        </w:rPr>
+        <w:t>) arrives. The movement between the two is the work of a lifetime, and the two positions are best understood as marking the terrain of that work rather than as competitors for the reader’s allegiance.</w:t>
       </w:r>
     </w:p>
     <w:p>
@@ -8002,7 +12073,27 @@
           <w:color w:val="1A1A1A"/>
           <w:sz w:val="22"/>
         </w:rPr>
-        <w:t xml:space="preserve">—no one knows how these events will unfold until they unfold. Speculative timelines and date-setting are not part of the </w:t>
+        <w:t xml:space="preserve"> (</w:t>
+      </w:r>
+      <w:r>
+        <w:rPr>
+          <w:rFonts w:ascii="SBL Hebrew" w:hAnsi="SBL Hebrew" w:cs="SBL Hebrew" w:eastAsia="SBL Hebrew"/>
+          <w:b w:val="0"/>
+          <w:i w:val="0"/>
+          <w:color w:val="1A1A1A"/>
+          <w:sz w:val="22"/>
+        </w:rPr>
+        <w:t>לֹא יֵדַע אָדָם אֵיךְ יִהְיוּ עַד שֶׁיִּהְיוּ</w:t>
+      </w:r>
+      <w:r>
+        <w:rPr>
+          <w:rFonts w:ascii="Georgia" w:hAnsi="Georgia" w:cs="SBL Hebrew" w:eastAsia="Georgia"/>
+          <w:b w:val="0"/>
+          <w:i w:val="0"/>
+          <w:color w:val="1A1A1A"/>
+          <w:sz w:val="22"/>
+        </w:rPr>
+        <w:t xml:space="preserve">)—no one knows how these events will unfold until they unfold. Speculative timelines and date-setting are not part of the </w:t>
       </w:r>
       <w:r>
         <w:rPr>
@@ -8022,7 +12113,27 @@
           <w:color w:val="1A1A1A"/>
           <w:sz w:val="22"/>
         </w:rPr>
-        <w:t xml:space="preserve">. The </w:t>
+        <w:t xml:space="preserve"> (</w:t>
+      </w:r>
+      <w:r>
+        <w:rPr>
+          <w:rFonts w:ascii="SBL Hebrew" w:hAnsi="SBL Hebrew" w:cs="SBL Hebrew" w:eastAsia="SBL Hebrew"/>
+          <w:b w:val="0"/>
+          <w:i w:val="0"/>
+          <w:color w:val="1A1A1A"/>
+          <w:sz w:val="22"/>
+        </w:rPr>
+        <w:t>אֱמוּנָה</w:t>
+      </w:r>
+      <w:r>
+        <w:rPr>
+          <w:rFonts w:ascii="Georgia" w:hAnsi="Georgia" w:cs="SBL Hebrew" w:eastAsia="Georgia"/>
+          <w:b w:val="0"/>
+          <w:i w:val="0"/>
+          <w:color w:val="1A1A1A"/>
+          <w:sz w:val="22"/>
+        </w:rPr>
+        <w:t xml:space="preserve">). The </w:t>
       </w:r>
       <w:r>
         <w:rPr>
@@ -8186,7 +12297,27 @@
           <w:color w:val="1A1A1A"/>
           <w:sz w:val="22"/>
         </w:rPr>
-        <w:t xml:space="preserve"> has carried this </w:t>
+        <w:t xml:space="preserve"> (</w:t>
+      </w:r>
+      <w:r>
+        <w:rPr>
+          <w:rFonts w:ascii="SBL Hebrew" w:hAnsi="SBL Hebrew" w:cs="SBL Hebrew" w:eastAsia="SBL Hebrew"/>
+          <w:b w:val="0"/>
+          <w:i w:val="0"/>
+          <w:color w:val="1A1A1A"/>
+          <w:sz w:val="22"/>
+        </w:rPr>
+        <w:t>כְּלַל יִשְׂרָאֵל</w:t>
+      </w:r>
+      <w:r>
+        <w:rPr>
+          <w:rFonts w:ascii="Georgia" w:hAnsi="Georgia" w:cs="SBL Hebrew" w:eastAsia="Georgia"/>
+          <w:b w:val="0"/>
+          <w:i w:val="0"/>
+          <w:color w:val="1A1A1A"/>
+          <w:sz w:val="22"/>
+        </w:rPr>
+        <w:t xml:space="preserve">) has carried this </w:t>
       </w:r>
       <w:r>
         <w:rPr>
@@ -8206,7 +12337,27 @@
           <w:color w:val="1A1A1A"/>
           <w:sz w:val="22"/>
         </w:rPr>
-        <w:t xml:space="preserve"> for nineteen hundred years through every conceivable </w:t>
+        <w:t xml:space="preserve"> (</w:t>
+      </w:r>
+      <w:r>
+        <w:rPr>
+          <w:rFonts w:ascii="SBL Hebrew" w:hAnsi="SBL Hebrew" w:cs="SBL Hebrew" w:eastAsia="SBL Hebrew"/>
+          <w:b w:val="0"/>
+          <w:i w:val="0"/>
+          <w:color w:val="1A1A1A"/>
+          <w:sz w:val="22"/>
+        </w:rPr>
+        <w:t>אֱמוּנָה</w:t>
+      </w:r>
+      <w:r>
+        <w:rPr>
+          <w:rFonts w:ascii="Georgia" w:hAnsi="Georgia" w:cs="SBL Hebrew" w:eastAsia="Georgia"/>
+          <w:b w:val="0"/>
+          <w:i w:val="0"/>
+          <w:color w:val="1A1A1A"/>
+          <w:sz w:val="22"/>
+        </w:rPr>
+        <w:t xml:space="preserve">) for nineteen hundred years through every conceivable </w:t>
       </w:r>
       <w:r>
         <w:rPr>
@@ -8226,7 +12377,27 @@
           <w:color w:val="1A1A1A"/>
           <w:sz w:val="22"/>
         </w:rPr>
-        <w:t xml:space="preserve">. The six </w:t>
+        <w:t xml:space="preserve"> (</w:t>
+      </w:r>
+      <w:r>
+        <w:rPr>
+          <w:rFonts w:ascii="SBL Hebrew" w:hAnsi="SBL Hebrew" w:cs="SBL Hebrew" w:eastAsia="SBL Hebrew"/>
+          <w:b w:val="0"/>
+          <w:i w:val="0"/>
+          <w:color w:val="1A1A1A"/>
+          <w:sz w:val="22"/>
+        </w:rPr>
+        <w:t>צָרָה</w:t>
+      </w:r>
+      <w:r>
+        <w:rPr>
+          <w:rFonts w:ascii="Georgia" w:hAnsi="Georgia" w:cs="SBL Hebrew" w:eastAsia="Georgia"/>
+          <w:b w:val="0"/>
+          <w:i w:val="0"/>
+          <w:color w:val="1A1A1A"/>
+          <w:sz w:val="22"/>
+        </w:rPr>
+        <w:t xml:space="preserve">). The six </w:t>
       </w:r>
       <w:r>
         <w:rPr>
@@ -8246,7 +12417,27 @@
           <w:color w:val="1A1A1A"/>
           <w:sz w:val="22"/>
         </w:rPr>
-        <w:t xml:space="preserve"> buried in </w:t>
+        <w:t xml:space="preserve"> (</w:t>
+      </w:r>
+      <w:r>
+        <w:rPr>
+          <w:rFonts w:ascii="SBL Hebrew" w:hAnsi="SBL Hebrew" w:cs="SBL Hebrew" w:eastAsia="SBL Hebrew"/>
+          <w:b w:val="0"/>
+          <w:i w:val="0"/>
+          <w:color w:val="1A1A1A"/>
+          <w:sz w:val="22"/>
+        </w:rPr>
+        <w:t>חֲטוּפִים</w:t>
+      </w:r>
+      <w:r>
+        <w:rPr>
+          <w:rFonts w:ascii="Georgia" w:hAnsi="Georgia" w:cs="SBL Hebrew" w:eastAsia="Georgia"/>
+          <w:b w:val="0"/>
+          <w:i w:val="0"/>
+          <w:color w:val="1A1A1A"/>
+          <w:sz w:val="22"/>
+        </w:rPr>
+        <w:t xml:space="preserve">) buried in </w:t>
       </w:r>
       <w:r>
         <w:rPr>
@@ -8266,7 +12457,27 @@
           <w:color w:val="1A1A1A"/>
           <w:sz w:val="22"/>
         </w:rPr>
-        <w:t xml:space="preserve"> are not the first </w:t>
+        <w:t xml:space="preserve"> (</w:t>
+      </w:r>
+      <w:r>
+        <w:rPr>
+          <w:rFonts w:ascii="SBL Hebrew" w:hAnsi="SBL Hebrew" w:cs="SBL Hebrew" w:eastAsia="SBL Hebrew"/>
+          <w:b w:val="0"/>
+          <w:i w:val="0"/>
+          <w:color w:val="1A1A1A"/>
+          <w:sz w:val="22"/>
+        </w:rPr>
+        <w:t>אֶרֶץ יִשְׂרָאֵל</w:t>
+      </w:r>
+      <w:r>
+        <w:rPr>
+          <w:rFonts w:ascii="Georgia" w:hAnsi="Georgia" w:cs="SBL Hebrew" w:eastAsia="Georgia"/>
+          <w:b w:val="0"/>
+          <w:i w:val="0"/>
+          <w:color w:val="1A1A1A"/>
+          <w:sz w:val="22"/>
+        </w:rPr>
+        <w:t xml:space="preserve">) are not the first </w:t>
       </w:r>
       <w:r>
         <w:rPr>
@@ -8286,7 +12497,27 @@
           <w:color w:val="1A1A1A"/>
           <w:sz w:val="22"/>
         </w:rPr>
-        <w:t xml:space="preserve"> of the ongoing exile, and the refusal to despair on their behalf is the same refusal that has been carried by every generation since the </w:t>
+        <w:t xml:space="preserve"> (</w:t>
+      </w:r>
+      <w:r>
+        <w:rPr>
+          <w:rFonts w:ascii="SBL Hebrew" w:hAnsi="SBL Hebrew" w:cs="SBL Hebrew" w:eastAsia="SBL Hebrew"/>
+          <w:b w:val="0"/>
+          <w:i w:val="0"/>
+          <w:color w:val="1A1A1A"/>
+          <w:sz w:val="22"/>
+        </w:rPr>
+        <w:t>קָרְבָּנוֹת</w:t>
+      </w:r>
+      <w:r>
+        <w:rPr>
+          <w:rFonts w:ascii="Georgia" w:hAnsi="Georgia" w:cs="SBL Hebrew" w:eastAsia="Georgia"/>
+          <w:b w:val="0"/>
+          <w:i w:val="0"/>
+          <w:color w:val="1A1A1A"/>
+          <w:sz w:val="22"/>
+        </w:rPr>
+        <w:t xml:space="preserve">) of the ongoing exile, and the refusal to despair on their behalf is the same refusal that has been carried by every generation since the </w:t>
       </w:r>
       <w:r>
         <w:rPr>
@@ -8306,7 +12537,27 @@
           <w:color w:val="1A1A1A"/>
           <w:sz w:val="22"/>
         </w:rPr>
-        <w:t xml:space="preserve">. The same </w:t>
+        <w:t xml:space="preserve"> (</w:t>
+      </w:r>
+      <w:r>
+        <w:rPr>
+          <w:rFonts w:ascii="SBL Hebrew" w:hAnsi="SBL Hebrew" w:cs="SBL Hebrew" w:eastAsia="SBL Hebrew"/>
+          <w:b w:val="0"/>
+          <w:i w:val="0"/>
+          <w:color w:val="1A1A1A"/>
+          <w:sz w:val="22"/>
+        </w:rPr>
+        <w:t>חֻרְבָּן</w:t>
+      </w:r>
+      <w:r>
+        <w:rPr>
+          <w:rFonts w:ascii="Georgia" w:hAnsi="Georgia" w:cs="SBL Hebrew" w:eastAsia="Georgia"/>
+          <w:b w:val="0"/>
+          <w:i w:val="0"/>
+          <w:color w:val="1A1A1A"/>
+          <w:sz w:val="22"/>
+        </w:rPr>
+        <w:t xml:space="preserve">). The same </w:t>
       </w:r>
       <w:r>
         <w:rPr>
@@ -8346,7 +12597,27 @@
           <w:color w:val="1A1A1A"/>
           <w:sz w:val="22"/>
         </w:rPr>
-        <w:t xml:space="preserve"> in Portugal in 1492 is the emunah that allows American parents to send their children to </w:t>
+        <w:t xml:space="preserve"> (</w:t>
+      </w:r>
+      <w:r>
+        <w:rPr>
+          <w:rFonts w:ascii="SBL Hebrew" w:hAnsi="SBL Hebrew" w:cs="SBL Hebrew" w:eastAsia="SBL Hebrew"/>
+          <w:b w:val="0"/>
+          <w:i w:val="0"/>
+          <w:color w:val="1A1A1A"/>
+          <w:sz w:val="22"/>
+        </w:rPr>
+        <w:t>אֲנִי מַאֲמִין</w:t>
+      </w:r>
+      <w:r>
+        <w:rPr>
+          <w:rFonts w:ascii="Georgia" w:hAnsi="Georgia" w:cs="SBL Hebrew" w:eastAsia="Georgia"/>
+          <w:b w:val="0"/>
+          <w:i w:val="0"/>
+          <w:color w:val="1A1A1A"/>
+          <w:sz w:val="22"/>
+        </w:rPr>
+        <w:t xml:space="preserve">) in Portugal in 1492 is the emunah that allows American parents to send their children to </w:t>
       </w:r>
       <w:r>
         <w:rPr>
@@ -8366,7 +12637,27 @@
           <w:color w:val="1A1A1A"/>
           <w:sz w:val="22"/>
         </w:rPr>
-        <w:t xml:space="preserve"> this morning while six families in </w:t>
+        <w:t xml:space="preserve"> (</w:t>
+      </w:r>
+      <w:r>
+        <w:rPr>
+          <w:rFonts w:ascii="SBL Hebrew" w:hAnsi="SBL Hebrew" w:cs="SBL Hebrew" w:eastAsia="SBL Hebrew"/>
+          <w:b w:val="0"/>
+          <w:i w:val="0"/>
+          <w:color w:val="1A1A1A"/>
+          <w:sz w:val="22"/>
+        </w:rPr>
+        <w:t>יְשִׁיבָה קְטַנָּה</w:t>
+      </w:r>
+      <w:r>
+        <w:rPr>
+          <w:rFonts w:ascii="Georgia" w:hAnsi="Georgia" w:cs="SBL Hebrew" w:eastAsia="Georgia"/>
+          <w:b w:val="0"/>
+          <w:i w:val="0"/>
+          <w:color w:val="1A1A1A"/>
+          <w:sz w:val="22"/>
+        </w:rPr>
+        <w:t xml:space="preserve">) this morning while six families in </w:t>
       </w:r>
       <w:r>
         <w:rPr>
@@ -8406,7 +12697,27 @@
           <w:color w:val="1A1A1A"/>
           <w:sz w:val="22"/>
         </w:rPr>
-        <w:t xml:space="preserve">. </w:t>
+        <w:t xml:space="preserve"> (</w:t>
+      </w:r>
+      <w:r>
+        <w:rPr>
+          <w:rFonts w:ascii="SBL Hebrew" w:hAnsi="SBL Hebrew" w:cs="SBL Hebrew" w:eastAsia="SBL Hebrew"/>
+          <w:b w:val="0"/>
+          <w:i w:val="0"/>
+          <w:color w:val="1A1A1A"/>
+          <w:sz w:val="22"/>
+        </w:rPr>
+        <w:t>שִׁבְעָה</w:t>
+      </w:r>
+      <w:r>
+        <w:rPr>
+          <w:rFonts w:ascii="Georgia" w:hAnsi="Georgia" w:cs="SBL Hebrew" w:eastAsia="Georgia"/>
+          <w:b w:val="0"/>
+          <w:i w:val="0"/>
+          <w:color w:val="1A1A1A"/>
+          <w:sz w:val="22"/>
+        </w:rPr>
+        <w:t xml:space="preserve">). </w:t>
       </w:r>
       <w:r>
         <w:rPr>
@@ -8426,7 +12737,27 @@
           <w:color w:val="1A1A1A"/>
           <w:sz w:val="22"/>
         </w:rPr>
-        <w:t xml:space="preserve"> is not addressed from a position of comfort; He is addressed from within the tension the </w:t>
+        <w:t xml:space="preserve"> (</w:t>
+      </w:r>
+      <w:r>
+        <w:rPr>
+          <w:rFonts w:ascii="SBL Hebrew" w:hAnsi="SBL Hebrew" w:cs="SBL Hebrew" w:eastAsia="SBL Hebrew"/>
+          <w:b w:val="0"/>
+          <w:i w:val="0"/>
+          <w:color w:val="1A1A1A"/>
+          <w:sz w:val="22"/>
+        </w:rPr>
+        <w:t>הַקָּדוֹשׁ בָּרוּךְ הוּא</w:t>
+      </w:r>
+      <w:r>
+        <w:rPr>
+          <w:rFonts w:ascii="Georgia" w:hAnsi="Georgia" w:cs="SBL Hebrew" w:eastAsia="Georgia"/>
+          <w:b w:val="0"/>
+          <w:i w:val="0"/>
+          <w:color w:val="1A1A1A"/>
+          <w:sz w:val="22"/>
+        </w:rPr>
+        <w:t xml:space="preserve">) is not addressed from a position of comfort; He is addressed from within the tension the </w:t>
       </w:r>
       <w:r>
         <w:rPr>
@@ -8446,7 +12777,27 @@
           <w:color w:val="1A1A1A"/>
           <w:sz w:val="22"/>
         </w:rPr>
-        <w:t xml:space="preserve"> was built to bear.</w:t>
+        <w:t xml:space="preserve"> (</w:t>
+      </w:r>
+      <w:r>
+        <w:rPr>
+          <w:rFonts w:ascii="SBL Hebrew" w:hAnsi="SBL Hebrew" w:cs="SBL Hebrew" w:eastAsia="SBL Hebrew"/>
+          <w:b w:val="0"/>
+          <w:i w:val="0"/>
+          <w:color w:val="1A1A1A"/>
+          <w:sz w:val="22"/>
+        </w:rPr>
+        <w:t>עִיקָר</w:t>
+      </w:r>
+      <w:r>
+        <w:rPr>
+          <w:rFonts w:ascii="Georgia" w:hAnsi="Georgia" w:cs="SBL Hebrew" w:eastAsia="Georgia"/>
+          <w:b w:val="0"/>
+          <w:i w:val="0"/>
+          <w:color w:val="1A1A1A"/>
+          <w:sz w:val="22"/>
+        </w:rPr>
+        <w:t>) was built to bear.</w:t>
       </w:r>
     </w:p>
     <w:p>
